--- a/PRACTICAL OUTPUT/OUTPUT/CNS3.docx
+++ b/PRACTICAL OUTPUT/OUTPUT/CNS3.docx
@@ -59,7 +59,39 @@
           <w:sz w:val="20"/>
           <w:szCs w:val="20"/>
         </w:rPr>
-        <w:t>Tool for peer to peer mode.( 50% students will perform Hamming Code and others will</w:t>
+        <w:t xml:space="preserve">Tool for </w:t>
+      </w:r>
+      <w:proofErr w:type="gramStart"/>
+      <w:r>
+        <w:rPr>
+          <w:sz w:val="20"/>
+          <w:szCs w:val="20"/>
+        </w:rPr>
+        <w:t>peer to peer</w:t>
+      </w:r>
+      <w:proofErr w:type="gramEnd"/>
+      <w:r>
+        <w:rPr>
+          <w:sz w:val="20"/>
+          <w:szCs w:val="20"/>
+        </w:rPr>
+        <w:t xml:space="preserve"> </w:t>
+      </w:r>
+      <w:proofErr w:type="gramStart"/>
+      <w:r>
+        <w:rPr>
+          <w:sz w:val="20"/>
+          <w:szCs w:val="20"/>
+        </w:rPr>
+        <w:t>mode.(</w:t>
+      </w:r>
+      <w:proofErr w:type="gramEnd"/>
+      <w:r>
+        <w:rPr>
+          <w:sz w:val="20"/>
+          <w:szCs w:val="20"/>
+        </w:rPr>
+        <w:t xml:space="preserve"> 50% students will perform Hamming Code and others will</w:t>
       </w:r>
     </w:p>
     <w:p>
@@ -138,9 +170,9 @@
           <w:sz w:val="20"/>
           <w:szCs w:val="20"/>
         </w:rPr>
-        <w:t>// Usage: ./receiver &lt;</w:t>
-      </w:r>
-      <w:proofErr w:type="spellStart"/>
+        <w:t>// Usage</w:t>
+      </w:r>
+      <w:proofErr w:type="gramStart"/>
       <w:r>
         <w:rPr>
           <w:i/>
@@ -148,9 +180,9 @@
           <w:sz w:val="20"/>
           <w:szCs w:val="20"/>
         </w:rPr>
-        <w:t>listen_port</w:t>
-      </w:r>
-      <w:proofErr w:type="spellEnd"/>
+        <w:t>: .</w:t>
+      </w:r>
+      <w:proofErr w:type="gramEnd"/>
       <w:r>
         <w:rPr>
           <w:i/>
@@ -158,16 +190,9 @@
           <w:sz w:val="20"/>
           <w:szCs w:val="20"/>
         </w:rPr>
-        <w:t>&gt;</w:t>
-      </w:r>
-    </w:p>
-    <w:p>
-      <w:pPr>
-        <w:rPr>
-          <w:sz w:val="20"/>
-          <w:szCs w:val="20"/>
-        </w:rPr>
-      </w:pPr>
+        <w:t>/receiver &lt;</w:t>
+      </w:r>
+      <w:proofErr w:type="spellStart"/>
       <w:r>
         <w:rPr>
           <w:i/>
@@ -175,187 +200,9 @@
           <w:sz w:val="20"/>
           <w:szCs w:val="20"/>
         </w:rPr>
-        <w:t>// Example: ./receiver 5005</w:t>
-      </w:r>
-    </w:p>
-    <w:p>
-      <w:pPr>
-        <w:rPr>
-          <w:sz w:val="20"/>
-          <w:szCs w:val="20"/>
-        </w:rPr>
-      </w:pPr>
-    </w:p>
-    <w:p>
-      <w:pPr>
-        <w:rPr>
-          <w:sz w:val="20"/>
-          <w:szCs w:val="20"/>
-        </w:rPr>
-      </w:pPr>
-      <w:r>
-        <w:rPr>
-          <w:sz w:val="20"/>
-          <w:szCs w:val="20"/>
-        </w:rPr>
-        <w:t>#include &lt;bits/</w:t>
-      </w:r>
-      <w:proofErr w:type="spellStart"/>
-      <w:r>
-        <w:rPr>
-          <w:sz w:val="20"/>
-          <w:szCs w:val="20"/>
-        </w:rPr>
-        <w:t>stdc</w:t>
-      </w:r>
-      <w:proofErr w:type="spellEnd"/>
-      <w:r>
-        <w:rPr>
-          <w:sz w:val="20"/>
-          <w:szCs w:val="20"/>
-        </w:rPr>
-        <w:t>++.h&gt;</w:t>
-      </w:r>
-    </w:p>
-    <w:p>
-      <w:pPr>
-        <w:rPr>
-          <w:sz w:val="20"/>
-          <w:szCs w:val="20"/>
-        </w:rPr>
-      </w:pPr>
-      <w:r>
-        <w:rPr>
-          <w:sz w:val="20"/>
-          <w:szCs w:val="20"/>
-        </w:rPr>
-        <w:t>#include &lt;</w:t>
-      </w:r>
-      <w:proofErr w:type="spellStart"/>
-      <w:r>
-        <w:rPr>
-          <w:sz w:val="20"/>
-          <w:szCs w:val="20"/>
-        </w:rPr>
-        <w:t>arpa</w:t>
-      </w:r>
-      <w:proofErr w:type="spellEnd"/>
-      <w:r>
-        <w:rPr>
-          <w:sz w:val="20"/>
-          <w:szCs w:val="20"/>
-        </w:rPr>
-        <w:t>/</w:t>
-      </w:r>
-      <w:proofErr w:type="spellStart"/>
-      <w:r>
-        <w:rPr>
-          <w:sz w:val="20"/>
-          <w:szCs w:val="20"/>
-        </w:rPr>
-        <w:t>inet.h</w:t>
-      </w:r>
-      <w:proofErr w:type="spellEnd"/>
-      <w:r>
-        <w:rPr>
-          <w:sz w:val="20"/>
-          <w:szCs w:val="20"/>
-        </w:rPr>
-        <w:t>&gt;</w:t>
-      </w:r>
-    </w:p>
-    <w:p>
-      <w:pPr>
-        <w:rPr>
-          <w:sz w:val="20"/>
-          <w:szCs w:val="20"/>
-        </w:rPr>
-      </w:pPr>
-      <w:r>
-        <w:rPr>
-          <w:sz w:val="20"/>
-          <w:szCs w:val="20"/>
-        </w:rPr>
-        <w:t>#include &lt;sys/</w:t>
-      </w:r>
-      <w:proofErr w:type="spellStart"/>
-      <w:r>
-        <w:rPr>
-          <w:sz w:val="20"/>
-          <w:szCs w:val="20"/>
-        </w:rPr>
-        <w:t>socket.h</w:t>
-      </w:r>
-      <w:proofErr w:type="spellEnd"/>
-      <w:r>
-        <w:rPr>
-          <w:sz w:val="20"/>
-          <w:szCs w:val="20"/>
-        </w:rPr>
-        <w:t>&gt;</w:t>
-      </w:r>
-    </w:p>
-    <w:p>
-      <w:pPr>
-        <w:rPr>
-          <w:sz w:val="20"/>
-          <w:szCs w:val="20"/>
-        </w:rPr>
-      </w:pPr>
-      <w:r>
-        <w:rPr>
-          <w:sz w:val="20"/>
-          <w:szCs w:val="20"/>
-        </w:rPr>
-        <w:t>#include &lt;</w:t>
-      </w:r>
-      <w:proofErr w:type="spellStart"/>
-      <w:r>
-        <w:rPr>
-          <w:sz w:val="20"/>
-          <w:szCs w:val="20"/>
-        </w:rPr>
-        <w:t>unistd.h</w:t>
-      </w:r>
-      <w:proofErr w:type="spellEnd"/>
-      <w:r>
-        <w:rPr>
-          <w:sz w:val="20"/>
-          <w:szCs w:val="20"/>
-        </w:rPr>
-        <w:t>&gt;</w:t>
-      </w:r>
-    </w:p>
-    <w:p>
-      <w:pPr>
-        <w:rPr>
-          <w:sz w:val="20"/>
-          <w:szCs w:val="20"/>
-        </w:rPr>
-      </w:pPr>
-      <w:r>
-        <w:rPr>
-          <w:sz w:val="20"/>
-          <w:szCs w:val="20"/>
-        </w:rPr>
-        <w:t>using namespace std;</w:t>
-      </w:r>
-    </w:p>
-    <w:p>
-      <w:pPr>
-        <w:rPr>
-          <w:sz w:val="20"/>
-          <w:szCs w:val="20"/>
-        </w:rPr>
-      </w:pPr>
-    </w:p>
-    <w:p>
-      <w:pPr>
-        <w:rPr>
-          <w:sz w:val="20"/>
-          <w:szCs w:val="20"/>
-        </w:rPr>
-      </w:pPr>
+        <w:t>listen_port</w:t>
+      </w:r>
+      <w:proofErr w:type="spellEnd"/>
       <w:r>
         <w:rPr>
           <w:i/>
@@ -363,6 +210,231 @@
           <w:sz w:val="20"/>
           <w:szCs w:val="20"/>
         </w:rPr>
+        <w:t>&gt;</w:t>
+      </w:r>
+    </w:p>
+    <w:p>
+      <w:pPr>
+        <w:rPr>
+          <w:sz w:val="20"/>
+          <w:szCs w:val="20"/>
+        </w:rPr>
+      </w:pPr>
+      <w:r>
+        <w:rPr>
+          <w:i/>
+          <w:iCs/>
+          <w:sz w:val="20"/>
+          <w:szCs w:val="20"/>
+        </w:rPr>
+        <w:t>// Example</w:t>
+      </w:r>
+      <w:proofErr w:type="gramStart"/>
+      <w:r>
+        <w:rPr>
+          <w:i/>
+          <w:iCs/>
+          <w:sz w:val="20"/>
+          <w:szCs w:val="20"/>
+        </w:rPr>
+        <w:t>: .</w:t>
+      </w:r>
+      <w:proofErr w:type="gramEnd"/>
+      <w:r>
+        <w:rPr>
+          <w:i/>
+          <w:iCs/>
+          <w:sz w:val="20"/>
+          <w:szCs w:val="20"/>
+        </w:rPr>
+        <w:t>/receiver 5005</w:t>
+      </w:r>
+    </w:p>
+    <w:p>
+      <w:pPr>
+        <w:rPr>
+          <w:sz w:val="20"/>
+          <w:szCs w:val="20"/>
+        </w:rPr>
+      </w:pPr>
+    </w:p>
+    <w:p>
+      <w:pPr>
+        <w:rPr>
+          <w:sz w:val="20"/>
+          <w:szCs w:val="20"/>
+        </w:rPr>
+      </w:pPr>
+      <w:r>
+        <w:rPr>
+          <w:sz w:val="20"/>
+          <w:szCs w:val="20"/>
+        </w:rPr>
+        <w:t>#include &lt;bits/</w:t>
+      </w:r>
+      <w:proofErr w:type="spellStart"/>
+      <w:r>
+        <w:rPr>
+          <w:sz w:val="20"/>
+          <w:szCs w:val="20"/>
+        </w:rPr>
+        <w:t>stdc</w:t>
+      </w:r>
+      <w:proofErr w:type="spellEnd"/>
+      <w:r>
+        <w:rPr>
+          <w:sz w:val="20"/>
+          <w:szCs w:val="20"/>
+        </w:rPr>
+        <w:t>++.h&gt;</w:t>
+      </w:r>
+    </w:p>
+    <w:p>
+      <w:pPr>
+        <w:rPr>
+          <w:sz w:val="20"/>
+          <w:szCs w:val="20"/>
+        </w:rPr>
+      </w:pPr>
+      <w:r>
+        <w:rPr>
+          <w:sz w:val="20"/>
+          <w:szCs w:val="20"/>
+        </w:rPr>
+        <w:t>#include &lt;</w:t>
+      </w:r>
+      <w:proofErr w:type="spellStart"/>
+      <w:r>
+        <w:rPr>
+          <w:sz w:val="20"/>
+          <w:szCs w:val="20"/>
+        </w:rPr>
+        <w:t>arpa</w:t>
+      </w:r>
+      <w:proofErr w:type="spellEnd"/>
+      <w:r>
+        <w:rPr>
+          <w:sz w:val="20"/>
+          <w:szCs w:val="20"/>
+        </w:rPr>
+        <w:t>/</w:t>
+      </w:r>
+      <w:proofErr w:type="spellStart"/>
+      <w:r>
+        <w:rPr>
+          <w:sz w:val="20"/>
+          <w:szCs w:val="20"/>
+        </w:rPr>
+        <w:t>inet.h</w:t>
+      </w:r>
+      <w:proofErr w:type="spellEnd"/>
+      <w:r>
+        <w:rPr>
+          <w:sz w:val="20"/>
+          <w:szCs w:val="20"/>
+        </w:rPr>
+        <w:t>&gt;</w:t>
+      </w:r>
+    </w:p>
+    <w:p>
+      <w:pPr>
+        <w:rPr>
+          <w:sz w:val="20"/>
+          <w:szCs w:val="20"/>
+        </w:rPr>
+      </w:pPr>
+      <w:r>
+        <w:rPr>
+          <w:sz w:val="20"/>
+          <w:szCs w:val="20"/>
+        </w:rPr>
+        <w:t>#include &lt;sys/</w:t>
+      </w:r>
+      <w:proofErr w:type="spellStart"/>
+      <w:r>
+        <w:rPr>
+          <w:sz w:val="20"/>
+          <w:szCs w:val="20"/>
+        </w:rPr>
+        <w:t>socket.h</w:t>
+      </w:r>
+      <w:proofErr w:type="spellEnd"/>
+      <w:r>
+        <w:rPr>
+          <w:sz w:val="20"/>
+          <w:szCs w:val="20"/>
+        </w:rPr>
+        <w:t>&gt;</w:t>
+      </w:r>
+    </w:p>
+    <w:p>
+      <w:pPr>
+        <w:rPr>
+          <w:sz w:val="20"/>
+          <w:szCs w:val="20"/>
+        </w:rPr>
+      </w:pPr>
+      <w:r>
+        <w:rPr>
+          <w:sz w:val="20"/>
+          <w:szCs w:val="20"/>
+        </w:rPr>
+        <w:t>#include &lt;</w:t>
+      </w:r>
+      <w:proofErr w:type="spellStart"/>
+      <w:r>
+        <w:rPr>
+          <w:sz w:val="20"/>
+          <w:szCs w:val="20"/>
+        </w:rPr>
+        <w:t>unistd.h</w:t>
+      </w:r>
+      <w:proofErr w:type="spellEnd"/>
+      <w:r>
+        <w:rPr>
+          <w:sz w:val="20"/>
+          <w:szCs w:val="20"/>
+        </w:rPr>
+        <w:t>&gt;</w:t>
+      </w:r>
+    </w:p>
+    <w:p>
+      <w:pPr>
+        <w:rPr>
+          <w:sz w:val="20"/>
+          <w:szCs w:val="20"/>
+        </w:rPr>
+      </w:pPr>
+      <w:r>
+        <w:rPr>
+          <w:sz w:val="20"/>
+          <w:szCs w:val="20"/>
+        </w:rPr>
+        <w:t>using namespace std;</w:t>
+      </w:r>
+    </w:p>
+    <w:p>
+      <w:pPr>
+        <w:rPr>
+          <w:sz w:val="20"/>
+          <w:szCs w:val="20"/>
+        </w:rPr>
+      </w:pPr>
+    </w:p>
+    <w:p>
+      <w:pPr>
+        <w:rPr>
+          <w:sz w:val="20"/>
+          <w:szCs w:val="20"/>
+        </w:rPr>
+      </w:pPr>
+      <w:r>
+        <w:rPr>
+          <w:i/>
+          <w:iCs/>
+          <w:sz w:val="20"/>
+          <w:szCs w:val="20"/>
+        </w:rPr>
         <w:t>// CRC16 (same as sender)</w:t>
       </w:r>
     </w:p>
@@ -378,9 +450,18 @@
           <w:sz w:val="20"/>
           <w:szCs w:val="20"/>
         </w:rPr>
-        <w:t>uint16_t crc16_ccitt(</w:t>
-      </w:r>
-      <w:proofErr w:type="spellStart"/>
+        <w:t>uint16_t crc16_</w:t>
+      </w:r>
+      <w:proofErr w:type="gramStart"/>
+      <w:r>
+        <w:rPr>
+          <w:sz w:val="20"/>
+          <w:szCs w:val="20"/>
+        </w:rPr>
+        <w:t>ccitt(</w:t>
+      </w:r>
+      <w:proofErr w:type="spellStart"/>
+      <w:proofErr w:type="gramEnd"/>
       <w:r>
         <w:rPr>
           <w:sz w:val="20"/>
@@ -440,7 +521,23 @@
           <w:sz w:val="20"/>
           <w:szCs w:val="20"/>
         </w:rPr>
-        <w:t>    for (uint8_t b : data) {</w:t>
+        <w:t xml:space="preserve">    for (uint8_t </w:t>
+      </w:r>
+      <w:proofErr w:type="gramStart"/>
+      <w:r>
+        <w:rPr>
+          <w:sz w:val="20"/>
+          <w:szCs w:val="20"/>
+        </w:rPr>
+        <w:t>b :</w:t>
+      </w:r>
+      <w:proofErr w:type="gramEnd"/>
+      <w:r>
+        <w:rPr>
+          <w:sz w:val="20"/>
+          <w:szCs w:val="20"/>
+        </w:rPr>
+        <w:t xml:space="preserve"> data) {</w:t>
       </w:r>
     </w:p>
     <w:p>
@@ -471,7 +568,23 @@
           <w:sz w:val="20"/>
           <w:szCs w:val="20"/>
         </w:rPr>
-        <w:t xml:space="preserve"> ^= (uint16_t)b &lt;&lt; 8;</w:t>
+        <w:t xml:space="preserve"> ^= (uint16_</w:t>
+      </w:r>
+      <w:proofErr w:type="gramStart"/>
+      <w:r>
+        <w:rPr>
+          <w:sz w:val="20"/>
+          <w:szCs w:val="20"/>
+        </w:rPr>
+        <w:t>t)b</w:t>
+      </w:r>
+      <w:proofErr w:type="gramEnd"/>
+      <w:r>
+        <w:rPr>
+          <w:sz w:val="20"/>
+          <w:szCs w:val="20"/>
+        </w:rPr>
+        <w:t xml:space="preserve"> &lt;&lt; 8;</w:t>
       </w:r>
     </w:p>
     <w:p>
@@ -735,7 +848,15 @@
           <w:sz w:val="20"/>
           <w:szCs w:val="20"/>
         </w:rPr>
-        <w:t>unpack_bits_from_bytes</w:t>
+        <w:t>unpack_bits_from_</w:t>
+      </w:r>
+      <w:proofErr w:type="gramStart"/>
+      <w:r>
+        <w:rPr>
+          <w:sz w:val="20"/>
+          <w:szCs w:val="20"/>
+        </w:rPr>
+        <w:t>bytes</w:t>
       </w:r>
       <w:proofErr w:type="spellEnd"/>
       <w:r>
@@ -746,6 +867,7 @@
         <w:t>(</w:t>
       </w:r>
       <w:proofErr w:type="spellStart"/>
+      <w:proofErr w:type="gramEnd"/>
       <w:r>
         <w:rPr>
           <w:sz w:val="20"/>
@@ -973,9 +1095,9 @@
           <w:sz w:val="20"/>
           <w:szCs w:val="20"/>
         </w:rPr>
-        <w:t>// decode hamming: returns pair(</w:t>
-      </w:r>
-      <w:proofErr w:type="spellStart"/>
+        <w:t xml:space="preserve">// decode hamming: returns </w:t>
+      </w:r>
+      <w:proofErr w:type="gramStart"/>
       <w:r>
         <w:rPr>
           <w:i/>
@@ -983,9 +1105,10 @@
           <w:sz w:val="20"/>
           <w:szCs w:val="20"/>
         </w:rPr>
-        <w:t>corrected_byte_value</w:t>
-      </w:r>
-      <w:proofErr w:type="spellEnd"/>
+        <w:t>pair(</w:t>
+      </w:r>
+      <w:proofErr w:type="spellStart"/>
+      <w:proofErr w:type="gramEnd"/>
       <w:r>
         <w:rPr>
           <w:i/>
@@ -993,9 +1116,9 @@
           <w:sz w:val="20"/>
           <w:szCs w:val="20"/>
         </w:rPr>
-        <w:t xml:space="preserve">, </w:t>
-      </w:r>
-      <w:proofErr w:type="spellStart"/>
+        <w:t>corrected_byte_value</w:t>
+      </w:r>
+      <w:proofErr w:type="spellEnd"/>
       <w:r>
         <w:rPr>
           <w:i/>
@@ -1003,9 +1126,9 @@
           <w:sz w:val="20"/>
           <w:szCs w:val="20"/>
         </w:rPr>
-        <w:t>status_string</w:t>
-      </w:r>
-      <w:proofErr w:type="spellEnd"/>
+        <w:t xml:space="preserve">, </w:t>
+      </w:r>
+      <w:proofErr w:type="spellStart"/>
       <w:r>
         <w:rPr>
           <w:i/>
@@ -1013,126 +1136,9 @@
           <w:sz w:val="20"/>
           <w:szCs w:val="20"/>
         </w:rPr>
-        <w:t>)</w:t>
-      </w:r>
-    </w:p>
-    <w:p>
-      <w:pPr>
-        <w:rPr>
-          <w:sz w:val="20"/>
-          <w:szCs w:val="20"/>
-        </w:rPr>
-      </w:pPr>
-      <w:r>
-        <w:rPr>
-          <w:sz w:val="20"/>
-          <w:szCs w:val="20"/>
-        </w:rPr>
-        <w:t>pair&lt;</w:t>
-      </w:r>
-      <w:proofErr w:type="spellStart"/>
-      <w:r>
-        <w:rPr>
-          <w:sz w:val="20"/>
-          <w:szCs w:val="20"/>
-        </w:rPr>
-        <w:t>int,string</w:t>
-      </w:r>
-      <w:proofErr w:type="spellEnd"/>
-      <w:r>
-        <w:rPr>
-          <w:sz w:val="20"/>
-          <w:szCs w:val="20"/>
-        </w:rPr>
-        <w:t xml:space="preserve">&gt; </w:t>
-      </w:r>
-      <w:proofErr w:type="spellStart"/>
-      <w:r>
-        <w:rPr>
-          <w:sz w:val="20"/>
-          <w:szCs w:val="20"/>
-        </w:rPr>
-        <w:t>decode_hamming_bits</w:t>
-      </w:r>
-      <w:proofErr w:type="spellEnd"/>
-      <w:r>
-        <w:rPr>
-          <w:sz w:val="20"/>
-          <w:szCs w:val="20"/>
-        </w:rPr>
-        <w:t>(</w:t>
-      </w:r>
-      <w:proofErr w:type="spellStart"/>
-      <w:r>
-        <w:rPr>
-          <w:sz w:val="20"/>
-          <w:szCs w:val="20"/>
-        </w:rPr>
-        <w:t>const</w:t>
-      </w:r>
-      <w:proofErr w:type="spellEnd"/>
-      <w:r>
-        <w:rPr>
-          <w:sz w:val="20"/>
-          <w:szCs w:val="20"/>
-        </w:rPr>
-        <w:t xml:space="preserve"> vector&lt;int&gt;&amp; </w:t>
-      </w:r>
-      <w:proofErr w:type="spellStart"/>
-      <w:r>
-        <w:rPr>
-          <w:sz w:val="20"/>
-          <w:szCs w:val="20"/>
-        </w:rPr>
-        <w:t>encoded_bits</w:t>
-      </w:r>
-      <w:proofErr w:type="spellEnd"/>
-      <w:r>
-        <w:rPr>
-          <w:sz w:val="20"/>
-          <w:szCs w:val="20"/>
-        </w:rPr>
-        <w:t>) {</w:t>
-      </w:r>
-    </w:p>
-    <w:p>
-      <w:pPr>
-        <w:rPr>
-          <w:sz w:val="20"/>
-          <w:szCs w:val="20"/>
-        </w:rPr>
-      </w:pPr>
-      <w:r>
-        <w:rPr>
-          <w:sz w:val="20"/>
-          <w:szCs w:val="20"/>
-        </w:rPr>
-        <w:t xml:space="preserve">    int n = </w:t>
-      </w:r>
-      <w:proofErr w:type="spellStart"/>
-      <w:r>
-        <w:rPr>
-          <w:sz w:val="20"/>
-          <w:szCs w:val="20"/>
-        </w:rPr>
-        <w:t>encoded_bits.size</w:t>
-      </w:r>
-      <w:proofErr w:type="spellEnd"/>
-      <w:r>
-        <w:rPr>
-          <w:sz w:val="20"/>
-          <w:szCs w:val="20"/>
-        </w:rPr>
-        <w:t>();</w:t>
-      </w:r>
-    </w:p>
-    <w:p>
-      <w:pPr>
-        <w:rPr>
-          <w:sz w:val="20"/>
-          <w:szCs w:val="20"/>
-        </w:rPr>
-      </w:pPr>
+        <w:t>status_string</w:t>
+      </w:r>
+      <w:proofErr w:type="spellEnd"/>
       <w:r>
         <w:rPr>
           <w:i/>
@@ -1140,9 +1146,146 @@
           <w:sz w:val="20"/>
           <w:szCs w:val="20"/>
         </w:rPr>
-        <w:t>    // compute r (</w:t>
-      </w:r>
-      <w:proofErr w:type="spellStart"/>
+        <w:t>)</w:t>
+      </w:r>
+    </w:p>
+    <w:p>
+      <w:pPr>
+        <w:rPr>
+          <w:sz w:val="20"/>
+          <w:szCs w:val="20"/>
+        </w:rPr>
+      </w:pPr>
+      <w:r>
+        <w:rPr>
+          <w:sz w:val="20"/>
+          <w:szCs w:val="20"/>
+        </w:rPr>
+        <w:t>pair&lt;</w:t>
+      </w:r>
+      <w:proofErr w:type="spellStart"/>
+      <w:proofErr w:type="gramStart"/>
+      <w:r>
+        <w:rPr>
+          <w:sz w:val="20"/>
+          <w:szCs w:val="20"/>
+        </w:rPr>
+        <w:t>int,string</w:t>
+      </w:r>
+      <w:proofErr w:type="spellEnd"/>
+      <w:proofErr w:type="gramEnd"/>
+      <w:r>
+        <w:rPr>
+          <w:sz w:val="20"/>
+          <w:szCs w:val="20"/>
+        </w:rPr>
+        <w:t xml:space="preserve">&gt; </w:t>
+      </w:r>
+      <w:proofErr w:type="spellStart"/>
+      <w:r>
+        <w:rPr>
+          <w:sz w:val="20"/>
+          <w:szCs w:val="20"/>
+        </w:rPr>
+        <w:t>decode_hamming_</w:t>
+      </w:r>
+      <w:proofErr w:type="gramStart"/>
+      <w:r>
+        <w:rPr>
+          <w:sz w:val="20"/>
+          <w:szCs w:val="20"/>
+        </w:rPr>
+        <w:t>bits</w:t>
+      </w:r>
+      <w:proofErr w:type="spellEnd"/>
+      <w:r>
+        <w:rPr>
+          <w:sz w:val="20"/>
+          <w:szCs w:val="20"/>
+        </w:rPr>
+        <w:t>(</w:t>
+      </w:r>
+      <w:proofErr w:type="spellStart"/>
+      <w:proofErr w:type="gramEnd"/>
+      <w:r>
+        <w:rPr>
+          <w:sz w:val="20"/>
+          <w:szCs w:val="20"/>
+        </w:rPr>
+        <w:t>const</w:t>
+      </w:r>
+      <w:proofErr w:type="spellEnd"/>
+      <w:r>
+        <w:rPr>
+          <w:sz w:val="20"/>
+          <w:szCs w:val="20"/>
+        </w:rPr>
+        <w:t xml:space="preserve"> vector&lt;int&gt;&amp; </w:t>
+      </w:r>
+      <w:proofErr w:type="spellStart"/>
+      <w:r>
+        <w:rPr>
+          <w:sz w:val="20"/>
+          <w:szCs w:val="20"/>
+        </w:rPr>
+        <w:t>encoded_bits</w:t>
+      </w:r>
+      <w:proofErr w:type="spellEnd"/>
+      <w:r>
+        <w:rPr>
+          <w:sz w:val="20"/>
+          <w:szCs w:val="20"/>
+        </w:rPr>
+        <w:t>) {</w:t>
+      </w:r>
+    </w:p>
+    <w:p>
+      <w:pPr>
+        <w:rPr>
+          <w:sz w:val="20"/>
+          <w:szCs w:val="20"/>
+        </w:rPr>
+      </w:pPr>
+      <w:r>
+        <w:rPr>
+          <w:sz w:val="20"/>
+          <w:szCs w:val="20"/>
+        </w:rPr>
+        <w:t xml:space="preserve">    int n = </w:t>
+      </w:r>
+      <w:proofErr w:type="spellStart"/>
+      <w:r>
+        <w:rPr>
+          <w:sz w:val="20"/>
+          <w:szCs w:val="20"/>
+        </w:rPr>
+        <w:t>encoded_</w:t>
+      </w:r>
+      <w:proofErr w:type="gramStart"/>
+      <w:r>
+        <w:rPr>
+          <w:sz w:val="20"/>
+          <w:szCs w:val="20"/>
+        </w:rPr>
+        <w:t>bits.size</w:t>
+      </w:r>
+      <w:proofErr w:type="spellEnd"/>
+      <w:proofErr w:type="gramEnd"/>
+      <w:r>
+        <w:rPr>
+          <w:sz w:val="20"/>
+          <w:szCs w:val="20"/>
+        </w:rPr>
+        <w:t>();</w:t>
+      </w:r>
+    </w:p>
+    <w:p>
+      <w:pPr>
+        <w:rPr>
+          <w:sz w:val="20"/>
+          <w:szCs w:val="20"/>
+        </w:rPr>
+      </w:pPr>
       <w:r>
         <w:rPr>
           <w:i/>
@@ -1150,9 +1293,9 @@
           <w:sz w:val="20"/>
           <w:szCs w:val="20"/>
         </w:rPr>
-        <w:t>num</w:t>
-      </w:r>
-      <w:proofErr w:type="spellEnd"/>
+        <w:t>    // compute r (</w:t>
+      </w:r>
+      <w:proofErr w:type="spellStart"/>
       <w:r>
         <w:rPr>
           <w:i/>
@@ -1160,46 +1303,9 @@
           <w:sz w:val="20"/>
           <w:szCs w:val="20"/>
         </w:rPr>
-        <w:t xml:space="preserve"> parity bits)</w:t>
-      </w:r>
-    </w:p>
-    <w:p>
-      <w:pPr>
-        <w:rPr>
-          <w:sz w:val="20"/>
-          <w:szCs w:val="20"/>
-        </w:rPr>
-      </w:pPr>
-      <w:r>
-        <w:rPr>
-          <w:sz w:val="20"/>
-          <w:szCs w:val="20"/>
-        </w:rPr>
-        <w:t>    int r = 0;</w:t>
-      </w:r>
-    </w:p>
-    <w:p>
-      <w:pPr>
-        <w:rPr>
-          <w:sz w:val="20"/>
-          <w:szCs w:val="20"/>
-        </w:rPr>
-      </w:pPr>
-      <w:r>
-        <w:rPr>
-          <w:sz w:val="20"/>
-          <w:szCs w:val="20"/>
-        </w:rPr>
-        <w:t>    while ((1&lt;&lt;r) &lt;= n) ++r;</w:t>
-      </w:r>
-    </w:p>
-    <w:p>
-      <w:pPr>
-        <w:rPr>
-          <w:sz w:val="20"/>
-          <w:szCs w:val="20"/>
-        </w:rPr>
-      </w:pPr>
+        <w:t>num</w:t>
+      </w:r>
+      <w:proofErr w:type="spellEnd"/>
       <w:r>
         <w:rPr>
           <w:i/>
@@ -1207,331 +1313,37 @@
           <w:sz w:val="20"/>
           <w:szCs w:val="20"/>
         </w:rPr>
-        <w:t>    // compute syndrome</w:t>
-      </w:r>
-    </w:p>
-    <w:p>
-      <w:pPr>
-        <w:rPr>
-          <w:sz w:val="20"/>
-          <w:szCs w:val="20"/>
-        </w:rPr>
-      </w:pPr>
-      <w:r>
-        <w:rPr>
-          <w:sz w:val="20"/>
-          <w:szCs w:val="20"/>
-        </w:rPr>
-        <w:t>    int syndrome = 0;</w:t>
-      </w:r>
-    </w:p>
-    <w:p>
-      <w:pPr>
-        <w:rPr>
-          <w:sz w:val="20"/>
-          <w:szCs w:val="20"/>
-        </w:rPr>
-      </w:pPr>
-      <w:r>
-        <w:rPr>
-          <w:sz w:val="20"/>
-          <w:szCs w:val="20"/>
-        </w:rPr>
-        <w:t xml:space="preserve">    for (int </w:t>
-      </w:r>
-      <w:proofErr w:type="spellStart"/>
-      <w:r>
-        <w:rPr>
-          <w:sz w:val="20"/>
-          <w:szCs w:val="20"/>
-        </w:rPr>
-        <w:t>i</w:t>
-      </w:r>
-      <w:proofErr w:type="spellEnd"/>
-      <w:r>
-        <w:rPr>
-          <w:sz w:val="20"/>
-          <w:szCs w:val="20"/>
-        </w:rPr>
-        <w:t xml:space="preserve"> = 0; </w:t>
-      </w:r>
-      <w:proofErr w:type="spellStart"/>
-      <w:r>
-        <w:rPr>
-          <w:sz w:val="20"/>
-          <w:szCs w:val="20"/>
-        </w:rPr>
-        <w:t>i</w:t>
-      </w:r>
-      <w:proofErr w:type="spellEnd"/>
-      <w:r>
-        <w:rPr>
-          <w:sz w:val="20"/>
-          <w:szCs w:val="20"/>
-        </w:rPr>
-        <w:t xml:space="preserve"> &lt; r; ++</w:t>
-      </w:r>
-      <w:proofErr w:type="spellStart"/>
-      <w:r>
-        <w:rPr>
-          <w:sz w:val="20"/>
-          <w:szCs w:val="20"/>
-        </w:rPr>
-        <w:t>i</w:t>
-      </w:r>
-      <w:proofErr w:type="spellEnd"/>
-      <w:r>
-        <w:rPr>
-          <w:sz w:val="20"/>
-          <w:szCs w:val="20"/>
-        </w:rPr>
-        <w:t>) {</w:t>
-      </w:r>
-    </w:p>
-    <w:p>
-      <w:pPr>
-        <w:rPr>
-          <w:sz w:val="20"/>
-          <w:szCs w:val="20"/>
-        </w:rPr>
-      </w:pPr>
-      <w:r>
-        <w:rPr>
-          <w:sz w:val="20"/>
-          <w:szCs w:val="20"/>
-        </w:rPr>
-        <w:t xml:space="preserve">        int </w:t>
-      </w:r>
-      <w:proofErr w:type="spellStart"/>
-      <w:r>
-        <w:rPr>
-          <w:sz w:val="20"/>
-          <w:szCs w:val="20"/>
-        </w:rPr>
-        <w:t>ppos</w:t>
-      </w:r>
-      <w:proofErr w:type="spellEnd"/>
-      <w:r>
-        <w:rPr>
-          <w:sz w:val="20"/>
-          <w:szCs w:val="20"/>
-        </w:rPr>
-        <w:t xml:space="preserve"> = 1 &lt;&lt; </w:t>
-      </w:r>
-      <w:proofErr w:type="spellStart"/>
-      <w:r>
-        <w:rPr>
-          <w:sz w:val="20"/>
-          <w:szCs w:val="20"/>
-        </w:rPr>
-        <w:t>i</w:t>
-      </w:r>
-      <w:proofErr w:type="spellEnd"/>
-      <w:r>
-        <w:rPr>
-          <w:sz w:val="20"/>
-          <w:szCs w:val="20"/>
-        </w:rPr>
-        <w:t>;</w:t>
-      </w:r>
-    </w:p>
-    <w:p>
-      <w:pPr>
-        <w:rPr>
-          <w:sz w:val="20"/>
-          <w:szCs w:val="20"/>
-        </w:rPr>
-      </w:pPr>
-      <w:r>
-        <w:rPr>
-          <w:sz w:val="20"/>
-          <w:szCs w:val="20"/>
-        </w:rPr>
-        <w:t>        int parity = 0;</w:t>
-      </w:r>
-    </w:p>
-    <w:p>
-      <w:pPr>
-        <w:rPr>
-          <w:sz w:val="20"/>
-          <w:szCs w:val="20"/>
-        </w:rPr>
-      </w:pPr>
-      <w:r>
-        <w:rPr>
-          <w:sz w:val="20"/>
-          <w:szCs w:val="20"/>
-        </w:rPr>
-        <w:t>        for (int j = 1; j &lt;= n; ++j) {</w:t>
-      </w:r>
-    </w:p>
-    <w:p>
-      <w:pPr>
-        <w:rPr>
-          <w:sz w:val="20"/>
-          <w:szCs w:val="20"/>
-        </w:rPr>
-      </w:pPr>
-      <w:r>
-        <w:rPr>
-          <w:sz w:val="20"/>
-          <w:szCs w:val="20"/>
-        </w:rPr>
-        <w:t xml:space="preserve">            if (j &amp; </w:t>
-      </w:r>
-      <w:proofErr w:type="spellStart"/>
-      <w:r>
-        <w:rPr>
-          <w:sz w:val="20"/>
-          <w:szCs w:val="20"/>
-        </w:rPr>
-        <w:t>ppos</w:t>
-      </w:r>
-      <w:proofErr w:type="spellEnd"/>
-      <w:r>
-        <w:rPr>
-          <w:sz w:val="20"/>
-          <w:szCs w:val="20"/>
-        </w:rPr>
-        <w:t xml:space="preserve">) parity ^= </w:t>
-      </w:r>
-      <w:proofErr w:type="spellStart"/>
-      <w:r>
-        <w:rPr>
-          <w:sz w:val="20"/>
-          <w:szCs w:val="20"/>
-        </w:rPr>
-        <w:t>encoded_bits</w:t>
-      </w:r>
-      <w:proofErr w:type="spellEnd"/>
-      <w:r>
-        <w:rPr>
-          <w:sz w:val="20"/>
-          <w:szCs w:val="20"/>
-        </w:rPr>
-        <w:t>[j-1];</w:t>
-      </w:r>
-    </w:p>
-    <w:p>
-      <w:pPr>
-        <w:rPr>
-          <w:sz w:val="20"/>
-          <w:szCs w:val="20"/>
-        </w:rPr>
-      </w:pPr>
-      <w:r>
-        <w:rPr>
-          <w:sz w:val="20"/>
-          <w:szCs w:val="20"/>
-        </w:rPr>
-        <w:t>        }</w:t>
-      </w:r>
-    </w:p>
-    <w:p>
-      <w:pPr>
-        <w:rPr>
-          <w:sz w:val="20"/>
-          <w:szCs w:val="20"/>
-        </w:rPr>
-      </w:pPr>
-      <w:r>
-        <w:rPr>
-          <w:sz w:val="20"/>
-          <w:szCs w:val="20"/>
-        </w:rPr>
-        <w:t xml:space="preserve">        if (parity) syndrome |= </w:t>
-      </w:r>
-      <w:proofErr w:type="spellStart"/>
-      <w:r>
-        <w:rPr>
-          <w:sz w:val="20"/>
-          <w:szCs w:val="20"/>
-        </w:rPr>
-        <w:t>ppos</w:t>
-      </w:r>
-      <w:proofErr w:type="spellEnd"/>
-      <w:r>
-        <w:rPr>
-          <w:sz w:val="20"/>
-          <w:szCs w:val="20"/>
-        </w:rPr>
-        <w:t>;</w:t>
-      </w:r>
-    </w:p>
-    <w:p>
-      <w:pPr>
-        <w:rPr>
-          <w:sz w:val="20"/>
-          <w:szCs w:val="20"/>
-        </w:rPr>
-      </w:pPr>
-      <w:r>
-        <w:rPr>
-          <w:sz w:val="20"/>
-          <w:szCs w:val="20"/>
-        </w:rPr>
-        <w:t>    }</w:t>
-      </w:r>
-    </w:p>
-    <w:p>
-      <w:pPr>
-        <w:rPr>
-          <w:sz w:val="20"/>
-          <w:szCs w:val="20"/>
-        </w:rPr>
-      </w:pPr>
-      <w:r>
-        <w:rPr>
-          <w:sz w:val="20"/>
-          <w:szCs w:val="20"/>
-        </w:rPr>
-        <w:t xml:space="preserve">    vector&lt;int&gt; corrected = </w:t>
-      </w:r>
-      <w:proofErr w:type="spellStart"/>
-      <w:r>
-        <w:rPr>
-          <w:sz w:val="20"/>
-          <w:szCs w:val="20"/>
-        </w:rPr>
-        <w:t>encoded_bits</w:t>
-      </w:r>
-      <w:proofErr w:type="spellEnd"/>
-      <w:r>
-        <w:rPr>
-          <w:sz w:val="20"/>
-          <w:szCs w:val="20"/>
-        </w:rPr>
-        <w:t>;</w:t>
-      </w:r>
-    </w:p>
-    <w:p>
-      <w:pPr>
-        <w:rPr>
-          <w:sz w:val="20"/>
-          <w:szCs w:val="20"/>
-        </w:rPr>
-      </w:pPr>
-      <w:r>
-        <w:rPr>
-          <w:sz w:val="20"/>
-          <w:szCs w:val="20"/>
-        </w:rPr>
-        <w:t>    if (syndrome != 0) {</w:t>
-      </w:r>
-    </w:p>
-    <w:p>
-      <w:pPr>
-        <w:rPr>
-          <w:sz w:val="20"/>
-          <w:szCs w:val="20"/>
-        </w:rPr>
-      </w:pPr>
-      <w:r>
-        <w:rPr>
-          <w:sz w:val="20"/>
-          <w:szCs w:val="20"/>
-        </w:rPr>
-        <w:t>        if (syndrome &lt;= n) {</w:t>
+        <w:t xml:space="preserve"> parity bits)</w:t>
+      </w:r>
+    </w:p>
+    <w:p>
+      <w:pPr>
+        <w:rPr>
+          <w:sz w:val="20"/>
+          <w:szCs w:val="20"/>
+        </w:rPr>
+      </w:pPr>
+      <w:r>
+        <w:rPr>
+          <w:sz w:val="20"/>
+          <w:szCs w:val="20"/>
+        </w:rPr>
+        <w:t>    int r = 0;</w:t>
+      </w:r>
+    </w:p>
+    <w:p>
+      <w:pPr>
+        <w:rPr>
+          <w:sz w:val="20"/>
+          <w:szCs w:val="20"/>
+        </w:rPr>
+      </w:pPr>
+      <w:r>
+        <w:rPr>
+          <w:sz w:val="20"/>
+          <w:szCs w:val="20"/>
+        </w:rPr>
+        <w:t>    while ((1&lt;&lt;r) &lt;= n) ++r;</w:t>
       </w:r>
     </w:p>
     <w:p>
@@ -1548,37 +1360,347 @@
           <w:sz w:val="20"/>
           <w:szCs w:val="20"/>
         </w:rPr>
-        <w:t>            // flip bit</w:t>
-      </w:r>
-    </w:p>
-    <w:p>
-      <w:pPr>
-        <w:rPr>
-          <w:sz w:val="20"/>
-          <w:szCs w:val="20"/>
-        </w:rPr>
-      </w:pPr>
-      <w:r>
-        <w:rPr>
-          <w:sz w:val="20"/>
-          <w:szCs w:val="20"/>
-        </w:rPr>
-        <w:t>            corrected[syndrome-1] ^= 1;</w:t>
-      </w:r>
-    </w:p>
-    <w:p>
-      <w:pPr>
-        <w:rPr>
-          <w:sz w:val="20"/>
-          <w:szCs w:val="20"/>
-        </w:rPr>
-      </w:pPr>
-      <w:r>
-        <w:rPr>
-          <w:sz w:val="20"/>
-          <w:szCs w:val="20"/>
-        </w:rPr>
-        <w:t>        } else {</w:t>
+        <w:t>    // compute syndrome</w:t>
+      </w:r>
+    </w:p>
+    <w:p>
+      <w:pPr>
+        <w:rPr>
+          <w:sz w:val="20"/>
+          <w:szCs w:val="20"/>
+        </w:rPr>
+      </w:pPr>
+      <w:r>
+        <w:rPr>
+          <w:sz w:val="20"/>
+          <w:szCs w:val="20"/>
+        </w:rPr>
+        <w:t>    int syndrome = 0;</w:t>
+      </w:r>
+    </w:p>
+    <w:p>
+      <w:pPr>
+        <w:rPr>
+          <w:sz w:val="20"/>
+          <w:szCs w:val="20"/>
+        </w:rPr>
+      </w:pPr>
+      <w:r>
+        <w:rPr>
+          <w:sz w:val="20"/>
+          <w:szCs w:val="20"/>
+        </w:rPr>
+        <w:t xml:space="preserve">    for (int </w:t>
+      </w:r>
+      <w:proofErr w:type="spellStart"/>
+      <w:r>
+        <w:rPr>
+          <w:sz w:val="20"/>
+          <w:szCs w:val="20"/>
+        </w:rPr>
+        <w:t>i</w:t>
+      </w:r>
+      <w:proofErr w:type="spellEnd"/>
+      <w:r>
+        <w:rPr>
+          <w:sz w:val="20"/>
+          <w:szCs w:val="20"/>
+        </w:rPr>
+        <w:t xml:space="preserve"> = 0; </w:t>
+      </w:r>
+      <w:proofErr w:type="spellStart"/>
+      <w:r>
+        <w:rPr>
+          <w:sz w:val="20"/>
+          <w:szCs w:val="20"/>
+        </w:rPr>
+        <w:t>i</w:t>
+      </w:r>
+      <w:proofErr w:type="spellEnd"/>
+      <w:r>
+        <w:rPr>
+          <w:sz w:val="20"/>
+          <w:szCs w:val="20"/>
+        </w:rPr>
+        <w:t xml:space="preserve"> &lt; r; ++</w:t>
+      </w:r>
+      <w:proofErr w:type="spellStart"/>
+      <w:r>
+        <w:rPr>
+          <w:sz w:val="20"/>
+          <w:szCs w:val="20"/>
+        </w:rPr>
+        <w:t>i</w:t>
+      </w:r>
+      <w:proofErr w:type="spellEnd"/>
+      <w:r>
+        <w:rPr>
+          <w:sz w:val="20"/>
+          <w:szCs w:val="20"/>
+        </w:rPr>
+        <w:t>) {</w:t>
+      </w:r>
+    </w:p>
+    <w:p>
+      <w:pPr>
+        <w:rPr>
+          <w:sz w:val="20"/>
+          <w:szCs w:val="20"/>
+        </w:rPr>
+      </w:pPr>
+      <w:r>
+        <w:rPr>
+          <w:sz w:val="20"/>
+          <w:szCs w:val="20"/>
+        </w:rPr>
+        <w:t xml:space="preserve">        int </w:t>
+      </w:r>
+      <w:proofErr w:type="spellStart"/>
+      <w:r>
+        <w:rPr>
+          <w:sz w:val="20"/>
+          <w:szCs w:val="20"/>
+        </w:rPr>
+        <w:t>ppos</w:t>
+      </w:r>
+      <w:proofErr w:type="spellEnd"/>
+      <w:r>
+        <w:rPr>
+          <w:sz w:val="20"/>
+          <w:szCs w:val="20"/>
+        </w:rPr>
+        <w:t xml:space="preserve"> = 1 &lt;&lt; </w:t>
+      </w:r>
+      <w:proofErr w:type="spellStart"/>
+      <w:r>
+        <w:rPr>
+          <w:sz w:val="20"/>
+          <w:szCs w:val="20"/>
+        </w:rPr>
+        <w:t>i</w:t>
+      </w:r>
+      <w:proofErr w:type="spellEnd"/>
+      <w:r>
+        <w:rPr>
+          <w:sz w:val="20"/>
+          <w:szCs w:val="20"/>
+        </w:rPr>
+        <w:t>;</w:t>
+      </w:r>
+    </w:p>
+    <w:p>
+      <w:pPr>
+        <w:rPr>
+          <w:sz w:val="20"/>
+          <w:szCs w:val="20"/>
+        </w:rPr>
+      </w:pPr>
+      <w:r>
+        <w:rPr>
+          <w:sz w:val="20"/>
+          <w:szCs w:val="20"/>
+        </w:rPr>
+        <w:t>        int parity = 0;</w:t>
+      </w:r>
+    </w:p>
+    <w:p>
+      <w:pPr>
+        <w:rPr>
+          <w:sz w:val="20"/>
+          <w:szCs w:val="20"/>
+        </w:rPr>
+      </w:pPr>
+      <w:r>
+        <w:rPr>
+          <w:sz w:val="20"/>
+          <w:szCs w:val="20"/>
+        </w:rPr>
+        <w:t>        for (int j = 1; j &lt;= n; ++j) {</w:t>
+      </w:r>
+    </w:p>
+    <w:p>
+      <w:pPr>
+        <w:rPr>
+          <w:sz w:val="20"/>
+          <w:szCs w:val="20"/>
+        </w:rPr>
+      </w:pPr>
+      <w:r>
+        <w:rPr>
+          <w:sz w:val="20"/>
+          <w:szCs w:val="20"/>
+        </w:rPr>
+        <w:t xml:space="preserve">            if (j &amp; </w:t>
+      </w:r>
+      <w:proofErr w:type="spellStart"/>
+      <w:r>
+        <w:rPr>
+          <w:sz w:val="20"/>
+          <w:szCs w:val="20"/>
+        </w:rPr>
+        <w:t>ppos</w:t>
+      </w:r>
+      <w:proofErr w:type="spellEnd"/>
+      <w:r>
+        <w:rPr>
+          <w:sz w:val="20"/>
+          <w:szCs w:val="20"/>
+        </w:rPr>
+        <w:t xml:space="preserve">) parity ^= </w:t>
+      </w:r>
+      <w:proofErr w:type="spellStart"/>
+      <w:r>
+        <w:rPr>
+          <w:sz w:val="20"/>
+          <w:szCs w:val="20"/>
+        </w:rPr>
+        <w:t>encoded_bits</w:t>
+      </w:r>
+      <w:proofErr w:type="spellEnd"/>
+      <w:r>
+        <w:rPr>
+          <w:sz w:val="20"/>
+          <w:szCs w:val="20"/>
+        </w:rPr>
+        <w:t>[j-1];</w:t>
+      </w:r>
+    </w:p>
+    <w:p>
+      <w:pPr>
+        <w:rPr>
+          <w:sz w:val="20"/>
+          <w:szCs w:val="20"/>
+        </w:rPr>
+      </w:pPr>
+      <w:r>
+        <w:rPr>
+          <w:sz w:val="20"/>
+          <w:szCs w:val="20"/>
+        </w:rPr>
+        <w:t>        }</w:t>
+      </w:r>
+    </w:p>
+    <w:p>
+      <w:pPr>
+        <w:rPr>
+          <w:sz w:val="20"/>
+          <w:szCs w:val="20"/>
+        </w:rPr>
+      </w:pPr>
+      <w:r>
+        <w:rPr>
+          <w:sz w:val="20"/>
+          <w:szCs w:val="20"/>
+        </w:rPr>
+        <w:t xml:space="preserve">        if (parity) syndrome |= </w:t>
+      </w:r>
+      <w:proofErr w:type="spellStart"/>
+      <w:r>
+        <w:rPr>
+          <w:sz w:val="20"/>
+          <w:szCs w:val="20"/>
+        </w:rPr>
+        <w:t>ppos</w:t>
+      </w:r>
+      <w:proofErr w:type="spellEnd"/>
+      <w:r>
+        <w:rPr>
+          <w:sz w:val="20"/>
+          <w:szCs w:val="20"/>
+        </w:rPr>
+        <w:t>;</w:t>
+      </w:r>
+    </w:p>
+    <w:p>
+      <w:pPr>
+        <w:rPr>
+          <w:sz w:val="20"/>
+          <w:szCs w:val="20"/>
+        </w:rPr>
+      </w:pPr>
+      <w:r>
+        <w:rPr>
+          <w:sz w:val="20"/>
+          <w:szCs w:val="20"/>
+        </w:rPr>
+        <w:t>    }</w:t>
+      </w:r>
+    </w:p>
+    <w:p>
+      <w:pPr>
+        <w:rPr>
+          <w:sz w:val="20"/>
+          <w:szCs w:val="20"/>
+        </w:rPr>
+      </w:pPr>
+      <w:r>
+        <w:rPr>
+          <w:sz w:val="20"/>
+          <w:szCs w:val="20"/>
+        </w:rPr>
+        <w:t xml:space="preserve">    vector&lt;int&gt; corrected = </w:t>
+      </w:r>
+      <w:proofErr w:type="spellStart"/>
+      <w:r>
+        <w:rPr>
+          <w:sz w:val="20"/>
+          <w:szCs w:val="20"/>
+        </w:rPr>
+        <w:t>encoded_bits</w:t>
+      </w:r>
+      <w:proofErr w:type="spellEnd"/>
+      <w:r>
+        <w:rPr>
+          <w:sz w:val="20"/>
+          <w:szCs w:val="20"/>
+        </w:rPr>
+        <w:t>;</w:t>
+      </w:r>
+    </w:p>
+    <w:p>
+      <w:pPr>
+        <w:rPr>
+          <w:sz w:val="20"/>
+          <w:szCs w:val="20"/>
+        </w:rPr>
+      </w:pPr>
+      <w:r>
+        <w:rPr>
+          <w:sz w:val="20"/>
+          <w:szCs w:val="20"/>
+        </w:rPr>
+        <w:t>    if (</w:t>
+      </w:r>
+      <w:proofErr w:type="gramStart"/>
+      <w:r>
+        <w:rPr>
+          <w:sz w:val="20"/>
+          <w:szCs w:val="20"/>
+        </w:rPr>
+        <w:t>syndrome !</w:t>
+      </w:r>
+      <w:proofErr w:type="gramEnd"/>
+      <w:r>
+        <w:rPr>
+          <w:sz w:val="20"/>
+          <w:szCs w:val="20"/>
+        </w:rPr>
+        <w:t>= 0) {</w:t>
+      </w:r>
+    </w:p>
+    <w:p>
+      <w:pPr>
+        <w:rPr>
+          <w:sz w:val="20"/>
+          <w:szCs w:val="20"/>
+        </w:rPr>
+      </w:pPr>
+      <w:r>
+        <w:rPr>
+          <w:sz w:val="20"/>
+          <w:szCs w:val="20"/>
+        </w:rPr>
+        <w:t>        if (syndrome &lt;= n) {</w:t>
       </w:r>
     </w:p>
     <w:p>
@@ -1595,37 +1717,37 @@
           <w:sz w:val="20"/>
           <w:szCs w:val="20"/>
         </w:rPr>
-        <w:t>            // impossible, but mark</w:t>
-      </w:r>
-    </w:p>
-    <w:p>
-      <w:pPr>
-        <w:rPr>
-          <w:sz w:val="20"/>
-          <w:szCs w:val="20"/>
-        </w:rPr>
-      </w:pPr>
-      <w:r>
-        <w:rPr>
-          <w:sz w:val="20"/>
-          <w:szCs w:val="20"/>
-        </w:rPr>
-        <w:t>        }</w:t>
-      </w:r>
-    </w:p>
-    <w:p>
-      <w:pPr>
-        <w:rPr>
-          <w:sz w:val="20"/>
-          <w:szCs w:val="20"/>
-        </w:rPr>
-      </w:pPr>
-      <w:r>
-        <w:rPr>
-          <w:sz w:val="20"/>
-          <w:szCs w:val="20"/>
-        </w:rPr>
-        <w:t>    }</w:t>
+        <w:t>            // flip bit</w:t>
+      </w:r>
+    </w:p>
+    <w:p>
+      <w:pPr>
+        <w:rPr>
+          <w:sz w:val="20"/>
+          <w:szCs w:val="20"/>
+        </w:rPr>
+      </w:pPr>
+      <w:r>
+        <w:rPr>
+          <w:sz w:val="20"/>
+          <w:szCs w:val="20"/>
+        </w:rPr>
+        <w:t>            corrected[syndrome-1] ^= 1;</w:t>
+      </w:r>
+    </w:p>
+    <w:p>
+      <w:pPr>
+        <w:rPr>
+          <w:sz w:val="20"/>
+          <w:szCs w:val="20"/>
+        </w:rPr>
+      </w:pPr>
+      <w:r>
+        <w:rPr>
+          <w:sz w:val="20"/>
+          <w:szCs w:val="20"/>
+        </w:rPr>
+        <w:t>        } else {</w:t>
       </w:r>
     </w:p>
     <w:p>
@@ -1642,6 +1764,53 @@
           <w:sz w:val="20"/>
           <w:szCs w:val="20"/>
         </w:rPr>
+        <w:t>            // impossible, but mark</w:t>
+      </w:r>
+    </w:p>
+    <w:p>
+      <w:pPr>
+        <w:rPr>
+          <w:sz w:val="20"/>
+          <w:szCs w:val="20"/>
+        </w:rPr>
+      </w:pPr>
+      <w:r>
+        <w:rPr>
+          <w:sz w:val="20"/>
+          <w:szCs w:val="20"/>
+        </w:rPr>
+        <w:t>        }</w:t>
+      </w:r>
+    </w:p>
+    <w:p>
+      <w:pPr>
+        <w:rPr>
+          <w:sz w:val="20"/>
+          <w:szCs w:val="20"/>
+        </w:rPr>
+      </w:pPr>
+      <w:r>
+        <w:rPr>
+          <w:sz w:val="20"/>
+          <w:szCs w:val="20"/>
+        </w:rPr>
+        <w:t>    }</w:t>
+      </w:r>
+    </w:p>
+    <w:p>
+      <w:pPr>
+        <w:rPr>
+          <w:sz w:val="20"/>
+          <w:szCs w:val="20"/>
+        </w:rPr>
+      </w:pPr>
+      <w:r>
+        <w:rPr>
+          <w:i/>
+          <w:iCs/>
+          <w:sz w:val="20"/>
+          <w:szCs w:val="20"/>
+        </w:rPr>
         <w:t>    // extract data bits from non-power positions:</w:t>
       </w:r>
     </w:p>
@@ -1768,15 +1937,47 @@
           <w:sz w:val="20"/>
           <w:szCs w:val="20"/>
         </w:rPr>
-        <w:t xml:space="preserve"> &amp; (i-1)) != 0) </w:t>
-      </w:r>
-      <w:proofErr w:type="spellStart"/>
-      <w:r>
-        <w:rPr>
-          <w:sz w:val="20"/>
-          <w:szCs w:val="20"/>
-        </w:rPr>
-        <w:t>data_bits.push_back</w:t>
+        <w:t xml:space="preserve"> &amp; (i-1)</w:t>
+      </w:r>
+      <w:proofErr w:type="gramStart"/>
+      <w:r>
+        <w:rPr>
+          <w:sz w:val="20"/>
+          <w:szCs w:val="20"/>
+        </w:rPr>
+        <w:t>) !</w:t>
+      </w:r>
+      <w:proofErr w:type="gramEnd"/>
+      <w:r>
+        <w:rPr>
+          <w:sz w:val="20"/>
+          <w:szCs w:val="20"/>
+        </w:rPr>
+        <w:t xml:space="preserve">= 0) </w:t>
+      </w:r>
+      <w:proofErr w:type="spellStart"/>
+      <w:r>
+        <w:rPr>
+          <w:sz w:val="20"/>
+          <w:szCs w:val="20"/>
+        </w:rPr>
+        <w:t>data_</w:t>
+      </w:r>
+      <w:proofErr w:type="gramStart"/>
+      <w:r>
+        <w:rPr>
+          <w:sz w:val="20"/>
+          <w:szCs w:val="20"/>
+        </w:rPr>
+        <w:t>bits.push</w:t>
+      </w:r>
+      <w:proofErr w:type="gramEnd"/>
+      <w:r>
+        <w:rPr>
+          <w:sz w:val="20"/>
+          <w:szCs w:val="20"/>
+        </w:rPr>
+        <w:t>_back</w:t>
       </w:r>
       <w:proofErr w:type="spellEnd"/>
       <w:r>
@@ -1922,9 +2123,18 @@
           <w:sz w:val="20"/>
           <w:szCs w:val="20"/>
         </w:rPr>
-        <w:t>data_bits.size</w:t>
-      </w:r>
-      <w:proofErr w:type="spellEnd"/>
+        <w:t>data_</w:t>
+      </w:r>
+      <w:proofErr w:type="gramStart"/>
+      <w:r>
+        <w:rPr>
+          <w:sz w:val="20"/>
+          <w:szCs w:val="20"/>
+        </w:rPr>
+        <w:t>bits.size</w:t>
+      </w:r>
+      <w:proofErr w:type="spellEnd"/>
+      <w:proofErr w:type="gramEnd"/>
       <w:r>
         <w:rPr>
           <w:sz w:val="20"/>
@@ -2119,7 +2329,27 @@
           <w:sz w:val="20"/>
           <w:szCs w:val="20"/>
         </w:rPr>
-        <w:t>        // For Hamming single-bit correction we treat syndrome!=0 as single-bit error corrected</w:t>
+        <w:t xml:space="preserve">        // For Hamming single-bit correction we treat </w:t>
+      </w:r>
+      <w:proofErr w:type="gramStart"/>
+      <w:r>
+        <w:rPr>
+          <w:i/>
+          <w:iCs/>
+          <w:sz w:val="20"/>
+          <w:szCs w:val="20"/>
+        </w:rPr>
+        <w:t>syndrome!=</w:t>
+      </w:r>
+      <w:proofErr w:type="gramEnd"/>
+      <w:r>
+        <w:rPr>
+          <w:i/>
+          <w:iCs/>
+          <w:sz w:val="20"/>
+          <w:szCs w:val="20"/>
+        </w:rPr>
+        <w:t>0 as single-bit error corrected</w:t>
       </w:r>
     </w:p>
     <w:p>
@@ -2234,7 +2464,23 @@
           <w:sz w:val="20"/>
           <w:szCs w:val="20"/>
         </w:rPr>
-        <w:t xml:space="preserve">int main(int </w:t>
+        <w:t xml:space="preserve">int </w:t>
+      </w:r>
+      <w:proofErr w:type="gramStart"/>
+      <w:r>
+        <w:rPr>
+          <w:sz w:val="20"/>
+          <w:szCs w:val="20"/>
+        </w:rPr>
+        <w:t>main(</w:t>
+      </w:r>
+      <w:proofErr w:type="gramEnd"/>
+      <w:r>
+        <w:rPr>
+          <w:sz w:val="20"/>
+          <w:szCs w:val="20"/>
+        </w:rPr>
+        <w:t xml:space="preserve">int </w:t>
       </w:r>
       <w:proofErr w:type="spellStart"/>
       <w:r>
@@ -2331,6 +2577,7 @@
         <w:t xml:space="preserve"> &lt;&lt; "Usage: " &lt;&lt; </w:t>
       </w:r>
       <w:proofErr w:type="spellStart"/>
+      <w:proofErr w:type="gramStart"/>
       <w:r>
         <w:rPr>
           <w:sz w:val="20"/>
@@ -2344,7 +2591,15 @@
           <w:sz w:val="20"/>
           <w:szCs w:val="20"/>
         </w:rPr>
-        <w:t>[0] &lt;&lt; " &lt;</w:t>
+        <w:t>[</w:t>
+      </w:r>
+      <w:proofErr w:type="gramEnd"/>
+      <w:r>
+        <w:rPr>
+          <w:sz w:val="20"/>
+          <w:szCs w:val="20"/>
+        </w:rPr>
+        <w:t>0] &lt;&lt; " &lt;</w:t>
       </w:r>
       <w:proofErr w:type="spellStart"/>
       <w:r>
@@ -2424,6 +2679,7 @@
         <w:t>(</w:t>
       </w:r>
       <w:proofErr w:type="spellStart"/>
+      <w:proofErr w:type="gramStart"/>
       <w:r>
         <w:rPr>
           <w:sz w:val="20"/>
@@ -2437,37 +2693,69 @@
           <w:sz w:val="20"/>
           <w:szCs w:val="20"/>
         </w:rPr>
-        <w:t>[1]);</w:t>
-      </w:r>
-    </w:p>
-    <w:p>
-      <w:pPr>
-        <w:rPr>
-          <w:sz w:val="20"/>
-          <w:szCs w:val="20"/>
-        </w:rPr>
-      </w:pPr>
-      <w:r>
-        <w:rPr>
-          <w:sz w:val="20"/>
-          <w:szCs w:val="20"/>
-        </w:rPr>
-        <w:t>    int sock = socket(AF_INET, SOCK_DGRAM, 0);</w:t>
-      </w:r>
-    </w:p>
-    <w:p>
-      <w:pPr>
-        <w:rPr>
-          <w:sz w:val="20"/>
-          <w:szCs w:val="20"/>
-        </w:rPr>
-      </w:pPr>
-      <w:r>
-        <w:rPr>
-          <w:sz w:val="20"/>
-          <w:szCs w:val="20"/>
-        </w:rPr>
-        <w:t xml:space="preserve">    if (sock &lt; 0) { </w:t>
+        <w:t>[</w:t>
+      </w:r>
+      <w:proofErr w:type="gramEnd"/>
+      <w:r>
+        <w:rPr>
+          <w:sz w:val="20"/>
+          <w:szCs w:val="20"/>
+        </w:rPr>
+        <w:t>1]);</w:t>
+      </w:r>
+    </w:p>
+    <w:p>
+      <w:pPr>
+        <w:rPr>
+          <w:sz w:val="20"/>
+          <w:szCs w:val="20"/>
+        </w:rPr>
+      </w:pPr>
+      <w:r>
+        <w:rPr>
+          <w:sz w:val="20"/>
+          <w:szCs w:val="20"/>
+        </w:rPr>
+        <w:t xml:space="preserve">    int sock = </w:t>
+      </w:r>
+      <w:proofErr w:type="gramStart"/>
+      <w:r>
+        <w:rPr>
+          <w:sz w:val="20"/>
+          <w:szCs w:val="20"/>
+        </w:rPr>
+        <w:t>socket(</w:t>
+      </w:r>
+      <w:proofErr w:type="gramEnd"/>
+      <w:r>
+        <w:rPr>
+          <w:sz w:val="20"/>
+          <w:szCs w:val="20"/>
+        </w:rPr>
+        <w:t>AF_INET, SOCK_DGRAM, 0);</w:t>
+      </w:r>
+    </w:p>
+    <w:p>
+      <w:pPr>
+        <w:rPr>
+          <w:sz w:val="20"/>
+          <w:szCs w:val="20"/>
+        </w:rPr>
+      </w:pPr>
+      <w:r>
+        <w:rPr>
+          <w:sz w:val="20"/>
+          <w:szCs w:val="20"/>
+        </w:rPr>
+        <w:t xml:space="preserve">    if (sock &lt; 0) </w:t>
+      </w:r>
+      <w:proofErr w:type="gramStart"/>
+      <w:r>
+        <w:rPr>
+          <w:sz w:val="20"/>
+          <w:szCs w:val="20"/>
+        </w:rPr>
+        <w:t xml:space="preserve">{ </w:t>
       </w:r>
       <w:proofErr w:type="spellStart"/>
       <w:r>
@@ -2478,13 +2766,23 @@
         <w:t>perror</w:t>
       </w:r>
       <w:proofErr w:type="spellEnd"/>
-      <w:r>
-        <w:rPr>
-          <w:sz w:val="20"/>
-          <w:szCs w:val="20"/>
-        </w:rPr>
-        <w:t>("socket"); return 1; }</w:t>
-      </w:r>
+      <w:proofErr w:type="gramEnd"/>
+      <w:r>
+        <w:rPr>
+          <w:sz w:val="20"/>
+          <w:szCs w:val="20"/>
+        </w:rPr>
+        <w:t>("socket"); return 1</w:t>
+      </w:r>
+      <w:proofErr w:type="gramStart"/>
+      <w:r>
+        <w:rPr>
+          <w:sz w:val="20"/>
+          <w:szCs w:val="20"/>
+        </w:rPr>
+        <w:t>; }</w:t>
+      </w:r>
+      <w:proofErr w:type="gramEnd"/>
     </w:p>
     <w:p>
       <w:pPr>
@@ -2517,6 +2815,7 @@
         <w:t xml:space="preserve"> </w:t>
       </w:r>
       <w:proofErr w:type="spellStart"/>
+      <w:proofErr w:type="gramStart"/>
       <w:r>
         <w:rPr>
           <w:sz w:val="20"/>
@@ -2530,7 +2829,15 @@
           <w:sz w:val="20"/>
           <w:szCs w:val="20"/>
         </w:rPr>
-        <w:t>{};</w:t>
+        <w:t>{</w:t>
+      </w:r>
+      <w:proofErr w:type="gramEnd"/>
+      <w:r>
+        <w:rPr>
+          <w:sz w:val="20"/>
+          <w:szCs w:val="20"/>
+        </w:rPr>
+        <w:t>};</w:t>
       </w:r>
     </w:p>
     <w:p>
@@ -2631,7 +2938,23 @@
           <w:sz w:val="20"/>
           <w:szCs w:val="20"/>
         </w:rPr>
-        <w:t>addr.sin_addr.s_addr</w:t>
+        <w:t>addr.sin_</w:t>
+      </w:r>
+      <w:proofErr w:type="gramStart"/>
+      <w:r>
+        <w:rPr>
+          <w:sz w:val="20"/>
+          <w:szCs w:val="20"/>
+        </w:rPr>
+        <w:t>addr.s</w:t>
+      </w:r>
+      <w:proofErr w:type="gramEnd"/>
+      <w:r>
+        <w:rPr>
+          <w:sz w:val="20"/>
+          <w:szCs w:val="20"/>
+        </w:rPr>
+        <w:t>_addr</w:t>
       </w:r>
       <w:proofErr w:type="spellEnd"/>
       <w:r>
@@ -2655,7 +2978,23 @@
           <w:szCs w:val="20"/>
         </w:rPr>
         <w:lastRenderedPageBreak/>
-        <w:t>    if (bind(sock, (</w:t>
+        <w:t>    if (</w:t>
+      </w:r>
+      <w:proofErr w:type="gramStart"/>
+      <w:r>
+        <w:rPr>
+          <w:sz w:val="20"/>
+          <w:szCs w:val="20"/>
+        </w:rPr>
+        <w:t>bind(</w:t>
+      </w:r>
+      <w:proofErr w:type="gramEnd"/>
+      <w:r>
+        <w:rPr>
+          <w:sz w:val="20"/>
+          <w:szCs w:val="20"/>
+        </w:rPr>
+        <w:t>sock, (</w:t>
       </w:r>
       <w:proofErr w:type="spellStart"/>
       <w:r>
@@ -2666,6 +3005,7 @@
         <w:t>sockaddr</w:t>
       </w:r>
       <w:proofErr w:type="spellEnd"/>
+      <w:proofErr w:type="gramStart"/>
       <w:r>
         <w:rPr>
           <w:sz w:val="20"/>
@@ -2674,6 +3014,7 @@
         <w:t>*)&amp;</w:t>
       </w:r>
       <w:proofErr w:type="spellStart"/>
+      <w:proofErr w:type="gramEnd"/>
       <w:r>
         <w:rPr>
           <w:sz w:val="20"/>
@@ -2719,7 +3060,15 @@
           <w:sz w:val="20"/>
           <w:szCs w:val="20"/>
         </w:rPr>
-        <w:t xml:space="preserve">)) &lt; 0) { </w:t>
+        <w:t xml:space="preserve">)) &lt; 0) </w:t>
+      </w:r>
+      <w:proofErr w:type="gramStart"/>
+      <w:r>
+        <w:rPr>
+          <w:sz w:val="20"/>
+          <w:szCs w:val="20"/>
+        </w:rPr>
+        <w:t xml:space="preserve">{ </w:t>
       </w:r>
       <w:proofErr w:type="spellStart"/>
       <w:r>
@@ -2730,13 +3079,23 @@
         <w:t>perror</w:t>
       </w:r>
       <w:proofErr w:type="spellEnd"/>
-      <w:r>
-        <w:rPr>
-          <w:sz w:val="20"/>
-          <w:szCs w:val="20"/>
-        </w:rPr>
-        <w:t>("bind"); return 1; }</w:t>
-      </w:r>
+      <w:proofErr w:type="gramEnd"/>
+      <w:r>
+        <w:rPr>
+          <w:sz w:val="20"/>
+          <w:szCs w:val="20"/>
+        </w:rPr>
+        <w:t>("bind"); return 1</w:t>
+      </w:r>
+      <w:proofErr w:type="gramStart"/>
+      <w:r>
+        <w:rPr>
+          <w:sz w:val="20"/>
+          <w:szCs w:val="20"/>
+        </w:rPr>
+        <w:t>; }</w:t>
+      </w:r>
+      <w:proofErr w:type="gramEnd"/>
     </w:p>
     <w:p>
       <w:pPr>
@@ -2807,6 +3166,7 @@
         <w:t xml:space="preserve">        uint8_t </w:t>
       </w:r>
       <w:proofErr w:type="spellStart"/>
+      <w:proofErr w:type="gramStart"/>
       <w:r>
         <w:rPr>
           <w:sz w:val="20"/>
@@ -2820,7 +3180,15 @@
           <w:sz w:val="20"/>
           <w:szCs w:val="20"/>
         </w:rPr>
-        <w:t>[65536];</w:t>
+        <w:t>[</w:t>
+      </w:r>
+      <w:proofErr w:type="gramEnd"/>
+      <w:r>
+        <w:rPr>
+          <w:sz w:val="20"/>
+          <w:szCs w:val="20"/>
+        </w:rPr>
+        <w:t>65536];</w:t>
       </w:r>
     </w:p>
     <w:p>
@@ -2854,6 +3222,7 @@
         <w:t xml:space="preserve"> </w:t>
       </w:r>
       <w:proofErr w:type="spellStart"/>
+      <w:proofErr w:type="gramStart"/>
       <w:r>
         <w:rPr>
           <w:sz w:val="20"/>
@@ -2867,7 +3236,15 @@
           <w:sz w:val="20"/>
           <w:szCs w:val="20"/>
         </w:rPr>
-        <w:t>{};</w:t>
+        <w:t>{</w:t>
+      </w:r>
+      <w:proofErr w:type="gramEnd"/>
+      <w:r>
+        <w:rPr>
+          <w:sz w:val="20"/>
+          <w:szCs w:val="20"/>
+        </w:rPr>
+        <w:t>};</w:t>
       </w:r>
     </w:p>
     <w:p>
@@ -2996,6 +3373,7 @@
         <w:t xml:space="preserve"> = </w:t>
       </w:r>
       <w:proofErr w:type="spellStart"/>
+      <w:proofErr w:type="gramStart"/>
       <w:r>
         <w:rPr>
           <w:sz w:val="20"/>
@@ -3009,7 +3387,15 @@
           <w:sz w:val="20"/>
           <w:szCs w:val="20"/>
         </w:rPr>
-        <w:t xml:space="preserve">(sock, </w:t>
+        <w:t>(</w:t>
+      </w:r>
+      <w:proofErr w:type="gramEnd"/>
+      <w:r>
+        <w:rPr>
+          <w:sz w:val="20"/>
+          <w:szCs w:val="20"/>
+        </w:rPr>
+        <w:t xml:space="preserve">sock, </w:t>
       </w:r>
       <w:proofErr w:type="spellStart"/>
       <w:r>
@@ -3068,6 +3454,7 @@
         <w:t>sockaddr</w:t>
       </w:r>
       <w:proofErr w:type="spellEnd"/>
+      <w:proofErr w:type="gramStart"/>
       <w:r>
         <w:rPr>
           <w:sz w:val="20"/>
@@ -3076,6 +3463,7 @@
         <w:t>*)&amp;</w:t>
       </w:r>
       <w:proofErr w:type="spellStart"/>
+      <w:proofErr w:type="gramEnd"/>
       <w:r>
         <w:rPr>
           <w:sz w:val="20"/>
@@ -3154,6 +3542,7 @@
         <w:t xml:space="preserve">        vector&lt;uint8_t&gt; </w:t>
       </w:r>
       <w:proofErr w:type="spellStart"/>
+      <w:proofErr w:type="gramStart"/>
       <w:r>
         <w:rPr>
           <w:sz w:val="20"/>
@@ -3170,6 +3559,7 @@
         <w:t>(</w:t>
       </w:r>
       <w:proofErr w:type="spellStart"/>
+      <w:proofErr w:type="gramEnd"/>
       <w:r>
         <w:rPr>
           <w:sz w:val="20"/>
@@ -3233,6 +3623,7 @@
         <w:t>        if (</w:t>
       </w:r>
       <w:proofErr w:type="spellStart"/>
+      <w:proofErr w:type="gramStart"/>
       <w:r>
         <w:rPr>
           <w:sz w:val="20"/>
@@ -3241,6 +3632,7 @@
         <w:t>pkt.size</w:t>
       </w:r>
       <w:proofErr w:type="spellEnd"/>
+      <w:proofErr w:type="gramEnd"/>
       <w:r>
         <w:rPr>
           <w:sz w:val="20"/>
@@ -3264,6 +3656,7 @@
         <w:t>        char mode = (char)</w:t>
       </w:r>
       <w:proofErr w:type="spellStart"/>
+      <w:proofErr w:type="gramStart"/>
       <w:r>
         <w:rPr>
           <w:sz w:val="20"/>
@@ -3277,7 +3670,15 @@
           <w:sz w:val="20"/>
           <w:szCs w:val="20"/>
         </w:rPr>
-        <w:t>[0];</w:t>
+        <w:t>[</w:t>
+      </w:r>
+      <w:proofErr w:type="gramEnd"/>
+      <w:r>
+        <w:rPr>
+          <w:sz w:val="20"/>
+          <w:szCs w:val="20"/>
+        </w:rPr>
+        <w:t>0];</w:t>
       </w:r>
     </w:p>
     <w:p>
@@ -3311,6 +3712,7 @@
         <w:t xml:space="preserve"> = </w:t>
       </w:r>
       <w:proofErr w:type="spellStart"/>
+      <w:proofErr w:type="gramStart"/>
       <w:r>
         <w:rPr>
           <w:sz w:val="20"/>
@@ -3324,7 +3726,15 @@
           <w:sz w:val="20"/>
           <w:szCs w:val="20"/>
         </w:rPr>
-        <w:t>[1];</w:t>
+        <w:t>[</w:t>
+      </w:r>
+      <w:proofErr w:type="gramEnd"/>
+      <w:r>
+        <w:rPr>
+          <w:sz w:val="20"/>
+          <w:szCs w:val="20"/>
+        </w:rPr>
+        <w:t>1];</w:t>
       </w:r>
     </w:p>
     <w:p>
@@ -3358,6 +3768,7 @@
         <w:t xml:space="preserve"> = (</w:t>
       </w:r>
       <w:proofErr w:type="spellStart"/>
+      <w:proofErr w:type="gramStart"/>
       <w:r>
         <w:rPr>
           <w:sz w:val="20"/>
@@ -3371,9 +3782,18 @@
           <w:sz w:val="20"/>
           <w:szCs w:val="20"/>
         </w:rPr>
-        <w:t xml:space="preserve">[2] &lt;&lt; 8) | </w:t>
-      </w:r>
-      <w:proofErr w:type="spellStart"/>
+        <w:t>[</w:t>
+      </w:r>
+      <w:proofErr w:type="gramEnd"/>
+      <w:r>
+        <w:rPr>
+          <w:sz w:val="20"/>
+          <w:szCs w:val="20"/>
+        </w:rPr>
+        <w:t xml:space="preserve">2] &lt;&lt; 8) | </w:t>
+      </w:r>
+      <w:proofErr w:type="spellStart"/>
+      <w:proofErr w:type="gramStart"/>
       <w:r>
         <w:rPr>
           <w:sz w:val="20"/>
@@ -3387,7 +3807,15 @@
           <w:sz w:val="20"/>
           <w:szCs w:val="20"/>
         </w:rPr>
-        <w:t>[3];</w:t>
+        <w:t>[</w:t>
+      </w:r>
+      <w:proofErr w:type="gramEnd"/>
+      <w:r>
+        <w:rPr>
+          <w:sz w:val="20"/>
+          <w:szCs w:val="20"/>
+        </w:rPr>
+        <w:t>3];</w:t>
       </w:r>
     </w:p>
     <w:p>
@@ -3405,6 +3833,7 @@
         <w:t>        if ((int)</w:t>
       </w:r>
       <w:proofErr w:type="spellStart"/>
+      <w:proofErr w:type="gramStart"/>
       <w:r>
         <w:rPr>
           <w:sz w:val="20"/>
@@ -3413,6 +3842,7 @@
         <w:t>pkt.size</w:t>
       </w:r>
       <w:proofErr w:type="spellEnd"/>
+      <w:proofErr w:type="gramEnd"/>
       <w:r>
         <w:rPr>
           <w:sz w:val="20"/>
@@ -3513,6 +3943,7 @@
         <w:t>        vector&lt;uint8_t&gt; payload(</w:t>
       </w:r>
       <w:proofErr w:type="spellStart"/>
+      <w:proofErr w:type="gramStart"/>
       <w:r>
         <w:rPr>
           <w:sz w:val="20"/>
@@ -3521,6 +3952,7 @@
         <w:t>pkt.begin</w:t>
       </w:r>
       <w:proofErr w:type="spellEnd"/>
+      <w:proofErr w:type="gramEnd"/>
       <w:r>
         <w:rPr>
           <w:sz w:val="20"/>
@@ -3529,6 +3961,7 @@
         <w:t xml:space="preserve">() + 4, </w:t>
       </w:r>
       <w:proofErr w:type="spellStart"/>
+      <w:proofErr w:type="gramStart"/>
       <w:r>
         <w:rPr>
           <w:sz w:val="20"/>
@@ -3537,6 +3970,7 @@
         <w:t>pkt.begin</w:t>
       </w:r>
       <w:proofErr w:type="spellEnd"/>
+      <w:proofErr w:type="gramEnd"/>
       <w:r>
         <w:rPr>
           <w:sz w:val="20"/>
@@ -3859,6 +4293,7 @@
         <w:t xml:space="preserve"> &lt; </w:t>
       </w:r>
       <w:proofErr w:type="spellStart"/>
+      <w:proofErr w:type="gramStart"/>
       <w:r>
         <w:rPr>
           <w:sz w:val="20"/>
@@ -3867,6 +4302,7 @@
         <w:t>payload.size</w:t>
       </w:r>
       <w:proofErr w:type="spellEnd"/>
+      <w:proofErr w:type="gramEnd"/>
       <w:r>
         <w:rPr>
           <w:sz w:val="20"/>
@@ -4016,6 +4452,7 @@
         <w:t xml:space="preserve"> &gt; </w:t>
       </w:r>
       <w:proofErr w:type="spellStart"/>
+      <w:proofErr w:type="gramStart"/>
       <w:r>
         <w:rPr>
           <w:sz w:val="20"/>
@@ -4024,6 +4461,7 @@
         <w:t>payload.size</w:t>
       </w:r>
       <w:proofErr w:type="spellEnd"/>
+      <w:proofErr w:type="gramEnd"/>
       <w:r>
         <w:rPr>
           <w:sz w:val="20"/>
@@ -4063,6 +4501,7 @@
         <w:t>(</w:t>
       </w:r>
       <w:proofErr w:type="spellStart"/>
+      <w:proofErr w:type="gramStart"/>
       <w:r>
         <w:rPr>
           <w:sz w:val="20"/>
@@ -4079,6 +4518,7 @@
         <w:t>()+</w:t>
       </w:r>
       <w:proofErr w:type="spellStart"/>
+      <w:proofErr w:type="gramEnd"/>
       <w:r>
         <w:rPr>
           <w:sz w:val="20"/>
@@ -4095,6 +4535,7 @@
         <w:t xml:space="preserve">, </w:t>
       </w:r>
       <w:proofErr w:type="spellStart"/>
+      <w:proofErr w:type="gramStart"/>
       <w:r>
         <w:rPr>
           <w:sz w:val="20"/>
@@ -4111,6 +4552,7 @@
         <w:t>()+</w:t>
       </w:r>
       <w:proofErr w:type="spellStart"/>
+      <w:proofErr w:type="gramEnd"/>
       <w:r>
         <w:rPr>
           <w:sz w:val="20"/>
@@ -4195,7 +4637,15 @@
           <w:sz w:val="20"/>
           <w:szCs w:val="20"/>
         </w:rPr>
-        <w:t>unpack_bits_from_bytes</w:t>
+        <w:t>unpack_bits_from_</w:t>
+      </w:r>
+      <w:proofErr w:type="gramStart"/>
+      <w:r>
+        <w:rPr>
+          <w:sz w:val="20"/>
+          <w:szCs w:val="20"/>
+        </w:rPr>
+        <w:t>bytes</w:t>
       </w:r>
       <w:proofErr w:type="spellEnd"/>
       <w:r>
@@ -4206,6 +4656,7 @@
         <w:t>(</w:t>
       </w:r>
       <w:proofErr w:type="spellStart"/>
+      <w:proofErr w:type="gramEnd"/>
       <w:r>
         <w:rPr>
           <w:sz w:val="20"/>
@@ -4300,6 +4751,7 @@
         <w:t xml:space="preserve"> = </w:t>
       </w:r>
       <w:proofErr w:type="spellStart"/>
+      <w:proofErr w:type="gramStart"/>
       <w:r>
         <w:rPr>
           <w:sz w:val="20"/>
@@ -4308,6 +4760,7 @@
         <w:t>pr.first</w:t>
       </w:r>
       <w:proofErr w:type="spellEnd"/>
+      <w:proofErr w:type="gramEnd"/>
       <w:r>
         <w:rPr>
           <w:sz w:val="20"/>
@@ -4331,12 +4784,21 @@
         <w:t xml:space="preserve">                </w:t>
       </w:r>
       <w:proofErr w:type="spellStart"/>
-      <w:r>
-        <w:rPr>
-          <w:sz w:val="20"/>
-          <w:szCs w:val="20"/>
-        </w:rPr>
-        <w:t>reconstructed.push_back</w:t>
+      <w:proofErr w:type="gramStart"/>
+      <w:r>
+        <w:rPr>
+          <w:sz w:val="20"/>
+          <w:szCs w:val="20"/>
+        </w:rPr>
+        <w:t>reconstructed.push</w:t>
+      </w:r>
+      <w:proofErr w:type="gramEnd"/>
+      <w:r>
+        <w:rPr>
+          <w:sz w:val="20"/>
+          <w:szCs w:val="20"/>
+        </w:rPr>
+        <w:t>_back</w:t>
       </w:r>
       <w:proofErr w:type="spellEnd"/>
       <w:r>
@@ -4426,6 +4888,7 @@
         <w:t>)? (char)</w:t>
       </w:r>
       <w:proofErr w:type="spellStart"/>
+      <w:proofErr w:type="gramStart"/>
       <w:r>
         <w:rPr>
           <w:sz w:val="20"/>
@@ -4439,7 +4902,15 @@
           <w:sz w:val="20"/>
           <w:szCs w:val="20"/>
         </w:rPr>
-        <w:t xml:space="preserve"> : '?')</w:t>
+        <w:t xml:space="preserve"> :</w:t>
+      </w:r>
+      <w:proofErr w:type="gramEnd"/>
+      <w:r>
+        <w:rPr>
+          <w:sz w:val="20"/>
+          <w:szCs w:val="20"/>
+        </w:rPr>
+        <w:t xml:space="preserve"> '?')</w:t>
       </w:r>
     </w:p>
     <w:p>
@@ -4473,6 +4944,7 @@
         <w:t xml:space="preserve"> &lt;&lt; ") -&gt; " &lt;&lt; </w:t>
       </w:r>
       <w:proofErr w:type="spellStart"/>
+      <w:proofErr w:type="gramStart"/>
       <w:r>
         <w:rPr>
           <w:sz w:val="20"/>
@@ -4481,6 +4953,7 @@
         <w:t>pr.second</w:t>
       </w:r>
       <w:proofErr w:type="spellEnd"/>
+      <w:proofErr w:type="gramEnd"/>
       <w:r>
         <w:rPr>
           <w:sz w:val="20"/>
@@ -4550,6 +5023,7 @@
         <w:t xml:space="preserve"> + 3 &lt;= </w:t>
       </w:r>
       <w:proofErr w:type="spellStart"/>
+      <w:proofErr w:type="gramStart"/>
       <w:r>
         <w:rPr>
           <w:sz w:val="20"/>
@@ -4558,6 +5032,7 @@
         <w:t>payload.size</w:t>
       </w:r>
       <w:proofErr w:type="spellEnd"/>
+      <w:proofErr w:type="gramEnd"/>
       <w:r>
         <w:rPr>
           <w:sz w:val="20"/>
@@ -4799,12 +5274,21 @@
         <w:t xml:space="preserve">                    </w:t>
       </w:r>
       <w:proofErr w:type="spellStart"/>
-      <w:r>
-        <w:rPr>
-          <w:sz w:val="20"/>
-          <w:szCs w:val="20"/>
-        </w:rPr>
-        <w:t>reconstructed.push_back</w:t>
+      <w:proofErr w:type="gramStart"/>
+      <w:r>
+        <w:rPr>
+          <w:sz w:val="20"/>
+          <w:szCs w:val="20"/>
+        </w:rPr>
+        <w:t>reconstructed.push</w:t>
+      </w:r>
+      <w:proofErr w:type="gramEnd"/>
+      <w:r>
+        <w:rPr>
+          <w:sz w:val="20"/>
+          <w:szCs w:val="20"/>
+        </w:rPr>
+        <w:t>_back</w:t>
       </w:r>
       <w:proofErr w:type="spellEnd"/>
       <w:r>
@@ -4886,14 +5370,24 @@
         <w:t>ch</w:t>
       </w:r>
       <w:proofErr w:type="spellEnd"/>
-      <w:r>
-        <w:rPr>
-          <w:sz w:val="20"/>
-          <w:szCs w:val="20"/>
-        </w:rPr>
-        <w:t>)?(char)</w:t>
-      </w:r>
-      <w:proofErr w:type="spellStart"/>
+      <w:proofErr w:type="gramStart"/>
+      <w:r>
+        <w:rPr>
+          <w:sz w:val="20"/>
+          <w:szCs w:val="20"/>
+        </w:rPr>
+        <w:t>)?(</w:t>
+      </w:r>
+      <w:proofErr w:type="gramEnd"/>
+      <w:r>
+        <w:rPr>
+          <w:sz w:val="20"/>
+          <w:szCs w:val="20"/>
+        </w:rPr>
+        <w:t>char)</w:t>
+      </w:r>
+      <w:proofErr w:type="spellStart"/>
+      <w:proofErr w:type="gramStart"/>
       <w:r>
         <w:rPr>
           <w:sz w:val="20"/>
@@ -4907,7 +5401,15 @@
           <w:sz w:val="20"/>
           <w:szCs w:val="20"/>
         </w:rPr>
-        <w:t>:'?') &lt;&lt; "' (" &lt;&lt; (int)</w:t>
+        <w:t>:'?'</w:t>
+      </w:r>
+      <w:proofErr w:type="gramEnd"/>
+      <w:r>
+        <w:rPr>
+          <w:sz w:val="20"/>
+          <w:szCs w:val="20"/>
+        </w:rPr>
+        <w:t>) &lt;&lt; "' (" &lt;&lt; (int)</w:t>
       </w:r>
       <w:proofErr w:type="spellStart"/>
       <w:r>
@@ -4923,7 +5425,23 @@
           <w:sz w:val="20"/>
           <w:szCs w:val="20"/>
         </w:rPr>
-        <w:t xml:space="preserve"> &lt;&lt; ")\n";</w:t>
+        <w:t xml:space="preserve"> &lt;&lt; </w:t>
+      </w:r>
+      <w:proofErr w:type="gramStart"/>
+      <w:r>
+        <w:rPr>
+          <w:sz w:val="20"/>
+          <w:szCs w:val="20"/>
+        </w:rPr>
+        <w:t>")\</w:t>
+      </w:r>
+      <w:proofErr w:type="gramEnd"/>
+      <w:r>
+        <w:rPr>
+          <w:sz w:val="20"/>
+          <w:szCs w:val="20"/>
+        </w:rPr>
+        <w:t>n";</w:t>
       </w:r>
     </w:p>
     <w:p>
@@ -5043,20 +5561,45 @@
         <w:t xml:space="preserve">                    </w:t>
       </w:r>
       <w:proofErr w:type="spellStart"/>
-      <w:r>
-        <w:rPr>
-          <w:sz w:val="20"/>
-          <w:szCs w:val="20"/>
-        </w:rPr>
-        <w:t>reconstructed.push_back</w:t>
-      </w:r>
-      <w:proofErr w:type="spellEnd"/>
-      <w:r>
-        <w:rPr>
-          <w:sz w:val="20"/>
-          <w:szCs w:val="20"/>
-        </w:rPr>
-        <w:t>('?');</w:t>
+      <w:proofErr w:type="gramStart"/>
+      <w:r>
+        <w:rPr>
+          <w:sz w:val="20"/>
+          <w:szCs w:val="20"/>
+        </w:rPr>
+        <w:t>reconstructed.push</w:t>
+      </w:r>
+      <w:proofErr w:type="gramEnd"/>
+      <w:r>
+        <w:rPr>
+          <w:sz w:val="20"/>
+          <w:szCs w:val="20"/>
+        </w:rPr>
+        <w:t>_</w:t>
+      </w:r>
+      <w:proofErr w:type="gramStart"/>
+      <w:r>
+        <w:rPr>
+          <w:sz w:val="20"/>
+          <w:szCs w:val="20"/>
+        </w:rPr>
+        <w:t>back</w:t>
+      </w:r>
+      <w:proofErr w:type="spellEnd"/>
+      <w:r>
+        <w:rPr>
+          <w:sz w:val="20"/>
+          <w:szCs w:val="20"/>
+        </w:rPr>
+        <w:t>(</w:t>
+      </w:r>
+      <w:proofErr w:type="gramEnd"/>
+      <w:r>
+        <w:rPr>
+          <w:sz w:val="20"/>
+          <w:szCs w:val="20"/>
+        </w:rPr>
+        <w:t>'?');</w:t>
       </w:r>
       <w:r>
         <w:rPr>
@@ -5305,9 +5848,9 @@
           <w:sz w:val="20"/>
           <w:szCs w:val="20"/>
         </w:rPr>
-        <w:t>// Usage: ./sender &lt;</w:t>
-      </w:r>
-      <w:proofErr w:type="spellStart"/>
+        <w:t>// Usage</w:t>
+      </w:r>
+      <w:proofErr w:type="gramStart"/>
       <w:r>
         <w:rPr>
           <w:i/>
@@ -5315,9 +5858,9 @@
           <w:sz w:val="20"/>
           <w:szCs w:val="20"/>
         </w:rPr>
-        <w:t>peer_ip</w:t>
-      </w:r>
-      <w:proofErr w:type="spellEnd"/>
+        <w:t>: .</w:t>
+      </w:r>
+      <w:proofErr w:type="gramEnd"/>
       <w:r>
         <w:rPr>
           <w:i/>
@@ -5325,7 +5868,7 @@
           <w:sz w:val="20"/>
           <w:szCs w:val="20"/>
         </w:rPr>
-        <w:t>&gt; &lt;</w:t>
+        <w:t>/sender &lt;</w:t>
       </w:r>
       <w:proofErr w:type="spellStart"/>
       <w:r>
@@ -5335,7 +5878,7 @@
           <w:sz w:val="20"/>
           <w:szCs w:val="20"/>
         </w:rPr>
-        <w:t>peer_port</w:t>
+        <w:t>peer_ip</w:t>
       </w:r>
       <w:proofErr w:type="spellEnd"/>
       <w:r>
@@ -5345,16 +5888,9 @@
           <w:sz w:val="20"/>
           <w:szCs w:val="20"/>
         </w:rPr>
-        <w:t xml:space="preserve">&gt; &lt;mode&gt; &lt;7|8&gt; </w:t>
-      </w:r>
-    </w:p>
-    <w:p>
-      <w:pPr>
-        <w:rPr>
-          <w:sz w:val="20"/>
-          <w:szCs w:val="20"/>
-        </w:rPr>
-      </w:pPr>
+        <w:t>&gt; &lt;</w:t>
+      </w:r>
+      <w:proofErr w:type="spellStart"/>
       <w:r>
         <w:rPr>
           <w:i/>
@@ -5362,16 +5898,9 @@
           <w:sz w:val="20"/>
           <w:szCs w:val="20"/>
         </w:rPr>
-        <w:t>// mode: H for Hamming, C for CRC</w:t>
-      </w:r>
-    </w:p>
-    <w:p>
-      <w:pPr>
-        <w:rPr>
-          <w:sz w:val="20"/>
-          <w:szCs w:val="20"/>
-        </w:rPr>
-      </w:pPr>
+        <w:t>peer_port</w:t>
+      </w:r>
+      <w:proofErr w:type="spellEnd"/>
       <w:r>
         <w:rPr>
           <w:i/>
@@ -5379,7 +5908,7 @@
           <w:sz w:val="20"/>
           <w:szCs w:val="20"/>
         </w:rPr>
-        <w:t>// Example: ./sender 192.168.1.10 5005 H 7</w:t>
+        <w:t xml:space="preserve">&gt; &lt;mode&gt; &lt;7|8&gt; </w:t>
       </w:r>
     </w:p>
     <w:p>
@@ -5396,187 +5925,8 @@
           <w:sz w:val="20"/>
           <w:szCs w:val="20"/>
         </w:rPr>
-        <w:t>// Example: ./sender 127.0.0.1 5005 C 8</w:t>
-      </w:r>
-    </w:p>
-    <w:p>
-      <w:pPr>
-        <w:rPr>
-          <w:sz w:val="20"/>
-          <w:szCs w:val="20"/>
-        </w:rPr>
-      </w:pPr>
-    </w:p>
-    <w:p>
-      <w:pPr>
-        <w:rPr>
-          <w:sz w:val="20"/>
-          <w:szCs w:val="20"/>
-        </w:rPr>
-      </w:pPr>
-      <w:r>
-        <w:rPr>
-          <w:sz w:val="20"/>
-          <w:szCs w:val="20"/>
-        </w:rPr>
-        <w:t>#include &lt;bits/</w:t>
-      </w:r>
-      <w:proofErr w:type="spellStart"/>
-      <w:r>
-        <w:rPr>
-          <w:sz w:val="20"/>
-          <w:szCs w:val="20"/>
-        </w:rPr>
-        <w:t>stdc</w:t>
-      </w:r>
-      <w:proofErr w:type="spellEnd"/>
-      <w:r>
-        <w:rPr>
-          <w:sz w:val="20"/>
-          <w:szCs w:val="20"/>
-        </w:rPr>
-        <w:t>++.h&gt;</w:t>
-      </w:r>
-    </w:p>
-    <w:p>
-      <w:pPr>
-        <w:rPr>
-          <w:sz w:val="20"/>
-          <w:szCs w:val="20"/>
-        </w:rPr>
-      </w:pPr>
-      <w:r>
-        <w:rPr>
-          <w:sz w:val="20"/>
-          <w:szCs w:val="20"/>
-        </w:rPr>
-        <w:t>#include &lt;</w:t>
-      </w:r>
-      <w:proofErr w:type="spellStart"/>
-      <w:r>
-        <w:rPr>
-          <w:sz w:val="20"/>
-          <w:szCs w:val="20"/>
-        </w:rPr>
-        <w:t>arpa</w:t>
-      </w:r>
-      <w:proofErr w:type="spellEnd"/>
-      <w:r>
-        <w:rPr>
-          <w:sz w:val="20"/>
-          <w:szCs w:val="20"/>
-        </w:rPr>
-        <w:t>/</w:t>
-      </w:r>
-      <w:proofErr w:type="spellStart"/>
-      <w:r>
-        <w:rPr>
-          <w:sz w:val="20"/>
-          <w:szCs w:val="20"/>
-        </w:rPr>
-        <w:t>inet.h</w:t>
-      </w:r>
-      <w:proofErr w:type="spellEnd"/>
-      <w:r>
-        <w:rPr>
-          <w:sz w:val="20"/>
-          <w:szCs w:val="20"/>
-        </w:rPr>
-        <w:t>&gt;</w:t>
-      </w:r>
-    </w:p>
-    <w:p>
-      <w:pPr>
-        <w:rPr>
-          <w:sz w:val="20"/>
-          <w:szCs w:val="20"/>
-        </w:rPr>
-      </w:pPr>
-      <w:r>
-        <w:rPr>
-          <w:sz w:val="20"/>
-          <w:szCs w:val="20"/>
-        </w:rPr>
-        <w:t>#include &lt;sys/</w:t>
-      </w:r>
-      <w:proofErr w:type="spellStart"/>
-      <w:r>
-        <w:rPr>
-          <w:sz w:val="20"/>
-          <w:szCs w:val="20"/>
-        </w:rPr>
-        <w:t>socket.h</w:t>
-      </w:r>
-      <w:proofErr w:type="spellEnd"/>
-      <w:r>
-        <w:rPr>
-          <w:sz w:val="20"/>
-          <w:szCs w:val="20"/>
-        </w:rPr>
-        <w:t>&gt;</w:t>
-      </w:r>
-    </w:p>
-    <w:p>
-      <w:pPr>
-        <w:rPr>
-          <w:sz w:val="20"/>
-          <w:szCs w:val="20"/>
-        </w:rPr>
-      </w:pPr>
-      <w:r>
-        <w:rPr>
-          <w:sz w:val="20"/>
-          <w:szCs w:val="20"/>
-        </w:rPr>
-        <w:t>#include &lt;</w:t>
-      </w:r>
-      <w:proofErr w:type="spellStart"/>
-      <w:r>
-        <w:rPr>
-          <w:sz w:val="20"/>
-          <w:szCs w:val="20"/>
-        </w:rPr>
-        <w:t>unistd.h</w:t>
-      </w:r>
-      <w:proofErr w:type="spellEnd"/>
-      <w:r>
-        <w:rPr>
-          <w:sz w:val="20"/>
-          <w:szCs w:val="20"/>
-        </w:rPr>
-        <w:t>&gt;</w:t>
-      </w:r>
-    </w:p>
-    <w:p>
-      <w:pPr>
-        <w:rPr>
-          <w:sz w:val="20"/>
-          <w:szCs w:val="20"/>
-        </w:rPr>
-      </w:pPr>
-    </w:p>
-    <w:p>
-      <w:pPr>
-        <w:rPr>
-          <w:sz w:val="20"/>
-          <w:szCs w:val="20"/>
-        </w:rPr>
-      </w:pPr>
-      <w:r>
-        <w:rPr>
-          <w:sz w:val="20"/>
-          <w:szCs w:val="20"/>
-        </w:rPr>
-        <w:t>using namespace std;</w:t>
-      </w:r>
-    </w:p>
-    <w:p>
-      <w:pPr>
-        <w:rPr>
-          <w:sz w:val="20"/>
-          <w:szCs w:val="20"/>
-        </w:rPr>
-      </w:pPr>
+        <w:t>// mode: H for Hamming, C for CRC</w:t>
+      </w:r>
     </w:p>
     <w:p>
       <w:pPr>
@@ -5592,365 +5942,9 @@
           <w:sz w:val="20"/>
           <w:szCs w:val="20"/>
         </w:rPr>
-        <w:t>// ---------------- CRC-16-CCITT ----------------</w:t>
-      </w:r>
-    </w:p>
-    <w:p>
-      <w:pPr>
-        <w:rPr>
-          <w:sz w:val="20"/>
-          <w:szCs w:val="20"/>
-        </w:rPr>
-      </w:pPr>
-      <w:r>
-        <w:rPr>
-          <w:sz w:val="20"/>
-          <w:szCs w:val="20"/>
-        </w:rPr>
-        <w:t>uint16_t crc16_ccitt(</w:t>
-      </w:r>
-      <w:proofErr w:type="spellStart"/>
-      <w:r>
-        <w:rPr>
-          <w:sz w:val="20"/>
-          <w:szCs w:val="20"/>
-        </w:rPr>
-        <w:t>const</w:t>
-      </w:r>
-      <w:proofErr w:type="spellEnd"/>
-      <w:r>
-        <w:rPr>
-          <w:sz w:val="20"/>
-          <w:szCs w:val="20"/>
-        </w:rPr>
-        <w:t xml:space="preserve"> vector&lt;uint8_t&gt;&amp; data) {</w:t>
-      </w:r>
-    </w:p>
-    <w:p>
-      <w:pPr>
-        <w:rPr>
-          <w:sz w:val="20"/>
-          <w:szCs w:val="20"/>
-        </w:rPr>
-      </w:pPr>
-      <w:r>
-        <w:rPr>
-          <w:sz w:val="20"/>
-          <w:szCs w:val="20"/>
-        </w:rPr>
-        <w:t xml:space="preserve">    uint16_t </w:t>
-      </w:r>
-      <w:proofErr w:type="spellStart"/>
-      <w:r>
-        <w:rPr>
-          <w:sz w:val="20"/>
-          <w:szCs w:val="20"/>
-        </w:rPr>
-        <w:t>crc</w:t>
-      </w:r>
-      <w:proofErr w:type="spellEnd"/>
-      <w:r>
-        <w:rPr>
-          <w:sz w:val="20"/>
-          <w:szCs w:val="20"/>
-        </w:rPr>
-        <w:t xml:space="preserve"> = 0xFFFF;</w:t>
-      </w:r>
-    </w:p>
-    <w:p>
-      <w:pPr>
-        <w:rPr>
-          <w:sz w:val="20"/>
-          <w:szCs w:val="20"/>
-        </w:rPr>
-      </w:pPr>
-      <w:r>
-        <w:rPr>
-          <w:sz w:val="20"/>
-          <w:szCs w:val="20"/>
-        </w:rPr>
-        <w:t>    for (uint8_t b : data) {</w:t>
-      </w:r>
-    </w:p>
-    <w:p>
-      <w:pPr>
-        <w:rPr>
-          <w:sz w:val="20"/>
-          <w:szCs w:val="20"/>
-        </w:rPr>
-      </w:pPr>
-      <w:r>
-        <w:rPr>
-          <w:sz w:val="20"/>
-          <w:szCs w:val="20"/>
-        </w:rPr>
-        <w:t xml:space="preserve">        </w:t>
-      </w:r>
-      <w:proofErr w:type="spellStart"/>
-      <w:r>
-        <w:rPr>
-          <w:sz w:val="20"/>
-          <w:szCs w:val="20"/>
-        </w:rPr>
-        <w:t>crc</w:t>
-      </w:r>
-      <w:proofErr w:type="spellEnd"/>
-      <w:r>
-        <w:rPr>
-          <w:sz w:val="20"/>
-          <w:szCs w:val="20"/>
-        </w:rPr>
-        <w:t xml:space="preserve"> ^= (uint16_t)b &lt;&lt; 8;</w:t>
-      </w:r>
-    </w:p>
-    <w:p>
-      <w:pPr>
-        <w:rPr>
-          <w:sz w:val="20"/>
-          <w:szCs w:val="20"/>
-        </w:rPr>
-      </w:pPr>
-      <w:r>
-        <w:rPr>
-          <w:sz w:val="20"/>
-          <w:szCs w:val="20"/>
-        </w:rPr>
-        <w:t xml:space="preserve">        for (int </w:t>
-      </w:r>
-      <w:proofErr w:type="spellStart"/>
-      <w:r>
-        <w:rPr>
-          <w:sz w:val="20"/>
-          <w:szCs w:val="20"/>
-        </w:rPr>
-        <w:t>i</w:t>
-      </w:r>
-      <w:proofErr w:type="spellEnd"/>
-      <w:r>
-        <w:rPr>
-          <w:sz w:val="20"/>
-          <w:szCs w:val="20"/>
-        </w:rPr>
-        <w:t xml:space="preserve"> = 0; </w:t>
-      </w:r>
-      <w:proofErr w:type="spellStart"/>
-      <w:r>
-        <w:rPr>
-          <w:sz w:val="20"/>
-          <w:szCs w:val="20"/>
-        </w:rPr>
-        <w:t>i</w:t>
-      </w:r>
-      <w:proofErr w:type="spellEnd"/>
-      <w:r>
-        <w:rPr>
-          <w:sz w:val="20"/>
-          <w:szCs w:val="20"/>
-        </w:rPr>
-        <w:t xml:space="preserve"> &lt; 8; ++</w:t>
-      </w:r>
-      <w:proofErr w:type="spellStart"/>
-      <w:r>
-        <w:rPr>
-          <w:sz w:val="20"/>
-          <w:szCs w:val="20"/>
-        </w:rPr>
-        <w:t>i</w:t>
-      </w:r>
-      <w:proofErr w:type="spellEnd"/>
-      <w:r>
-        <w:rPr>
-          <w:sz w:val="20"/>
-          <w:szCs w:val="20"/>
-        </w:rPr>
-        <w:t>) {</w:t>
-      </w:r>
-    </w:p>
-    <w:p>
-      <w:pPr>
-        <w:rPr>
-          <w:sz w:val="20"/>
-          <w:szCs w:val="20"/>
-        </w:rPr>
-      </w:pPr>
-      <w:r>
-        <w:rPr>
-          <w:sz w:val="20"/>
-          <w:szCs w:val="20"/>
-        </w:rPr>
-        <w:t>            if (</w:t>
-      </w:r>
-      <w:proofErr w:type="spellStart"/>
-      <w:r>
-        <w:rPr>
-          <w:sz w:val="20"/>
-          <w:szCs w:val="20"/>
-        </w:rPr>
-        <w:t>crc</w:t>
-      </w:r>
-      <w:proofErr w:type="spellEnd"/>
-      <w:r>
-        <w:rPr>
-          <w:sz w:val="20"/>
-          <w:szCs w:val="20"/>
-        </w:rPr>
-        <w:t xml:space="preserve"> &amp; 0x8000) </w:t>
-      </w:r>
-      <w:proofErr w:type="spellStart"/>
-      <w:r>
-        <w:rPr>
-          <w:sz w:val="20"/>
-          <w:szCs w:val="20"/>
-        </w:rPr>
-        <w:t>crc</w:t>
-      </w:r>
-      <w:proofErr w:type="spellEnd"/>
-      <w:r>
-        <w:rPr>
-          <w:sz w:val="20"/>
-          <w:szCs w:val="20"/>
-        </w:rPr>
-        <w:t xml:space="preserve"> = (</w:t>
-      </w:r>
-      <w:proofErr w:type="spellStart"/>
-      <w:r>
-        <w:rPr>
-          <w:sz w:val="20"/>
-          <w:szCs w:val="20"/>
-        </w:rPr>
-        <w:t>crc</w:t>
-      </w:r>
-      <w:proofErr w:type="spellEnd"/>
-      <w:r>
-        <w:rPr>
-          <w:sz w:val="20"/>
-          <w:szCs w:val="20"/>
-        </w:rPr>
-        <w:t xml:space="preserve"> &lt;&lt; 1) ^ 0x1021;</w:t>
-      </w:r>
-    </w:p>
-    <w:p>
-      <w:pPr>
-        <w:rPr>
-          <w:sz w:val="20"/>
-          <w:szCs w:val="20"/>
-        </w:rPr>
-      </w:pPr>
-      <w:r>
-        <w:rPr>
-          <w:sz w:val="20"/>
-          <w:szCs w:val="20"/>
-        </w:rPr>
-        <w:t xml:space="preserve">            else </w:t>
-      </w:r>
-      <w:proofErr w:type="spellStart"/>
-      <w:r>
-        <w:rPr>
-          <w:sz w:val="20"/>
-          <w:szCs w:val="20"/>
-        </w:rPr>
-        <w:t>crc</w:t>
-      </w:r>
-      <w:proofErr w:type="spellEnd"/>
-      <w:r>
-        <w:rPr>
-          <w:sz w:val="20"/>
-          <w:szCs w:val="20"/>
-        </w:rPr>
-        <w:t xml:space="preserve"> &lt;&lt;= 1;</w:t>
-      </w:r>
-    </w:p>
-    <w:p>
-      <w:pPr>
-        <w:rPr>
-          <w:sz w:val="20"/>
-          <w:szCs w:val="20"/>
-        </w:rPr>
-      </w:pPr>
-      <w:r>
-        <w:rPr>
-          <w:sz w:val="20"/>
-          <w:szCs w:val="20"/>
-        </w:rPr>
-        <w:t>        }</w:t>
-      </w:r>
-    </w:p>
-    <w:p>
-      <w:pPr>
-        <w:rPr>
-          <w:sz w:val="20"/>
-          <w:szCs w:val="20"/>
-        </w:rPr>
-      </w:pPr>
-      <w:r>
-        <w:rPr>
-          <w:sz w:val="20"/>
-          <w:szCs w:val="20"/>
-        </w:rPr>
-        <w:t>    }</w:t>
-      </w:r>
-    </w:p>
-    <w:p>
-      <w:pPr>
-        <w:rPr>
-          <w:sz w:val="20"/>
-          <w:szCs w:val="20"/>
-        </w:rPr>
-      </w:pPr>
-      <w:r>
-        <w:rPr>
-          <w:sz w:val="20"/>
-          <w:szCs w:val="20"/>
-        </w:rPr>
-        <w:t xml:space="preserve">    return </w:t>
-      </w:r>
-      <w:proofErr w:type="spellStart"/>
-      <w:r>
-        <w:rPr>
-          <w:sz w:val="20"/>
-          <w:szCs w:val="20"/>
-        </w:rPr>
-        <w:t>crc</w:t>
-      </w:r>
-      <w:proofErr w:type="spellEnd"/>
-      <w:r>
-        <w:rPr>
-          <w:sz w:val="20"/>
-          <w:szCs w:val="20"/>
-        </w:rPr>
-        <w:t xml:space="preserve"> &amp; 0xFFFF;</w:t>
-      </w:r>
-    </w:p>
-    <w:p>
-      <w:pPr>
-        <w:rPr>
-          <w:sz w:val="20"/>
-          <w:szCs w:val="20"/>
-        </w:rPr>
-      </w:pPr>
-      <w:r>
-        <w:rPr>
-          <w:sz w:val="20"/>
-          <w:szCs w:val="20"/>
-        </w:rPr>
-        <w:t>}</w:t>
-      </w:r>
-    </w:p>
-    <w:p>
-      <w:pPr>
-        <w:rPr>
-          <w:sz w:val="20"/>
-          <w:szCs w:val="20"/>
-        </w:rPr>
-      </w:pPr>
-    </w:p>
-    <w:p>
-      <w:pPr>
-        <w:rPr>
-          <w:sz w:val="20"/>
-          <w:szCs w:val="20"/>
-        </w:rPr>
-      </w:pPr>
+        <w:t>// Example</w:t>
+      </w:r>
+      <w:proofErr w:type="gramStart"/>
       <w:r>
         <w:rPr>
           <w:i/>
@@ -5958,16 +5952,9 @@
           <w:sz w:val="20"/>
           <w:szCs w:val="20"/>
         </w:rPr>
-        <w:t>// ---------------- Hamming encoder for 7 or 8 bits ----------------</w:t>
-      </w:r>
-    </w:p>
-    <w:p>
-      <w:pPr>
-        <w:rPr>
-          <w:sz w:val="20"/>
-          <w:szCs w:val="20"/>
-        </w:rPr>
-      </w:pPr>
+        <w:t>: .</w:t>
+      </w:r>
+      <w:proofErr w:type="gramEnd"/>
       <w:r>
         <w:rPr>
           <w:i/>
@@ -5975,7 +5962,7 @@
           <w:sz w:val="20"/>
           <w:szCs w:val="20"/>
         </w:rPr>
-        <w:t>// Place parity bits at positions that are powers of two (1-based).</w:t>
+        <w:t>/sender 192.168.1.10 5005 H 7</w:t>
       </w:r>
     </w:p>
     <w:p>
@@ -5992,6 +5979,663 @@
           <w:sz w:val="20"/>
           <w:szCs w:val="20"/>
         </w:rPr>
+        <w:t>// Example</w:t>
+      </w:r>
+      <w:proofErr w:type="gramStart"/>
+      <w:r>
+        <w:rPr>
+          <w:i/>
+          <w:iCs/>
+          <w:sz w:val="20"/>
+          <w:szCs w:val="20"/>
+        </w:rPr>
+        <w:t>: .</w:t>
+      </w:r>
+      <w:proofErr w:type="gramEnd"/>
+      <w:r>
+        <w:rPr>
+          <w:i/>
+          <w:iCs/>
+          <w:sz w:val="20"/>
+          <w:szCs w:val="20"/>
+        </w:rPr>
+        <w:t>/sender 127.0.0.1 5005 C 8</w:t>
+      </w:r>
+    </w:p>
+    <w:p>
+      <w:pPr>
+        <w:rPr>
+          <w:sz w:val="20"/>
+          <w:szCs w:val="20"/>
+        </w:rPr>
+      </w:pPr>
+    </w:p>
+    <w:p>
+      <w:pPr>
+        <w:rPr>
+          <w:sz w:val="20"/>
+          <w:szCs w:val="20"/>
+        </w:rPr>
+      </w:pPr>
+      <w:r>
+        <w:rPr>
+          <w:sz w:val="20"/>
+          <w:szCs w:val="20"/>
+        </w:rPr>
+        <w:t>#include &lt;bits/</w:t>
+      </w:r>
+      <w:proofErr w:type="spellStart"/>
+      <w:r>
+        <w:rPr>
+          <w:sz w:val="20"/>
+          <w:szCs w:val="20"/>
+        </w:rPr>
+        <w:t>stdc</w:t>
+      </w:r>
+      <w:proofErr w:type="spellEnd"/>
+      <w:r>
+        <w:rPr>
+          <w:sz w:val="20"/>
+          <w:szCs w:val="20"/>
+        </w:rPr>
+        <w:t>++.h&gt;</w:t>
+      </w:r>
+    </w:p>
+    <w:p>
+      <w:pPr>
+        <w:rPr>
+          <w:sz w:val="20"/>
+          <w:szCs w:val="20"/>
+        </w:rPr>
+      </w:pPr>
+      <w:r>
+        <w:rPr>
+          <w:sz w:val="20"/>
+          <w:szCs w:val="20"/>
+        </w:rPr>
+        <w:t>#include &lt;</w:t>
+      </w:r>
+      <w:proofErr w:type="spellStart"/>
+      <w:r>
+        <w:rPr>
+          <w:sz w:val="20"/>
+          <w:szCs w:val="20"/>
+        </w:rPr>
+        <w:t>arpa</w:t>
+      </w:r>
+      <w:proofErr w:type="spellEnd"/>
+      <w:r>
+        <w:rPr>
+          <w:sz w:val="20"/>
+          <w:szCs w:val="20"/>
+        </w:rPr>
+        <w:t>/</w:t>
+      </w:r>
+      <w:proofErr w:type="spellStart"/>
+      <w:r>
+        <w:rPr>
+          <w:sz w:val="20"/>
+          <w:szCs w:val="20"/>
+        </w:rPr>
+        <w:t>inet.h</w:t>
+      </w:r>
+      <w:proofErr w:type="spellEnd"/>
+      <w:r>
+        <w:rPr>
+          <w:sz w:val="20"/>
+          <w:szCs w:val="20"/>
+        </w:rPr>
+        <w:t>&gt;</w:t>
+      </w:r>
+    </w:p>
+    <w:p>
+      <w:pPr>
+        <w:rPr>
+          <w:sz w:val="20"/>
+          <w:szCs w:val="20"/>
+        </w:rPr>
+      </w:pPr>
+      <w:r>
+        <w:rPr>
+          <w:sz w:val="20"/>
+          <w:szCs w:val="20"/>
+        </w:rPr>
+        <w:t>#include &lt;sys/</w:t>
+      </w:r>
+      <w:proofErr w:type="spellStart"/>
+      <w:r>
+        <w:rPr>
+          <w:sz w:val="20"/>
+          <w:szCs w:val="20"/>
+        </w:rPr>
+        <w:t>socket.h</w:t>
+      </w:r>
+      <w:proofErr w:type="spellEnd"/>
+      <w:r>
+        <w:rPr>
+          <w:sz w:val="20"/>
+          <w:szCs w:val="20"/>
+        </w:rPr>
+        <w:t>&gt;</w:t>
+      </w:r>
+    </w:p>
+    <w:p>
+      <w:pPr>
+        <w:rPr>
+          <w:sz w:val="20"/>
+          <w:szCs w:val="20"/>
+        </w:rPr>
+      </w:pPr>
+      <w:r>
+        <w:rPr>
+          <w:sz w:val="20"/>
+          <w:szCs w:val="20"/>
+        </w:rPr>
+        <w:t>#include &lt;</w:t>
+      </w:r>
+      <w:proofErr w:type="spellStart"/>
+      <w:r>
+        <w:rPr>
+          <w:sz w:val="20"/>
+          <w:szCs w:val="20"/>
+        </w:rPr>
+        <w:t>unistd.h</w:t>
+      </w:r>
+      <w:proofErr w:type="spellEnd"/>
+      <w:r>
+        <w:rPr>
+          <w:sz w:val="20"/>
+          <w:szCs w:val="20"/>
+        </w:rPr>
+        <w:t>&gt;</w:t>
+      </w:r>
+    </w:p>
+    <w:p>
+      <w:pPr>
+        <w:rPr>
+          <w:sz w:val="20"/>
+          <w:szCs w:val="20"/>
+        </w:rPr>
+      </w:pPr>
+    </w:p>
+    <w:p>
+      <w:pPr>
+        <w:rPr>
+          <w:sz w:val="20"/>
+          <w:szCs w:val="20"/>
+        </w:rPr>
+      </w:pPr>
+      <w:r>
+        <w:rPr>
+          <w:sz w:val="20"/>
+          <w:szCs w:val="20"/>
+        </w:rPr>
+        <w:t>using namespace std;</w:t>
+      </w:r>
+    </w:p>
+    <w:p>
+      <w:pPr>
+        <w:rPr>
+          <w:sz w:val="20"/>
+          <w:szCs w:val="20"/>
+        </w:rPr>
+      </w:pPr>
+    </w:p>
+    <w:p>
+      <w:pPr>
+        <w:rPr>
+          <w:sz w:val="20"/>
+          <w:szCs w:val="20"/>
+        </w:rPr>
+      </w:pPr>
+      <w:r>
+        <w:rPr>
+          <w:i/>
+          <w:iCs/>
+          <w:sz w:val="20"/>
+          <w:szCs w:val="20"/>
+        </w:rPr>
+        <w:t>// ---------------- CRC-16-CCITT ----------------</w:t>
+      </w:r>
+    </w:p>
+    <w:p>
+      <w:pPr>
+        <w:rPr>
+          <w:sz w:val="20"/>
+          <w:szCs w:val="20"/>
+        </w:rPr>
+      </w:pPr>
+      <w:r>
+        <w:rPr>
+          <w:sz w:val="20"/>
+          <w:szCs w:val="20"/>
+        </w:rPr>
+        <w:t>uint16_t crc16_</w:t>
+      </w:r>
+      <w:proofErr w:type="gramStart"/>
+      <w:r>
+        <w:rPr>
+          <w:sz w:val="20"/>
+          <w:szCs w:val="20"/>
+        </w:rPr>
+        <w:t>ccitt(</w:t>
+      </w:r>
+      <w:proofErr w:type="spellStart"/>
+      <w:proofErr w:type="gramEnd"/>
+      <w:r>
+        <w:rPr>
+          <w:sz w:val="20"/>
+          <w:szCs w:val="20"/>
+        </w:rPr>
+        <w:t>const</w:t>
+      </w:r>
+      <w:proofErr w:type="spellEnd"/>
+      <w:r>
+        <w:rPr>
+          <w:sz w:val="20"/>
+          <w:szCs w:val="20"/>
+        </w:rPr>
+        <w:t xml:space="preserve"> vector&lt;uint8_t&gt;&amp; data) {</w:t>
+      </w:r>
+    </w:p>
+    <w:p>
+      <w:pPr>
+        <w:rPr>
+          <w:sz w:val="20"/>
+          <w:szCs w:val="20"/>
+        </w:rPr>
+      </w:pPr>
+      <w:r>
+        <w:rPr>
+          <w:sz w:val="20"/>
+          <w:szCs w:val="20"/>
+        </w:rPr>
+        <w:t xml:space="preserve">    uint16_t </w:t>
+      </w:r>
+      <w:proofErr w:type="spellStart"/>
+      <w:r>
+        <w:rPr>
+          <w:sz w:val="20"/>
+          <w:szCs w:val="20"/>
+        </w:rPr>
+        <w:t>crc</w:t>
+      </w:r>
+      <w:proofErr w:type="spellEnd"/>
+      <w:r>
+        <w:rPr>
+          <w:sz w:val="20"/>
+          <w:szCs w:val="20"/>
+        </w:rPr>
+        <w:t xml:space="preserve"> = 0xFFFF;</w:t>
+      </w:r>
+    </w:p>
+    <w:p>
+      <w:pPr>
+        <w:rPr>
+          <w:sz w:val="20"/>
+          <w:szCs w:val="20"/>
+        </w:rPr>
+      </w:pPr>
+      <w:r>
+        <w:rPr>
+          <w:sz w:val="20"/>
+          <w:szCs w:val="20"/>
+        </w:rPr>
+        <w:t xml:space="preserve">    for (uint8_t </w:t>
+      </w:r>
+      <w:proofErr w:type="gramStart"/>
+      <w:r>
+        <w:rPr>
+          <w:sz w:val="20"/>
+          <w:szCs w:val="20"/>
+        </w:rPr>
+        <w:t>b :</w:t>
+      </w:r>
+      <w:proofErr w:type="gramEnd"/>
+      <w:r>
+        <w:rPr>
+          <w:sz w:val="20"/>
+          <w:szCs w:val="20"/>
+        </w:rPr>
+        <w:t xml:space="preserve"> data) {</w:t>
+      </w:r>
+    </w:p>
+    <w:p>
+      <w:pPr>
+        <w:rPr>
+          <w:sz w:val="20"/>
+          <w:szCs w:val="20"/>
+        </w:rPr>
+      </w:pPr>
+      <w:r>
+        <w:rPr>
+          <w:sz w:val="20"/>
+          <w:szCs w:val="20"/>
+        </w:rPr>
+        <w:t xml:space="preserve">        </w:t>
+      </w:r>
+      <w:proofErr w:type="spellStart"/>
+      <w:r>
+        <w:rPr>
+          <w:sz w:val="20"/>
+          <w:szCs w:val="20"/>
+        </w:rPr>
+        <w:t>crc</w:t>
+      </w:r>
+      <w:proofErr w:type="spellEnd"/>
+      <w:r>
+        <w:rPr>
+          <w:sz w:val="20"/>
+          <w:szCs w:val="20"/>
+        </w:rPr>
+        <w:t xml:space="preserve"> ^= (uint16_</w:t>
+      </w:r>
+      <w:proofErr w:type="gramStart"/>
+      <w:r>
+        <w:rPr>
+          <w:sz w:val="20"/>
+          <w:szCs w:val="20"/>
+        </w:rPr>
+        <w:t>t)b</w:t>
+      </w:r>
+      <w:proofErr w:type="gramEnd"/>
+      <w:r>
+        <w:rPr>
+          <w:sz w:val="20"/>
+          <w:szCs w:val="20"/>
+        </w:rPr>
+        <w:t xml:space="preserve"> &lt;&lt; 8;</w:t>
+      </w:r>
+    </w:p>
+    <w:p>
+      <w:pPr>
+        <w:rPr>
+          <w:sz w:val="20"/>
+          <w:szCs w:val="20"/>
+        </w:rPr>
+      </w:pPr>
+      <w:r>
+        <w:rPr>
+          <w:sz w:val="20"/>
+          <w:szCs w:val="20"/>
+        </w:rPr>
+        <w:t xml:space="preserve">        for (int </w:t>
+      </w:r>
+      <w:proofErr w:type="spellStart"/>
+      <w:r>
+        <w:rPr>
+          <w:sz w:val="20"/>
+          <w:szCs w:val="20"/>
+        </w:rPr>
+        <w:t>i</w:t>
+      </w:r>
+      <w:proofErr w:type="spellEnd"/>
+      <w:r>
+        <w:rPr>
+          <w:sz w:val="20"/>
+          <w:szCs w:val="20"/>
+        </w:rPr>
+        <w:t xml:space="preserve"> = 0; </w:t>
+      </w:r>
+      <w:proofErr w:type="spellStart"/>
+      <w:r>
+        <w:rPr>
+          <w:sz w:val="20"/>
+          <w:szCs w:val="20"/>
+        </w:rPr>
+        <w:t>i</w:t>
+      </w:r>
+      <w:proofErr w:type="spellEnd"/>
+      <w:r>
+        <w:rPr>
+          <w:sz w:val="20"/>
+          <w:szCs w:val="20"/>
+        </w:rPr>
+        <w:t xml:space="preserve"> &lt; 8; ++</w:t>
+      </w:r>
+      <w:proofErr w:type="spellStart"/>
+      <w:r>
+        <w:rPr>
+          <w:sz w:val="20"/>
+          <w:szCs w:val="20"/>
+        </w:rPr>
+        <w:t>i</w:t>
+      </w:r>
+      <w:proofErr w:type="spellEnd"/>
+      <w:r>
+        <w:rPr>
+          <w:sz w:val="20"/>
+          <w:szCs w:val="20"/>
+        </w:rPr>
+        <w:t>) {</w:t>
+      </w:r>
+    </w:p>
+    <w:p>
+      <w:pPr>
+        <w:rPr>
+          <w:sz w:val="20"/>
+          <w:szCs w:val="20"/>
+        </w:rPr>
+      </w:pPr>
+      <w:r>
+        <w:rPr>
+          <w:sz w:val="20"/>
+          <w:szCs w:val="20"/>
+        </w:rPr>
+        <w:t>            if (</w:t>
+      </w:r>
+      <w:proofErr w:type="spellStart"/>
+      <w:r>
+        <w:rPr>
+          <w:sz w:val="20"/>
+          <w:szCs w:val="20"/>
+        </w:rPr>
+        <w:t>crc</w:t>
+      </w:r>
+      <w:proofErr w:type="spellEnd"/>
+      <w:r>
+        <w:rPr>
+          <w:sz w:val="20"/>
+          <w:szCs w:val="20"/>
+        </w:rPr>
+        <w:t xml:space="preserve"> &amp; 0x8000) </w:t>
+      </w:r>
+      <w:proofErr w:type="spellStart"/>
+      <w:r>
+        <w:rPr>
+          <w:sz w:val="20"/>
+          <w:szCs w:val="20"/>
+        </w:rPr>
+        <w:t>crc</w:t>
+      </w:r>
+      <w:proofErr w:type="spellEnd"/>
+      <w:r>
+        <w:rPr>
+          <w:sz w:val="20"/>
+          <w:szCs w:val="20"/>
+        </w:rPr>
+        <w:t xml:space="preserve"> = (</w:t>
+      </w:r>
+      <w:proofErr w:type="spellStart"/>
+      <w:r>
+        <w:rPr>
+          <w:sz w:val="20"/>
+          <w:szCs w:val="20"/>
+        </w:rPr>
+        <w:t>crc</w:t>
+      </w:r>
+      <w:proofErr w:type="spellEnd"/>
+      <w:r>
+        <w:rPr>
+          <w:sz w:val="20"/>
+          <w:szCs w:val="20"/>
+        </w:rPr>
+        <w:t xml:space="preserve"> &lt;&lt; 1) ^ 0x1021;</w:t>
+      </w:r>
+    </w:p>
+    <w:p>
+      <w:pPr>
+        <w:rPr>
+          <w:sz w:val="20"/>
+          <w:szCs w:val="20"/>
+        </w:rPr>
+      </w:pPr>
+      <w:r>
+        <w:rPr>
+          <w:sz w:val="20"/>
+          <w:szCs w:val="20"/>
+        </w:rPr>
+        <w:t xml:space="preserve">            else </w:t>
+      </w:r>
+      <w:proofErr w:type="spellStart"/>
+      <w:r>
+        <w:rPr>
+          <w:sz w:val="20"/>
+          <w:szCs w:val="20"/>
+        </w:rPr>
+        <w:t>crc</w:t>
+      </w:r>
+      <w:proofErr w:type="spellEnd"/>
+      <w:r>
+        <w:rPr>
+          <w:sz w:val="20"/>
+          <w:szCs w:val="20"/>
+        </w:rPr>
+        <w:t xml:space="preserve"> &lt;&lt;= 1;</w:t>
+      </w:r>
+    </w:p>
+    <w:p>
+      <w:pPr>
+        <w:rPr>
+          <w:sz w:val="20"/>
+          <w:szCs w:val="20"/>
+        </w:rPr>
+      </w:pPr>
+      <w:r>
+        <w:rPr>
+          <w:sz w:val="20"/>
+          <w:szCs w:val="20"/>
+        </w:rPr>
+        <w:t>        }</w:t>
+      </w:r>
+    </w:p>
+    <w:p>
+      <w:pPr>
+        <w:rPr>
+          <w:sz w:val="20"/>
+          <w:szCs w:val="20"/>
+        </w:rPr>
+      </w:pPr>
+      <w:r>
+        <w:rPr>
+          <w:sz w:val="20"/>
+          <w:szCs w:val="20"/>
+        </w:rPr>
+        <w:t>    }</w:t>
+      </w:r>
+    </w:p>
+    <w:p>
+      <w:pPr>
+        <w:rPr>
+          <w:sz w:val="20"/>
+          <w:szCs w:val="20"/>
+        </w:rPr>
+      </w:pPr>
+      <w:r>
+        <w:rPr>
+          <w:sz w:val="20"/>
+          <w:szCs w:val="20"/>
+        </w:rPr>
+        <w:t xml:space="preserve">    return </w:t>
+      </w:r>
+      <w:proofErr w:type="spellStart"/>
+      <w:r>
+        <w:rPr>
+          <w:sz w:val="20"/>
+          <w:szCs w:val="20"/>
+        </w:rPr>
+        <w:t>crc</w:t>
+      </w:r>
+      <w:proofErr w:type="spellEnd"/>
+      <w:r>
+        <w:rPr>
+          <w:sz w:val="20"/>
+          <w:szCs w:val="20"/>
+        </w:rPr>
+        <w:t xml:space="preserve"> &amp; 0xFFFF;</w:t>
+      </w:r>
+    </w:p>
+    <w:p>
+      <w:pPr>
+        <w:rPr>
+          <w:sz w:val="20"/>
+          <w:szCs w:val="20"/>
+        </w:rPr>
+      </w:pPr>
+      <w:r>
+        <w:rPr>
+          <w:sz w:val="20"/>
+          <w:szCs w:val="20"/>
+        </w:rPr>
+        <w:t>}</w:t>
+      </w:r>
+    </w:p>
+    <w:p>
+      <w:pPr>
+        <w:rPr>
+          <w:sz w:val="20"/>
+          <w:szCs w:val="20"/>
+        </w:rPr>
+      </w:pPr>
+    </w:p>
+    <w:p>
+      <w:pPr>
+        <w:rPr>
+          <w:sz w:val="20"/>
+          <w:szCs w:val="20"/>
+        </w:rPr>
+      </w:pPr>
+      <w:r>
+        <w:rPr>
+          <w:i/>
+          <w:iCs/>
+          <w:sz w:val="20"/>
+          <w:szCs w:val="20"/>
+        </w:rPr>
+        <w:t>// ---------------- Hamming encoder for 7 or 8 bits ----------------</w:t>
+      </w:r>
+    </w:p>
+    <w:p>
+      <w:pPr>
+        <w:rPr>
+          <w:sz w:val="20"/>
+          <w:szCs w:val="20"/>
+        </w:rPr>
+      </w:pPr>
+      <w:r>
+        <w:rPr>
+          <w:i/>
+          <w:iCs/>
+          <w:sz w:val="20"/>
+          <w:szCs w:val="20"/>
+        </w:rPr>
+        <w:t>// Place parity bits at positions that are powers of two (1-based).</w:t>
+      </w:r>
+    </w:p>
+    <w:p>
+      <w:pPr>
+        <w:rPr>
+          <w:sz w:val="20"/>
+          <w:szCs w:val="20"/>
+        </w:rPr>
+      </w:pPr>
+      <w:r>
+        <w:rPr>
+          <w:i/>
+          <w:iCs/>
+          <w:sz w:val="20"/>
+          <w:szCs w:val="20"/>
+        </w:rPr>
         <w:lastRenderedPageBreak/>
         <w:t xml:space="preserve">// </w:t>
       </w:r>
@@ -6044,15 +6688,31 @@
           <w:sz w:val="20"/>
           <w:szCs w:val="20"/>
         </w:rPr>
-        <w:t>int_to_bits</w:t>
-      </w:r>
-      <w:proofErr w:type="spellEnd"/>
-      <w:r>
-        <w:rPr>
-          <w:sz w:val="20"/>
-          <w:szCs w:val="20"/>
-        </w:rPr>
-        <w:t xml:space="preserve">(uint8_t </w:t>
+        <w:t>int_to_</w:t>
+      </w:r>
+      <w:proofErr w:type="gramStart"/>
+      <w:r>
+        <w:rPr>
+          <w:sz w:val="20"/>
+          <w:szCs w:val="20"/>
+        </w:rPr>
+        <w:t>bits</w:t>
+      </w:r>
+      <w:proofErr w:type="spellEnd"/>
+      <w:r>
+        <w:rPr>
+          <w:sz w:val="20"/>
+          <w:szCs w:val="20"/>
+        </w:rPr>
+        <w:t>(</w:t>
+      </w:r>
+      <w:proofErr w:type="gramEnd"/>
+      <w:r>
+        <w:rPr>
+          <w:sz w:val="20"/>
+          <w:szCs w:val="20"/>
+        </w:rPr>
+        <w:t xml:space="preserve">uint8_t </w:t>
       </w:r>
       <w:proofErr w:type="spellStart"/>
       <w:r>
@@ -6255,7 +6915,15 @@
           <w:sz w:val="20"/>
           <w:szCs w:val="20"/>
         </w:rPr>
-        <w:t>bits_to_byte</w:t>
+        <w:t>bits_to_</w:t>
+      </w:r>
+      <w:proofErr w:type="gramStart"/>
+      <w:r>
+        <w:rPr>
+          <w:sz w:val="20"/>
+          <w:szCs w:val="20"/>
+        </w:rPr>
+        <w:t>byte</w:t>
       </w:r>
       <w:proofErr w:type="spellEnd"/>
       <w:r>
@@ -6266,6 +6934,7 @@
         <w:t>(</w:t>
       </w:r>
       <w:proofErr w:type="spellStart"/>
+      <w:proofErr w:type="gramEnd"/>
       <w:r>
         <w:rPr>
           <w:sz w:val="20"/>
@@ -6360,6 +7029,7 @@
         <w:t xml:space="preserve"> &lt; (int)</w:t>
       </w:r>
       <w:proofErr w:type="spellStart"/>
+      <w:proofErr w:type="gramStart"/>
       <w:r>
         <w:rPr>
           <w:sz w:val="20"/>
@@ -6368,6 +7038,7 @@
         <w:t>bits.size</w:t>
       </w:r>
       <w:proofErr w:type="spellEnd"/>
+      <w:proofErr w:type="gramEnd"/>
       <w:r>
         <w:rPr>
           <w:sz w:val="20"/>
@@ -6404,7 +7075,23 @@
           <w:sz w:val="20"/>
           <w:szCs w:val="20"/>
         </w:rPr>
-        <w:t xml:space="preserve">        b |= (bits[start + </w:t>
+        <w:t>        b |= (</w:t>
+      </w:r>
+      <w:proofErr w:type="gramStart"/>
+      <w:r>
+        <w:rPr>
+          <w:sz w:val="20"/>
+          <w:szCs w:val="20"/>
+        </w:rPr>
+        <w:t>bits[</w:t>
+      </w:r>
+      <w:proofErr w:type="gramEnd"/>
+      <w:r>
+        <w:rPr>
+          <w:sz w:val="20"/>
+          <w:szCs w:val="20"/>
+        </w:rPr>
+        <w:t xml:space="preserve">start + </w:t>
       </w:r>
       <w:proofErr w:type="spellStart"/>
       <w:r>
@@ -6497,7 +7184,15 @@
           <w:sz w:val="20"/>
           <w:szCs w:val="20"/>
         </w:rPr>
-        <w:t>encode_hamming_bits</w:t>
+        <w:t>encode_hamming_</w:t>
+      </w:r>
+      <w:proofErr w:type="gramStart"/>
+      <w:r>
+        <w:rPr>
+          <w:sz w:val="20"/>
+          <w:szCs w:val="20"/>
+        </w:rPr>
+        <w:t>bits</w:t>
       </w:r>
       <w:proofErr w:type="spellEnd"/>
       <w:r>
@@ -6508,6 +7203,7 @@
         <w:t>(</w:t>
       </w:r>
       <w:proofErr w:type="spellStart"/>
+      <w:proofErr w:type="gramEnd"/>
       <w:r>
         <w:rPr>
           <w:sz w:val="20"/>
@@ -6560,9 +7256,18 @@
           <w:sz w:val="20"/>
           <w:szCs w:val="20"/>
         </w:rPr>
-        <w:t>data_bits.size</w:t>
-      </w:r>
-      <w:proofErr w:type="spellEnd"/>
+        <w:t>data_</w:t>
+      </w:r>
+      <w:proofErr w:type="gramStart"/>
+      <w:r>
+        <w:rPr>
+          <w:sz w:val="20"/>
+          <w:szCs w:val="20"/>
+        </w:rPr>
+        <w:t>bits.size</w:t>
+      </w:r>
+      <w:proofErr w:type="spellEnd"/>
+      <w:proofErr w:type="gramEnd"/>
       <w:r>
         <w:rPr>
           <w:sz w:val="20"/>
@@ -6628,7 +7333,23 @@
           <w:sz w:val="20"/>
           <w:szCs w:val="20"/>
         </w:rPr>
-        <w:t>    vector&lt;int&gt; out(n+1, 0);</w:t>
+        <w:t xml:space="preserve">    vector&lt;int&gt; </w:t>
+      </w:r>
+      <w:proofErr w:type="gramStart"/>
+      <w:r>
+        <w:rPr>
+          <w:sz w:val="20"/>
+          <w:szCs w:val="20"/>
+        </w:rPr>
+        <w:t>out(</w:t>
+      </w:r>
+      <w:proofErr w:type="gramEnd"/>
+      <w:r>
+        <w:rPr>
+          <w:sz w:val="20"/>
+          <w:szCs w:val="20"/>
+        </w:rPr>
+        <w:t>n+1, 0);</w:t>
       </w:r>
       <w:r>
         <w:rPr>
@@ -6779,7 +7500,31 @@
           <w:sz w:val="20"/>
           <w:szCs w:val="20"/>
         </w:rPr>
-        <w:t xml:space="preserve"> &amp; (i-1)) != 0) {</w:t>
+        <w:t xml:space="preserve"> &amp; (i-1)</w:t>
+      </w:r>
+      <w:proofErr w:type="gramStart"/>
+      <w:r>
+        <w:rPr>
+          <w:sz w:val="20"/>
+          <w:szCs w:val="20"/>
+        </w:rPr>
+        <w:t>) !</w:t>
+      </w:r>
+      <w:proofErr w:type="gramEnd"/>
+      <w:r>
+        <w:rPr>
+          <w:sz w:val="20"/>
+          <w:szCs w:val="20"/>
+        </w:rPr>
+        <w:t xml:space="preserve">= 0) </w:t>
+      </w:r>
+      <w:proofErr w:type="gramStart"/>
+      <w:r>
+        <w:rPr>
+          <w:sz w:val="20"/>
+          <w:szCs w:val="20"/>
+        </w:rPr>
+        <w:t>{</w:t>
       </w:r>
       <w:r>
         <w:rPr>
@@ -6788,109 +7533,9 @@
           <w:sz w:val="20"/>
           <w:szCs w:val="20"/>
         </w:rPr>
-        <w:t xml:space="preserve"> // not power of two</w:t>
-      </w:r>
-    </w:p>
-    <w:p>
-      <w:pPr>
-        <w:rPr>
-          <w:sz w:val="20"/>
-          <w:szCs w:val="20"/>
-        </w:rPr>
-      </w:pPr>
-      <w:r>
-        <w:rPr>
-          <w:sz w:val="20"/>
-          <w:szCs w:val="20"/>
-        </w:rPr>
-        <w:t>            out[</w:t>
-      </w:r>
-      <w:proofErr w:type="spellStart"/>
-      <w:r>
-        <w:rPr>
-          <w:sz w:val="20"/>
-          <w:szCs w:val="20"/>
-        </w:rPr>
-        <w:t>i</w:t>
-      </w:r>
-      <w:proofErr w:type="spellEnd"/>
-      <w:r>
-        <w:rPr>
-          <w:sz w:val="20"/>
-          <w:szCs w:val="20"/>
-        </w:rPr>
-        <w:t xml:space="preserve">] = </w:t>
-      </w:r>
-      <w:proofErr w:type="spellStart"/>
-      <w:r>
-        <w:rPr>
-          <w:sz w:val="20"/>
-          <w:szCs w:val="20"/>
-        </w:rPr>
-        <w:t>data_bits</w:t>
-      </w:r>
-      <w:proofErr w:type="spellEnd"/>
-      <w:r>
-        <w:rPr>
-          <w:sz w:val="20"/>
-          <w:szCs w:val="20"/>
-        </w:rPr>
-        <w:t>[</w:t>
-      </w:r>
-      <w:proofErr w:type="spellStart"/>
-      <w:r>
-        <w:rPr>
-          <w:sz w:val="20"/>
-          <w:szCs w:val="20"/>
-        </w:rPr>
-        <w:t>data_idx</w:t>
-      </w:r>
-      <w:proofErr w:type="spellEnd"/>
-      <w:r>
-        <w:rPr>
-          <w:sz w:val="20"/>
-          <w:szCs w:val="20"/>
-        </w:rPr>
-        <w:t>++];</w:t>
-      </w:r>
-    </w:p>
-    <w:p>
-      <w:pPr>
-        <w:rPr>
-          <w:sz w:val="20"/>
-          <w:szCs w:val="20"/>
-        </w:rPr>
-      </w:pPr>
-      <w:r>
-        <w:rPr>
-          <w:sz w:val="20"/>
-          <w:szCs w:val="20"/>
-        </w:rPr>
-        <w:t>        }</w:t>
-      </w:r>
-    </w:p>
-    <w:p>
-      <w:pPr>
-        <w:rPr>
-          <w:sz w:val="20"/>
-          <w:szCs w:val="20"/>
-        </w:rPr>
-      </w:pPr>
-      <w:r>
-        <w:rPr>
-          <w:sz w:val="20"/>
-          <w:szCs w:val="20"/>
-        </w:rPr>
-        <w:t>    }</w:t>
-      </w:r>
-    </w:p>
-    <w:p>
-      <w:pPr>
-        <w:rPr>
-          <w:sz w:val="20"/>
-          <w:szCs w:val="20"/>
-        </w:rPr>
-      </w:pPr>
+        <w:t xml:space="preserve"> /</w:t>
+      </w:r>
+      <w:proofErr w:type="gramEnd"/>
       <w:r>
         <w:rPr>
           <w:i/>
@@ -6898,6 +7543,116 @@
           <w:sz w:val="20"/>
           <w:szCs w:val="20"/>
         </w:rPr>
+        <w:t>/ not power of two</w:t>
+      </w:r>
+    </w:p>
+    <w:p>
+      <w:pPr>
+        <w:rPr>
+          <w:sz w:val="20"/>
+          <w:szCs w:val="20"/>
+        </w:rPr>
+      </w:pPr>
+      <w:r>
+        <w:rPr>
+          <w:sz w:val="20"/>
+          <w:szCs w:val="20"/>
+        </w:rPr>
+        <w:t>            out[</w:t>
+      </w:r>
+      <w:proofErr w:type="spellStart"/>
+      <w:r>
+        <w:rPr>
+          <w:sz w:val="20"/>
+          <w:szCs w:val="20"/>
+        </w:rPr>
+        <w:t>i</w:t>
+      </w:r>
+      <w:proofErr w:type="spellEnd"/>
+      <w:r>
+        <w:rPr>
+          <w:sz w:val="20"/>
+          <w:szCs w:val="20"/>
+        </w:rPr>
+        <w:t xml:space="preserve">] = </w:t>
+      </w:r>
+      <w:proofErr w:type="spellStart"/>
+      <w:r>
+        <w:rPr>
+          <w:sz w:val="20"/>
+          <w:szCs w:val="20"/>
+        </w:rPr>
+        <w:t>data_bits</w:t>
+      </w:r>
+      <w:proofErr w:type="spellEnd"/>
+      <w:r>
+        <w:rPr>
+          <w:sz w:val="20"/>
+          <w:szCs w:val="20"/>
+        </w:rPr>
+        <w:t>[</w:t>
+      </w:r>
+      <w:proofErr w:type="spellStart"/>
+      <w:r>
+        <w:rPr>
+          <w:sz w:val="20"/>
+          <w:szCs w:val="20"/>
+        </w:rPr>
+        <w:t>data_idx</w:t>
+      </w:r>
+      <w:proofErr w:type="spellEnd"/>
+      <w:r>
+        <w:rPr>
+          <w:sz w:val="20"/>
+          <w:szCs w:val="20"/>
+        </w:rPr>
+        <w:t>++];</w:t>
+      </w:r>
+    </w:p>
+    <w:p>
+      <w:pPr>
+        <w:rPr>
+          <w:sz w:val="20"/>
+          <w:szCs w:val="20"/>
+        </w:rPr>
+      </w:pPr>
+      <w:r>
+        <w:rPr>
+          <w:sz w:val="20"/>
+          <w:szCs w:val="20"/>
+        </w:rPr>
+        <w:t>        }</w:t>
+      </w:r>
+    </w:p>
+    <w:p>
+      <w:pPr>
+        <w:rPr>
+          <w:sz w:val="20"/>
+          <w:szCs w:val="20"/>
+        </w:rPr>
+      </w:pPr>
+      <w:r>
+        <w:rPr>
+          <w:sz w:val="20"/>
+          <w:szCs w:val="20"/>
+        </w:rPr>
+        <w:t>    }</w:t>
+      </w:r>
+    </w:p>
+    <w:p>
+      <w:pPr>
+        <w:rPr>
+          <w:sz w:val="20"/>
+          <w:szCs w:val="20"/>
+        </w:rPr>
+      </w:pPr>
+      <w:r>
+        <w:rPr>
+          <w:i/>
+          <w:iCs/>
+          <w:sz w:val="20"/>
+          <w:szCs w:val="20"/>
+        </w:rPr>
         <w:t>    // compute parity bits</w:t>
       </w:r>
     </w:p>
@@ -7320,7 +8075,15 @@
           <w:sz w:val="20"/>
           <w:szCs w:val="20"/>
         </w:rPr>
-        <w:t>pack_bits_to_bytes</w:t>
+        <w:t>pack_bits_to_</w:t>
+      </w:r>
+      <w:proofErr w:type="gramStart"/>
+      <w:r>
+        <w:rPr>
+          <w:sz w:val="20"/>
+          <w:szCs w:val="20"/>
+        </w:rPr>
+        <w:t>bytes</w:t>
       </w:r>
       <w:proofErr w:type="spellEnd"/>
       <w:r>
@@ -7331,6 +8094,7 @@
         <w:t>(</w:t>
       </w:r>
       <w:proofErr w:type="spellStart"/>
+      <w:proofErr w:type="gramEnd"/>
       <w:r>
         <w:rPr>
           <w:sz w:val="20"/>
@@ -7362,6 +8126,7 @@
         <w:t xml:space="preserve">    int n = </w:t>
       </w:r>
       <w:proofErr w:type="spellStart"/>
+      <w:proofErr w:type="gramStart"/>
       <w:r>
         <w:rPr>
           <w:sz w:val="20"/>
@@ -7370,6 +8135,7 @@
         <w:t>bits.size</w:t>
       </w:r>
       <w:proofErr w:type="spellEnd"/>
+      <w:proofErr w:type="gramEnd"/>
       <w:r>
         <w:rPr>
           <w:sz w:val="20"/>
@@ -7405,7 +8171,23 @@
           <w:sz w:val="20"/>
           <w:szCs w:val="20"/>
         </w:rPr>
-        <w:t>    vector&lt;uint8_t&gt; out(bytes, 0);</w:t>
+        <w:t xml:space="preserve">    vector&lt;uint8_t&gt; </w:t>
+      </w:r>
+      <w:proofErr w:type="gramStart"/>
+      <w:r>
+        <w:rPr>
+          <w:sz w:val="20"/>
+          <w:szCs w:val="20"/>
+        </w:rPr>
+        <w:t>out(</w:t>
+      </w:r>
+      <w:proofErr w:type="gramEnd"/>
+      <w:r>
+        <w:rPr>
+          <w:sz w:val="20"/>
+          <w:szCs w:val="20"/>
+        </w:rPr>
+        <w:t>bytes, 0);</w:t>
       </w:r>
     </w:p>
     <w:p>
@@ -7583,7 +8365,23 @@
           <w:sz w:val="20"/>
           <w:szCs w:val="20"/>
         </w:rPr>
-        <w:t xml:space="preserve">int main(int </w:t>
+        <w:t xml:space="preserve">int </w:t>
+      </w:r>
+      <w:proofErr w:type="gramStart"/>
+      <w:r>
+        <w:rPr>
+          <w:sz w:val="20"/>
+          <w:szCs w:val="20"/>
+        </w:rPr>
+        <w:t>main(</w:t>
+      </w:r>
+      <w:proofErr w:type="gramEnd"/>
+      <w:r>
+        <w:rPr>
+          <w:sz w:val="20"/>
+          <w:szCs w:val="20"/>
+        </w:rPr>
+        <w:t xml:space="preserve">int </w:t>
       </w:r>
       <w:proofErr w:type="spellStart"/>
       <w:r>
@@ -7680,6 +8478,7 @@
         <w:t xml:space="preserve"> &lt;&lt; "Usage: " &lt;&lt; </w:t>
       </w:r>
       <w:proofErr w:type="spellStart"/>
+      <w:proofErr w:type="gramStart"/>
       <w:r>
         <w:rPr>
           <w:sz w:val="20"/>
@@ -7693,7 +8492,15 @@
           <w:sz w:val="20"/>
           <w:szCs w:val="20"/>
         </w:rPr>
-        <w:t>[0] &lt;&lt; " &lt;</w:t>
+        <w:t>[</w:t>
+      </w:r>
+      <w:proofErr w:type="gramEnd"/>
+      <w:r>
+        <w:rPr>
+          <w:sz w:val="20"/>
+          <w:szCs w:val="20"/>
+        </w:rPr>
+        <w:t>0] &lt;&lt; " &lt;</w:t>
       </w:r>
       <w:proofErr w:type="spellStart"/>
       <w:r>
@@ -7789,6 +8596,7 @@
         <w:t xml:space="preserve"> = </w:t>
       </w:r>
       <w:proofErr w:type="spellStart"/>
+      <w:proofErr w:type="gramStart"/>
       <w:r>
         <w:rPr>
           <w:sz w:val="20"/>
@@ -7802,7 +8610,15 @@
           <w:sz w:val="20"/>
           <w:szCs w:val="20"/>
         </w:rPr>
-        <w:t>[1];</w:t>
+        <w:t>[</w:t>
+      </w:r>
+      <w:proofErr w:type="gramEnd"/>
+      <w:r>
+        <w:rPr>
+          <w:sz w:val="20"/>
+          <w:szCs w:val="20"/>
+        </w:rPr>
+        <w:t>1];</w:t>
       </w:r>
     </w:p>
     <w:p>
@@ -7852,6 +8668,7 @@
         <w:t>(</w:t>
       </w:r>
       <w:proofErr w:type="spellStart"/>
+      <w:proofErr w:type="gramStart"/>
       <w:r>
         <w:rPr>
           <w:sz w:val="20"/>
@@ -7865,7 +8682,15 @@
           <w:sz w:val="20"/>
           <w:szCs w:val="20"/>
         </w:rPr>
-        <w:t>[2]);</w:t>
+        <w:t>[</w:t>
+      </w:r>
+      <w:proofErr w:type="gramEnd"/>
+      <w:r>
+        <w:rPr>
+          <w:sz w:val="20"/>
+          <w:szCs w:val="20"/>
+        </w:rPr>
+        <w:t>2]);</w:t>
       </w:r>
     </w:p>
     <w:p>
@@ -7883,6 +8708,7 @@
         <w:t xml:space="preserve">    char mode = </w:t>
       </w:r>
       <w:proofErr w:type="spellStart"/>
+      <w:proofErr w:type="gramStart"/>
       <w:r>
         <w:rPr>
           <w:sz w:val="20"/>
@@ -7896,7 +8722,15 @@
           <w:sz w:val="20"/>
           <w:szCs w:val="20"/>
         </w:rPr>
-        <w:t>[3][0];</w:t>
+        <w:t>[</w:t>
+      </w:r>
+      <w:proofErr w:type="gramEnd"/>
+      <w:r>
+        <w:rPr>
+          <w:sz w:val="20"/>
+          <w:szCs w:val="20"/>
+        </w:rPr>
+        <w:t>3][0];</w:t>
       </w:r>
     </w:p>
     <w:p>
@@ -7947,6 +8781,7 @@
         <w:t>(</w:t>
       </w:r>
       <w:proofErr w:type="spellStart"/>
+      <w:proofErr w:type="gramStart"/>
       <w:r>
         <w:rPr>
           <w:sz w:val="20"/>
@@ -7960,22 +8795,54 @@
           <w:sz w:val="20"/>
           <w:szCs w:val="20"/>
         </w:rPr>
-        <w:t>[4]);</w:t>
-      </w:r>
-    </w:p>
-    <w:p>
-      <w:pPr>
-        <w:rPr>
-          <w:sz w:val="20"/>
-          <w:szCs w:val="20"/>
-        </w:rPr>
-      </w:pPr>
-      <w:r>
-        <w:rPr>
-          <w:sz w:val="20"/>
-          <w:szCs w:val="20"/>
-        </w:rPr>
-        <w:t xml:space="preserve">    if (!(mode=='H' || mode=='C')) { </w:t>
+        <w:t>[</w:t>
+      </w:r>
+      <w:proofErr w:type="gramEnd"/>
+      <w:r>
+        <w:rPr>
+          <w:sz w:val="20"/>
+          <w:szCs w:val="20"/>
+        </w:rPr>
+        <w:t>4]);</w:t>
+      </w:r>
+    </w:p>
+    <w:p>
+      <w:pPr>
+        <w:rPr>
+          <w:sz w:val="20"/>
+          <w:szCs w:val="20"/>
+        </w:rPr>
+      </w:pPr>
+      <w:r>
+        <w:rPr>
+          <w:sz w:val="20"/>
+          <w:szCs w:val="20"/>
+        </w:rPr>
+        <w:t xml:space="preserve">    if </w:t>
+      </w:r>
+      <w:proofErr w:type="gramStart"/>
+      <w:r>
+        <w:rPr>
+          <w:sz w:val="20"/>
+          <w:szCs w:val="20"/>
+        </w:rPr>
+        <w:t>(!(</w:t>
+      </w:r>
+      <w:proofErr w:type="gramEnd"/>
+      <w:r>
+        <w:rPr>
+          <w:sz w:val="20"/>
+          <w:szCs w:val="20"/>
+        </w:rPr>
+        <w:t xml:space="preserve">mode=='H' || mode=='C')) </w:t>
+      </w:r>
+      <w:proofErr w:type="gramStart"/>
+      <w:r>
+        <w:rPr>
+          <w:sz w:val="20"/>
+          <w:szCs w:val="20"/>
+        </w:rPr>
+        <w:t xml:space="preserve">{ </w:t>
       </w:r>
       <w:proofErr w:type="spellStart"/>
       <w:r>
@@ -7986,29 +8853,48 @@
         <w:t>cerr</w:t>
       </w:r>
       <w:proofErr w:type="spellEnd"/>
-      <w:r>
-        <w:rPr>
-          <w:sz w:val="20"/>
-          <w:szCs w:val="20"/>
-        </w:rPr>
-        <w:t>&lt;&lt;"mode H or C\n"; return 1; }</w:t>
-      </w:r>
-    </w:p>
-    <w:p>
-      <w:pPr>
-        <w:rPr>
-          <w:sz w:val="20"/>
-          <w:szCs w:val="20"/>
-        </w:rPr>
-      </w:pPr>
-      <w:r>
-        <w:rPr>
-          <w:sz w:val="20"/>
-          <w:szCs w:val="20"/>
-        </w:rPr>
-        <w:t>    if (!(</w:t>
-      </w:r>
-      <w:proofErr w:type="spellStart"/>
+      <w:proofErr w:type="gramEnd"/>
+      <w:r>
+        <w:rPr>
+          <w:sz w:val="20"/>
+          <w:szCs w:val="20"/>
+        </w:rPr>
+        <w:t>&lt;&lt;"mode H or C\n"; return 1</w:t>
+      </w:r>
+      <w:proofErr w:type="gramStart"/>
+      <w:r>
+        <w:rPr>
+          <w:sz w:val="20"/>
+          <w:szCs w:val="20"/>
+        </w:rPr>
+        <w:t>; }</w:t>
+      </w:r>
+      <w:proofErr w:type="gramEnd"/>
+    </w:p>
+    <w:p>
+      <w:pPr>
+        <w:rPr>
+          <w:sz w:val="20"/>
+          <w:szCs w:val="20"/>
+        </w:rPr>
+      </w:pPr>
+      <w:r>
+        <w:rPr>
+          <w:sz w:val="20"/>
+          <w:szCs w:val="20"/>
+        </w:rPr>
+        <w:t xml:space="preserve">    if </w:t>
+      </w:r>
+      <w:proofErr w:type="gramStart"/>
+      <w:r>
+        <w:rPr>
+          <w:sz w:val="20"/>
+          <w:szCs w:val="20"/>
+        </w:rPr>
+        <w:t>(!(</w:t>
+      </w:r>
+      <w:proofErr w:type="spellStart"/>
+      <w:proofErr w:type="gramEnd"/>
       <w:r>
         <w:rPr>
           <w:sz w:val="20"/>
@@ -8038,7 +8924,15 @@
           <w:sz w:val="20"/>
           <w:szCs w:val="20"/>
         </w:rPr>
-        <w:t xml:space="preserve">==8)) { </w:t>
+        <w:t xml:space="preserve">==8)) </w:t>
+      </w:r>
+      <w:proofErr w:type="gramStart"/>
+      <w:r>
+        <w:rPr>
+          <w:sz w:val="20"/>
+          <w:szCs w:val="20"/>
+        </w:rPr>
+        <w:t xml:space="preserve">{ </w:t>
       </w:r>
       <w:proofErr w:type="spellStart"/>
       <w:r>
@@ -8049,50 +8943,84 @@
         <w:t>cerr</w:t>
       </w:r>
       <w:proofErr w:type="spellEnd"/>
-      <w:r>
-        <w:rPr>
-          <w:sz w:val="20"/>
-          <w:szCs w:val="20"/>
-        </w:rPr>
-        <w:t>&lt;&lt;"7 or 8 bits\n"; return 1; }</w:t>
-      </w:r>
-    </w:p>
-    <w:p>
-      <w:pPr>
-        <w:rPr>
-          <w:sz w:val="20"/>
-          <w:szCs w:val="20"/>
-        </w:rPr>
-      </w:pPr>
-    </w:p>
-    <w:p>
-      <w:pPr>
-        <w:rPr>
-          <w:sz w:val="20"/>
-          <w:szCs w:val="20"/>
-        </w:rPr>
-      </w:pPr>
-      <w:r>
-        <w:rPr>
-          <w:sz w:val="20"/>
-          <w:szCs w:val="20"/>
-        </w:rPr>
-        <w:t>    int sock = socket(AF_INET, SOCK_DGRAM, 0);</w:t>
-      </w:r>
-    </w:p>
-    <w:p>
-      <w:pPr>
-        <w:rPr>
-          <w:sz w:val="20"/>
-          <w:szCs w:val="20"/>
-        </w:rPr>
-      </w:pPr>
-      <w:r>
-        <w:rPr>
-          <w:sz w:val="20"/>
-          <w:szCs w:val="20"/>
-        </w:rPr>
-        <w:t xml:space="preserve">    if (sock &lt; 0) { </w:t>
+      <w:proofErr w:type="gramEnd"/>
+      <w:r>
+        <w:rPr>
+          <w:sz w:val="20"/>
+          <w:szCs w:val="20"/>
+        </w:rPr>
+        <w:t>&lt;&lt;"7 or 8 bits\n"; return 1</w:t>
+      </w:r>
+      <w:proofErr w:type="gramStart"/>
+      <w:r>
+        <w:rPr>
+          <w:sz w:val="20"/>
+          <w:szCs w:val="20"/>
+        </w:rPr>
+        <w:t>; }</w:t>
+      </w:r>
+      <w:proofErr w:type="gramEnd"/>
+    </w:p>
+    <w:p>
+      <w:pPr>
+        <w:rPr>
+          <w:sz w:val="20"/>
+          <w:szCs w:val="20"/>
+        </w:rPr>
+      </w:pPr>
+    </w:p>
+    <w:p>
+      <w:pPr>
+        <w:rPr>
+          <w:sz w:val="20"/>
+          <w:szCs w:val="20"/>
+        </w:rPr>
+      </w:pPr>
+      <w:r>
+        <w:rPr>
+          <w:sz w:val="20"/>
+          <w:szCs w:val="20"/>
+        </w:rPr>
+        <w:t xml:space="preserve">    int sock = </w:t>
+      </w:r>
+      <w:proofErr w:type="gramStart"/>
+      <w:r>
+        <w:rPr>
+          <w:sz w:val="20"/>
+          <w:szCs w:val="20"/>
+        </w:rPr>
+        <w:t>socket(</w:t>
+      </w:r>
+      <w:proofErr w:type="gramEnd"/>
+      <w:r>
+        <w:rPr>
+          <w:sz w:val="20"/>
+          <w:szCs w:val="20"/>
+        </w:rPr>
+        <w:t>AF_INET, SOCK_DGRAM, 0);</w:t>
+      </w:r>
+    </w:p>
+    <w:p>
+      <w:pPr>
+        <w:rPr>
+          <w:sz w:val="20"/>
+          <w:szCs w:val="20"/>
+        </w:rPr>
+      </w:pPr>
+      <w:r>
+        <w:rPr>
+          <w:sz w:val="20"/>
+          <w:szCs w:val="20"/>
+        </w:rPr>
+        <w:t xml:space="preserve">    if (sock &lt; 0) </w:t>
+      </w:r>
+      <w:proofErr w:type="gramStart"/>
+      <w:r>
+        <w:rPr>
+          <w:sz w:val="20"/>
+          <w:szCs w:val="20"/>
+        </w:rPr>
+        <w:t xml:space="preserve">{ </w:t>
       </w:r>
       <w:proofErr w:type="spellStart"/>
       <w:r>
@@ -8103,13 +9031,23 @@
         <w:t>perror</w:t>
       </w:r>
       <w:proofErr w:type="spellEnd"/>
-      <w:r>
-        <w:rPr>
-          <w:sz w:val="20"/>
-          <w:szCs w:val="20"/>
-        </w:rPr>
-        <w:t>("socket"); return 1; }</w:t>
-      </w:r>
+      <w:proofErr w:type="gramEnd"/>
+      <w:r>
+        <w:rPr>
+          <w:sz w:val="20"/>
+          <w:szCs w:val="20"/>
+        </w:rPr>
+        <w:t>("socket"); return 1</w:t>
+      </w:r>
+      <w:proofErr w:type="gramStart"/>
+      <w:r>
+        <w:rPr>
+          <w:sz w:val="20"/>
+          <w:szCs w:val="20"/>
+        </w:rPr>
+        <w:t>; }</w:t>
+      </w:r>
+      <w:proofErr w:type="gramEnd"/>
     </w:p>
     <w:p>
       <w:pPr>
@@ -8147,7 +9085,23 @@
           <w:sz w:val="20"/>
           <w:szCs w:val="20"/>
         </w:rPr>
-        <w:t xml:space="preserve"> peer{};</w:t>
+        <w:t xml:space="preserve"> </w:t>
+      </w:r>
+      <w:proofErr w:type="gramStart"/>
+      <w:r>
+        <w:rPr>
+          <w:sz w:val="20"/>
+          <w:szCs w:val="20"/>
+        </w:rPr>
+        <w:t>peer{</w:t>
+      </w:r>
+      <w:proofErr w:type="gramEnd"/>
+      <w:r>
+        <w:rPr>
+          <w:sz w:val="20"/>
+          <w:szCs w:val="20"/>
+        </w:rPr>
+        <w:t>};</w:t>
       </w:r>
     </w:p>
     <w:p>
@@ -8264,31 +9218,63 @@
           <w:sz w:val="20"/>
           <w:szCs w:val="20"/>
         </w:rPr>
-        <w:t>inet_pton</w:t>
-      </w:r>
-      <w:proofErr w:type="spellEnd"/>
-      <w:r>
-        <w:rPr>
-          <w:sz w:val="20"/>
-          <w:szCs w:val="20"/>
-        </w:rPr>
-        <w:t xml:space="preserve">(AF_INET, </w:t>
-      </w:r>
-      <w:proofErr w:type="spellStart"/>
-      <w:r>
-        <w:rPr>
-          <w:sz w:val="20"/>
-          <w:szCs w:val="20"/>
-        </w:rPr>
-        <w:t>peer_ip.c_str</w:t>
-      </w:r>
-      <w:proofErr w:type="spellEnd"/>
-      <w:r>
-        <w:rPr>
-          <w:sz w:val="20"/>
-          <w:szCs w:val="20"/>
-        </w:rPr>
-        <w:t>(), &amp;</w:t>
+        <w:t>inet_</w:t>
+      </w:r>
+      <w:proofErr w:type="gramStart"/>
+      <w:r>
+        <w:rPr>
+          <w:sz w:val="20"/>
+          <w:szCs w:val="20"/>
+        </w:rPr>
+        <w:t>pton</w:t>
+      </w:r>
+      <w:proofErr w:type="spellEnd"/>
+      <w:r>
+        <w:rPr>
+          <w:sz w:val="20"/>
+          <w:szCs w:val="20"/>
+        </w:rPr>
+        <w:t>(</w:t>
+      </w:r>
+      <w:proofErr w:type="gramEnd"/>
+      <w:r>
+        <w:rPr>
+          <w:sz w:val="20"/>
+          <w:szCs w:val="20"/>
+        </w:rPr>
+        <w:t xml:space="preserve">AF_INET, </w:t>
+      </w:r>
+      <w:proofErr w:type="spellStart"/>
+      <w:r>
+        <w:rPr>
+          <w:sz w:val="20"/>
+          <w:szCs w:val="20"/>
+        </w:rPr>
+        <w:t>peer_ip.c_</w:t>
+      </w:r>
+      <w:proofErr w:type="gramStart"/>
+      <w:r>
+        <w:rPr>
+          <w:sz w:val="20"/>
+          <w:szCs w:val="20"/>
+        </w:rPr>
+        <w:t>str</w:t>
+      </w:r>
+      <w:proofErr w:type="spellEnd"/>
+      <w:r>
+        <w:rPr>
+          <w:sz w:val="20"/>
+          <w:szCs w:val="20"/>
+        </w:rPr>
+        <w:t>(</w:t>
+      </w:r>
+      <w:proofErr w:type="gramEnd"/>
+      <w:r>
+        <w:rPr>
+          <w:sz w:val="20"/>
+          <w:szCs w:val="20"/>
+        </w:rPr>
+        <w:t>), &amp;</w:t>
       </w:r>
       <w:proofErr w:type="spellStart"/>
       <w:r>
@@ -8343,7 +9329,23 @@
           <w:sz w:val="20"/>
           <w:szCs w:val="20"/>
         </w:rPr>
-        <w:t xml:space="preserve"> &lt;&lt; "Enter a line to send (empty line to quit):\n";</w:t>
+        <w:t xml:space="preserve"> &lt;&lt; "Enter a line to send (empty line to quit</w:t>
+      </w:r>
+      <w:proofErr w:type="gramStart"/>
+      <w:r>
+        <w:rPr>
+          <w:sz w:val="20"/>
+          <w:szCs w:val="20"/>
+        </w:rPr>
+        <w:t>):\</w:t>
+      </w:r>
+      <w:proofErr w:type="gramEnd"/>
+      <w:r>
+        <w:rPr>
+          <w:sz w:val="20"/>
+          <w:szCs w:val="20"/>
+        </w:rPr>
+        <w:t>n";</w:t>
       </w:r>
     </w:p>
     <w:p>
@@ -8391,6 +9393,7 @@
         <w:t xml:space="preserve">        </w:t>
       </w:r>
       <w:proofErr w:type="spellStart"/>
+      <w:proofErr w:type="gramStart"/>
       <w:r>
         <w:rPr>
           <w:sz w:val="20"/>
@@ -8407,6 +9410,7 @@
         <w:t>(</w:t>
       </w:r>
       <w:proofErr w:type="spellStart"/>
+      <w:proofErr w:type="gramEnd"/>
       <w:r>
         <w:rPr>
           <w:sz w:val="20"/>
@@ -8438,6 +9442,7 @@
         <w:t>        if (</w:t>
       </w:r>
       <w:proofErr w:type="spellStart"/>
+      <w:proofErr w:type="gramStart"/>
       <w:r>
         <w:rPr>
           <w:sz w:val="20"/>
@@ -8446,6 +9451,7 @@
         <w:t>line.size</w:t>
       </w:r>
       <w:proofErr w:type="spellEnd"/>
+      <w:proofErr w:type="gramEnd"/>
       <w:r>
         <w:rPr>
           <w:sz w:val="20"/>
@@ -8537,6 +9543,7 @@
         <w:t xml:space="preserve">        for (unsigned char </w:t>
       </w:r>
       <w:proofErr w:type="spellStart"/>
+      <w:proofErr w:type="gramStart"/>
       <w:r>
         <w:rPr>
           <w:sz w:val="20"/>
@@ -8550,22 +9557,38 @@
           <w:sz w:val="20"/>
           <w:szCs w:val="20"/>
         </w:rPr>
-        <w:t xml:space="preserve"> : line) {</w:t>
-      </w:r>
-    </w:p>
-    <w:p>
-      <w:pPr>
-        <w:rPr>
-          <w:sz w:val="20"/>
-          <w:szCs w:val="20"/>
-        </w:rPr>
-      </w:pPr>
-      <w:r>
-        <w:rPr>
-          <w:sz w:val="20"/>
-          <w:szCs w:val="20"/>
-        </w:rPr>
-        <w:t>            uint8_t ch8 = (uint8_t)</w:t>
+        <w:t xml:space="preserve"> :</w:t>
+      </w:r>
+      <w:proofErr w:type="gramEnd"/>
+      <w:r>
+        <w:rPr>
+          <w:sz w:val="20"/>
+          <w:szCs w:val="20"/>
+        </w:rPr>
+        <w:t xml:space="preserve"> line) {</w:t>
+      </w:r>
+    </w:p>
+    <w:p>
+      <w:pPr>
+        <w:rPr>
+          <w:sz w:val="20"/>
+          <w:szCs w:val="20"/>
+        </w:rPr>
+      </w:pPr>
+      <w:r>
+        <w:rPr>
+          <w:sz w:val="20"/>
+          <w:szCs w:val="20"/>
+        </w:rPr>
+        <w:t>            uint8_t ch8 = (uint8_</w:t>
+      </w:r>
+      <w:proofErr w:type="gramStart"/>
+      <w:r>
+        <w:rPr>
+          <w:sz w:val="20"/>
+          <w:szCs w:val="20"/>
+        </w:rPr>
+        <w:t>t)</w:t>
       </w:r>
       <w:proofErr w:type="spellStart"/>
       <w:r>
@@ -8576,6 +9599,7 @@
         <w:t>ch</w:t>
       </w:r>
       <w:proofErr w:type="spellEnd"/>
+      <w:proofErr w:type="gramEnd"/>
       <w:r>
         <w:rPr>
           <w:sz w:val="20"/>
@@ -8699,15 +9723,47 @@
           <w:sz w:val="20"/>
           <w:szCs w:val="20"/>
         </w:rPr>
-        <w:t>data_bits.push_back</w:t>
-      </w:r>
-      <w:proofErr w:type="spellEnd"/>
-      <w:r>
-        <w:rPr>
-          <w:sz w:val="20"/>
-          <w:szCs w:val="20"/>
-        </w:rPr>
-        <w:t xml:space="preserve">((ch8 &gt;&gt; </w:t>
+        <w:t>data_</w:t>
+      </w:r>
+      <w:proofErr w:type="gramStart"/>
+      <w:r>
+        <w:rPr>
+          <w:sz w:val="20"/>
+          <w:szCs w:val="20"/>
+        </w:rPr>
+        <w:t>bits.push</w:t>
+      </w:r>
+      <w:proofErr w:type="gramEnd"/>
+      <w:r>
+        <w:rPr>
+          <w:sz w:val="20"/>
+          <w:szCs w:val="20"/>
+        </w:rPr>
+        <w:t>_</w:t>
+      </w:r>
+      <w:proofErr w:type="gramStart"/>
+      <w:r>
+        <w:rPr>
+          <w:sz w:val="20"/>
+          <w:szCs w:val="20"/>
+        </w:rPr>
+        <w:t>back</w:t>
+      </w:r>
+      <w:proofErr w:type="spellEnd"/>
+      <w:r>
+        <w:rPr>
+          <w:sz w:val="20"/>
+          <w:szCs w:val="20"/>
+        </w:rPr>
+        <w:t>(</w:t>
+      </w:r>
+      <w:proofErr w:type="gramEnd"/>
+      <w:r>
+        <w:rPr>
+          <w:sz w:val="20"/>
+          <w:szCs w:val="20"/>
+        </w:rPr>
+        <w:t xml:space="preserve">(ch8 &gt;&gt; </w:t>
       </w:r>
       <w:proofErr w:type="spellStart"/>
       <w:r>
@@ -8892,30 +9948,64 @@
         <w:t xml:space="preserve">                </w:t>
       </w:r>
       <w:proofErr w:type="spellStart"/>
-      <w:r>
-        <w:rPr>
-          <w:sz w:val="20"/>
-          <w:szCs w:val="20"/>
-        </w:rPr>
-        <w:t>payload.push_back</w:t>
-      </w:r>
-      <w:proofErr w:type="spellEnd"/>
-      <w:r>
-        <w:rPr>
-          <w:sz w:val="20"/>
-          <w:szCs w:val="20"/>
-        </w:rPr>
-        <w:t>((uint8_t)</w:t>
-      </w:r>
-      <w:proofErr w:type="spellStart"/>
-      <w:r>
-        <w:rPr>
-          <w:sz w:val="20"/>
-          <w:szCs w:val="20"/>
-        </w:rPr>
-        <w:t>encoded_bits.size</w:t>
-      </w:r>
-      <w:proofErr w:type="spellEnd"/>
+      <w:proofErr w:type="gramStart"/>
+      <w:r>
+        <w:rPr>
+          <w:sz w:val="20"/>
+          <w:szCs w:val="20"/>
+        </w:rPr>
+        <w:t>payload.push</w:t>
+      </w:r>
+      <w:proofErr w:type="gramEnd"/>
+      <w:r>
+        <w:rPr>
+          <w:sz w:val="20"/>
+          <w:szCs w:val="20"/>
+        </w:rPr>
+        <w:t>_back</w:t>
+      </w:r>
+      <w:proofErr w:type="spellEnd"/>
+      <w:r>
+        <w:rPr>
+          <w:sz w:val="20"/>
+          <w:szCs w:val="20"/>
+        </w:rPr>
+        <w:t>((uint8_</w:t>
+      </w:r>
+      <w:proofErr w:type="gramStart"/>
+      <w:r>
+        <w:rPr>
+          <w:sz w:val="20"/>
+          <w:szCs w:val="20"/>
+        </w:rPr>
+        <w:t>t)</w:t>
+      </w:r>
+      <w:proofErr w:type="spellStart"/>
+      <w:r>
+        <w:rPr>
+          <w:sz w:val="20"/>
+          <w:szCs w:val="20"/>
+        </w:rPr>
+        <w:t>encoded</w:t>
+      </w:r>
+      <w:proofErr w:type="gramEnd"/>
+      <w:r>
+        <w:rPr>
+          <w:sz w:val="20"/>
+          <w:szCs w:val="20"/>
+        </w:rPr>
+        <w:t>_</w:t>
+      </w:r>
+      <w:proofErr w:type="gramStart"/>
+      <w:r>
+        <w:rPr>
+          <w:sz w:val="20"/>
+          <w:szCs w:val="20"/>
+        </w:rPr>
+        <w:t>bits.size</w:t>
+      </w:r>
+      <w:proofErr w:type="spellEnd"/>
+      <w:proofErr w:type="gramEnd"/>
       <w:r>
         <w:rPr>
           <w:sz w:val="20"/>
@@ -8939,6 +10029,7 @@
         <w:t xml:space="preserve">                </w:t>
       </w:r>
       <w:proofErr w:type="spellStart"/>
+      <w:proofErr w:type="gramStart"/>
       <w:r>
         <w:rPr>
           <w:sz w:val="20"/>
@@ -8947,6 +10038,7 @@
         <w:t>payload.insert</w:t>
       </w:r>
       <w:proofErr w:type="spellEnd"/>
+      <w:proofErr w:type="gramEnd"/>
       <w:r>
         <w:rPr>
           <w:sz w:val="20"/>
@@ -8955,6 +10047,7 @@
         <w:t>(</w:t>
       </w:r>
       <w:proofErr w:type="spellStart"/>
+      <w:proofErr w:type="gramStart"/>
       <w:r>
         <w:rPr>
           <w:sz w:val="20"/>
@@ -8968,25 +10061,34 @@
           <w:sz w:val="20"/>
           <w:szCs w:val="20"/>
         </w:rPr>
+        <w:t>(</w:t>
+      </w:r>
+      <w:proofErr w:type="gramEnd"/>
+      <w:r>
+        <w:rPr>
+          <w:sz w:val="20"/>
+          <w:szCs w:val="20"/>
+        </w:rPr>
+        <w:t xml:space="preserve">), </w:t>
+      </w:r>
+      <w:proofErr w:type="gramStart"/>
+      <w:r>
+        <w:rPr>
+          <w:sz w:val="20"/>
+          <w:szCs w:val="20"/>
+        </w:rPr>
+        <w:t>packed.begin</w:t>
+      </w:r>
+      <w:proofErr w:type="gramEnd"/>
+      <w:r>
+        <w:rPr>
+          <w:sz w:val="20"/>
+          <w:szCs w:val="20"/>
+        </w:rPr>
         <w:t xml:space="preserve">(), </w:t>
       </w:r>
       <w:proofErr w:type="spellStart"/>
-      <w:r>
-        <w:rPr>
-          <w:sz w:val="20"/>
-          <w:szCs w:val="20"/>
-        </w:rPr>
-        <w:t>packed.begin</w:t>
-      </w:r>
-      <w:proofErr w:type="spellEnd"/>
-      <w:r>
-        <w:rPr>
-          <w:sz w:val="20"/>
-          <w:szCs w:val="20"/>
-        </w:rPr>
-        <w:t xml:space="preserve">(), </w:t>
-      </w:r>
-      <w:proofErr w:type="spellStart"/>
+      <w:proofErr w:type="gramStart"/>
       <w:r>
         <w:rPr>
           <w:sz w:val="20"/>
@@ -9000,7 +10102,15 @@
           <w:sz w:val="20"/>
           <w:szCs w:val="20"/>
         </w:rPr>
-        <w:t>());</w:t>
+        <w:t>(</w:t>
+      </w:r>
+      <w:proofErr w:type="gramEnd"/>
+      <w:r>
+        <w:rPr>
+          <w:sz w:val="20"/>
+          <w:szCs w:val="20"/>
+        </w:rPr>
+        <w:t>));</w:t>
       </w:r>
     </w:p>
     <w:p>
@@ -9016,7 +10126,15 @@
           <w:szCs w:val="20"/>
         </w:rPr>
         <w:lastRenderedPageBreak/>
-        <w:t>            } else {</w:t>
+        <w:t xml:space="preserve">            } else </w:t>
+      </w:r>
+      <w:proofErr w:type="gramStart"/>
+      <w:r>
+        <w:rPr>
+          <w:sz w:val="20"/>
+          <w:szCs w:val="20"/>
+        </w:rPr>
+        <w:t>{</w:t>
       </w:r>
       <w:r>
         <w:rPr>
@@ -9025,16 +10143,9 @@
           <w:sz w:val="20"/>
           <w:szCs w:val="20"/>
         </w:rPr>
-        <w:t xml:space="preserve"> // CRC</w:t>
-      </w:r>
-    </w:p>
-    <w:p>
-      <w:pPr>
-        <w:rPr>
-          <w:sz w:val="20"/>
-          <w:szCs w:val="20"/>
-        </w:rPr>
-      </w:pPr>
+        <w:t xml:space="preserve"> /</w:t>
+      </w:r>
+      <w:proofErr w:type="gramEnd"/>
       <w:r>
         <w:rPr>
           <w:i/>
@@ -9042,7 +10153,7 @@
           <w:sz w:val="20"/>
           <w:szCs w:val="20"/>
         </w:rPr>
-        <w:t>                // send original byte, then append CRC per-character (or we can append one CRC for whole message)</w:t>
+        <w:t>/ CRC</w:t>
       </w:r>
     </w:p>
     <w:p>
@@ -9059,217 +10170,8 @@
           <w:sz w:val="20"/>
           <w:szCs w:val="20"/>
         </w:rPr>
-        <w:t>                // Here we append per-character CRC for clarity in packet trace.</w:t>
-      </w:r>
-    </w:p>
-    <w:p>
-      <w:pPr>
-        <w:rPr>
-          <w:sz w:val="20"/>
-          <w:szCs w:val="20"/>
-        </w:rPr>
-      </w:pPr>
-      <w:r>
-        <w:rPr>
-          <w:sz w:val="20"/>
-          <w:szCs w:val="20"/>
-        </w:rPr>
-        <w:t>                vector&lt;uint8_t&gt; v{ch8};</w:t>
-      </w:r>
-    </w:p>
-    <w:p>
-      <w:pPr>
-        <w:rPr>
-          <w:sz w:val="20"/>
-          <w:szCs w:val="20"/>
-        </w:rPr>
-      </w:pPr>
-      <w:r>
-        <w:rPr>
-          <w:sz w:val="20"/>
-          <w:szCs w:val="20"/>
-        </w:rPr>
-        <w:t xml:space="preserve">                uint16_t </w:t>
-      </w:r>
-      <w:proofErr w:type="spellStart"/>
-      <w:r>
-        <w:rPr>
-          <w:sz w:val="20"/>
-          <w:szCs w:val="20"/>
-        </w:rPr>
-        <w:t>crc</w:t>
-      </w:r>
-      <w:proofErr w:type="spellEnd"/>
-      <w:r>
-        <w:rPr>
-          <w:sz w:val="20"/>
-          <w:szCs w:val="20"/>
-        </w:rPr>
-        <w:t xml:space="preserve"> = crc16_ccitt(v);</w:t>
-      </w:r>
-    </w:p>
-    <w:p>
-      <w:pPr>
-        <w:rPr>
-          <w:sz w:val="20"/>
-          <w:szCs w:val="20"/>
-        </w:rPr>
-      </w:pPr>
-      <w:r>
-        <w:rPr>
-          <w:sz w:val="20"/>
-          <w:szCs w:val="20"/>
-        </w:rPr>
-        <w:t xml:space="preserve">                </w:t>
-      </w:r>
-      <w:proofErr w:type="spellStart"/>
-      <w:r>
-        <w:rPr>
-          <w:sz w:val="20"/>
-          <w:szCs w:val="20"/>
-        </w:rPr>
-        <w:t>payload.push_back</w:t>
-      </w:r>
-      <w:proofErr w:type="spellEnd"/>
-      <w:r>
-        <w:rPr>
-          <w:sz w:val="20"/>
-          <w:szCs w:val="20"/>
-        </w:rPr>
-        <w:t>(ch8);</w:t>
-      </w:r>
-    </w:p>
-    <w:p>
-      <w:pPr>
-        <w:rPr>
-          <w:sz w:val="20"/>
-          <w:szCs w:val="20"/>
-        </w:rPr>
-      </w:pPr>
-      <w:r>
-        <w:rPr>
-          <w:sz w:val="20"/>
-          <w:szCs w:val="20"/>
-        </w:rPr>
-        <w:t xml:space="preserve">                </w:t>
-      </w:r>
-      <w:proofErr w:type="spellStart"/>
-      <w:r>
-        <w:rPr>
-          <w:sz w:val="20"/>
-          <w:szCs w:val="20"/>
-        </w:rPr>
-        <w:t>payload.push_back</w:t>
-      </w:r>
-      <w:proofErr w:type="spellEnd"/>
-      <w:r>
-        <w:rPr>
-          <w:sz w:val="20"/>
-          <w:szCs w:val="20"/>
-        </w:rPr>
-        <w:t>((</w:t>
-      </w:r>
-      <w:proofErr w:type="spellStart"/>
-      <w:r>
-        <w:rPr>
-          <w:sz w:val="20"/>
-          <w:szCs w:val="20"/>
-        </w:rPr>
-        <w:t>crc</w:t>
-      </w:r>
-      <w:proofErr w:type="spellEnd"/>
-      <w:r>
-        <w:rPr>
-          <w:sz w:val="20"/>
-          <w:szCs w:val="20"/>
-        </w:rPr>
-        <w:t xml:space="preserve"> &gt;&gt; 8) &amp; 0xFF);</w:t>
-      </w:r>
-    </w:p>
-    <w:p>
-      <w:pPr>
-        <w:rPr>
-          <w:sz w:val="20"/>
-          <w:szCs w:val="20"/>
-        </w:rPr>
-      </w:pPr>
-      <w:r>
-        <w:rPr>
-          <w:sz w:val="20"/>
-          <w:szCs w:val="20"/>
-        </w:rPr>
-        <w:t xml:space="preserve">                </w:t>
-      </w:r>
-      <w:proofErr w:type="spellStart"/>
-      <w:r>
-        <w:rPr>
-          <w:sz w:val="20"/>
-          <w:szCs w:val="20"/>
-        </w:rPr>
-        <w:t>payload.push_back</w:t>
-      </w:r>
-      <w:proofErr w:type="spellEnd"/>
-      <w:r>
-        <w:rPr>
-          <w:sz w:val="20"/>
-          <w:szCs w:val="20"/>
-        </w:rPr>
-        <w:t>(</w:t>
-      </w:r>
-      <w:proofErr w:type="spellStart"/>
-      <w:r>
-        <w:rPr>
-          <w:sz w:val="20"/>
-          <w:szCs w:val="20"/>
-        </w:rPr>
-        <w:t>crc</w:t>
-      </w:r>
-      <w:proofErr w:type="spellEnd"/>
-      <w:r>
-        <w:rPr>
-          <w:sz w:val="20"/>
-          <w:szCs w:val="20"/>
-        </w:rPr>
-        <w:t xml:space="preserve"> &amp; 0xFF);</w:t>
-      </w:r>
-    </w:p>
-    <w:p>
-      <w:pPr>
-        <w:rPr>
-          <w:sz w:val="20"/>
-          <w:szCs w:val="20"/>
-        </w:rPr>
-      </w:pPr>
-      <w:r>
-        <w:rPr>
-          <w:sz w:val="20"/>
-          <w:szCs w:val="20"/>
-        </w:rPr>
-        <w:t>            }</w:t>
-      </w:r>
-    </w:p>
-    <w:p>
-      <w:pPr>
-        <w:rPr>
-          <w:sz w:val="20"/>
-          <w:szCs w:val="20"/>
-        </w:rPr>
-      </w:pPr>
-      <w:r>
-        <w:rPr>
-          <w:sz w:val="20"/>
-          <w:szCs w:val="20"/>
-        </w:rPr>
-        <w:t>        }</w:t>
-      </w:r>
-    </w:p>
-    <w:p>
-      <w:pPr>
-        <w:rPr>
-          <w:sz w:val="20"/>
-          <w:szCs w:val="20"/>
-        </w:rPr>
-      </w:pPr>
+        <w:t>                // send original byte, then append CRC per-character (or we can append one CRC for whole message)</w:t>
+      </w:r>
     </w:p>
     <w:p>
       <w:pPr>
@@ -9285,202 +10187,157 @@
           <w:sz w:val="20"/>
           <w:szCs w:val="20"/>
         </w:rPr>
-        <w:t>        // Packet header</w:t>
-      </w:r>
-    </w:p>
-    <w:p>
-      <w:pPr>
-        <w:rPr>
-          <w:sz w:val="20"/>
-          <w:szCs w:val="20"/>
-        </w:rPr>
-      </w:pPr>
-      <w:r>
-        <w:rPr>
-          <w:sz w:val="20"/>
-          <w:szCs w:val="20"/>
-        </w:rPr>
-        <w:t xml:space="preserve">        vector&lt;uint8_t&gt; </w:t>
-      </w:r>
-      <w:proofErr w:type="spellStart"/>
-      <w:r>
-        <w:rPr>
-          <w:sz w:val="20"/>
-          <w:szCs w:val="20"/>
-        </w:rPr>
-        <w:t>pkt</w:t>
-      </w:r>
-      <w:proofErr w:type="spellEnd"/>
-      <w:r>
-        <w:rPr>
-          <w:sz w:val="20"/>
-          <w:szCs w:val="20"/>
-        </w:rPr>
-        <w:t>;</w:t>
-      </w:r>
-    </w:p>
-    <w:p>
-      <w:pPr>
-        <w:rPr>
-          <w:sz w:val="20"/>
-          <w:szCs w:val="20"/>
-        </w:rPr>
-      </w:pPr>
-      <w:r>
-        <w:rPr>
-          <w:sz w:val="20"/>
-          <w:szCs w:val="20"/>
-        </w:rPr>
-        <w:t xml:space="preserve">        </w:t>
-      </w:r>
-      <w:proofErr w:type="spellStart"/>
-      <w:r>
-        <w:rPr>
-          <w:sz w:val="20"/>
-          <w:szCs w:val="20"/>
-        </w:rPr>
-        <w:t>pkt.push_back</w:t>
-      </w:r>
-      <w:proofErr w:type="spellEnd"/>
-      <w:r>
-        <w:rPr>
-          <w:sz w:val="20"/>
-          <w:szCs w:val="20"/>
-        </w:rPr>
-        <w:t>((uint8_t)mode);</w:t>
-      </w:r>
-    </w:p>
-    <w:p>
-      <w:pPr>
-        <w:rPr>
-          <w:sz w:val="20"/>
-          <w:szCs w:val="20"/>
-        </w:rPr>
-      </w:pPr>
-      <w:r>
-        <w:rPr>
-          <w:sz w:val="20"/>
-          <w:szCs w:val="20"/>
-        </w:rPr>
-        <w:t xml:space="preserve">        </w:t>
-      </w:r>
-      <w:proofErr w:type="spellStart"/>
-      <w:r>
-        <w:rPr>
-          <w:sz w:val="20"/>
-          <w:szCs w:val="20"/>
-        </w:rPr>
-        <w:t>pkt.push_back</w:t>
-      </w:r>
-      <w:proofErr w:type="spellEnd"/>
-      <w:r>
-        <w:rPr>
-          <w:sz w:val="20"/>
-          <w:szCs w:val="20"/>
-        </w:rPr>
-        <w:t>((uint8_t)</w:t>
-      </w:r>
-      <w:proofErr w:type="spellStart"/>
-      <w:r>
-        <w:rPr>
-          <w:sz w:val="20"/>
-          <w:szCs w:val="20"/>
-        </w:rPr>
-        <w:t>ascii_bits</w:t>
-      </w:r>
-      <w:proofErr w:type="spellEnd"/>
-      <w:r>
-        <w:rPr>
-          <w:sz w:val="20"/>
-          <w:szCs w:val="20"/>
-        </w:rPr>
-        <w:t>);</w:t>
-      </w:r>
-    </w:p>
-    <w:p>
-      <w:pPr>
-        <w:rPr>
-          <w:sz w:val="20"/>
-          <w:szCs w:val="20"/>
-        </w:rPr>
-      </w:pPr>
-      <w:r>
-        <w:rPr>
-          <w:sz w:val="20"/>
-          <w:szCs w:val="20"/>
-        </w:rPr>
-        <w:t xml:space="preserve">        uint16_t </w:t>
-      </w:r>
-      <w:proofErr w:type="spellStart"/>
-      <w:r>
-        <w:rPr>
-          <w:sz w:val="20"/>
-          <w:szCs w:val="20"/>
-        </w:rPr>
-        <w:t>payload_len</w:t>
-      </w:r>
-      <w:proofErr w:type="spellEnd"/>
-      <w:r>
-        <w:rPr>
-          <w:sz w:val="20"/>
-          <w:szCs w:val="20"/>
-        </w:rPr>
-        <w:t xml:space="preserve"> = </w:t>
-      </w:r>
-      <w:proofErr w:type="spellStart"/>
-      <w:r>
-        <w:rPr>
-          <w:sz w:val="20"/>
-          <w:szCs w:val="20"/>
-        </w:rPr>
-        <w:t>payload.size</w:t>
-      </w:r>
-      <w:proofErr w:type="spellEnd"/>
-      <w:r>
-        <w:rPr>
-          <w:sz w:val="20"/>
-          <w:szCs w:val="20"/>
-        </w:rPr>
-        <w:t>();</w:t>
-      </w:r>
-    </w:p>
-    <w:p>
-      <w:pPr>
-        <w:rPr>
-          <w:sz w:val="20"/>
-          <w:szCs w:val="20"/>
-        </w:rPr>
-      </w:pPr>
-      <w:r>
-        <w:rPr>
-          <w:sz w:val="20"/>
-          <w:szCs w:val="20"/>
-        </w:rPr>
-        <w:t xml:space="preserve">        </w:t>
-      </w:r>
-      <w:proofErr w:type="spellStart"/>
-      <w:r>
-        <w:rPr>
-          <w:sz w:val="20"/>
-          <w:szCs w:val="20"/>
-        </w:rPr>
-        <w:t>pkt.push_back</w:t>
-      </w:r>
-      <w:proofErr w:type="spellEnd"/>
-      <w:r>
-        <w:rPr>
-          <w:sz w:val="20"/>
-          <w:szCs w:val="20"/>
-        </w:rPr>
-        <w:t>((</w:t>
-      </w:r>
-      <w:proofErr w:type="spellStart"/>
-      <w:r>
-        <w:rPr>
-          <w:sz w:val="20"/>
-          <w:szCs w:val="20"/>
-        </w:rPr>
-        <w:t>payload_len</w:t>
+        <w:t>                // Here we append per-character CRC for clarity in packet trace.</w:t>
+      </w:r>
+    </w:p>
+    <w:p>
+      <w:pPr>
+        <w:rPr>
+          <w:sz w:val="20"/>
+          <w:szCs w:val="20"/>
+        </w:rPr>
+      </w:pPr>
+      <w:r>
+        <w:rPr>
+          <w:sz w:val="20"/>
+          <w:szCs w:val="20"/>
+        </w:rPr>
+        <w:t>                vector&lt;uint8_t&gt; v{ch8};</w:t>
+      </w:r>
+    </w:p>
+    <w:p>
+      <w:pPr>
+        <w:rPr>
+          <w:sz w:val="20"/>
+          <w:szCs w:val="20"/>
+        </w:rPr>
+      </w:pPr>
+      <w:r>
+        <w:rPr>
+          <w:sz w:val="20"/>
+          <w:szCs w:val="20"/>
+        </w:rPr>
+        <w:t xml:space="preserve">                uint16_t </w:t>
+      </w:r>
+      <w:proofErr w:type="spellStart"/>
+      <w:r>
+        <w:rPr>
+          <w:sz w:val="20"/>
+          <w:szCs w:val="20"/>
+        </w:rPr>
+        <w:t>crc</w:t>
+      </w:r>
+      <w:proofErr w:type="spellEnd"/>
+      <w:r>
+        <w:rPr>
+          <w:sz w:val="20"/>
+          <w:szCs w:val="20"/>
+        </w:rPr>
+        <w:t xml:space="preserve"> = crc16_ccitt(v);</w:t>
+      </w:r>
+    </w:p>
+    <w:p>
+      <w:pPr>
+        <w:rPr>
+          <w:sz w:val="20"/>
+          <w:szCs w:val="20"/>
+        </w:rPr>
+      </w:pPr>
+      <w:r>
+        <w:rPr>
+          <w:sz w:val="20"/>
+          <w:szCs w:val="20"/>
+        </w:rPr>
+        <w:t xml:space="preserve">                </w:t>
+      </w:r>
+      <w:proofErr w:type="spellStart"/>
+      <w:proofErr w:type="gramStart"/>
+      <w:r>
+        <w:rPr>
+          <w:sz w:val="20"/>
+          <w:szCs w:val="20"/>
+        </w:rPr>
+        <w:t>payload.push</w:t>
+      </w:r>
+      <w:proofErr w:type="gramEnd"/>
+      <w:r>
+        <w:rPr>
+          <w:sz w:val="20"/>
+          <w:szCs w:val="20"/>
+        </w:rPr>
+        <w:t>_back</w:t>
+      </w:r>
+      <w:proofErr w:type="spellEnd"/>
+      <w:r>
+        <w:rPr>
+          <w:sz w:val="20"/>
+          <w:szCs w:val="20"/>
+        </w:rPr>
+        <w:t>(ch8);</w:t>
+      </w:r>
+    </w:p>
+    <w:p>
+      <w:pPr>
+        <w:rPr>
+          <w:sz w:val="20"/>
+          <w:szCs w:val="20"/>
+        </w:rPr>
+      </w:pPr>
+      <w:r>
+        <w:rPr>
+          <w:sz w:val="20"/>
+          <w:szCs w:val="20"/>
+        </w:rPr>
+        <w:t xml:space="preserve">                </w:t>
+      </w:r>
+      <w:proofErr w:type="spellStart"/>
+      <w:proofErr w:type="gramStart"/>
+      <w:r>
+        <w:rPr>
+          <w:sz w:val="20"/>
+          <w:szCs w:val="20"/>
+        </w:rPr>
+        <w:t>payload.push</w:t>
+      </w:r>
+      <w:proofErr w:type="gramEnd"/>
+      <w:r>
+        <w:rPr>
+          <w:sz w:val="20"/>
+          <w:szCs w:val="20"/>
+        </w:rPr>
+        <w:t>_</w:t>
+      </w:r>
+      <w:proofErr w:type="gramStart"/>
+      <w:r>
+        <w:rPr>
+          <w:sz w:val="20"/>
+          <w:szCs w:val="20"/>
+        </w:rPr>
+        <w:t>back</w:t>
+      </w:r>
+      <w:proofErr w:type="spellEnd"/>
+      <w:r>
+        <w:rPr>
+          <w:sz w:val="20"/>
+          <w:szCs w:val="20"/>
+        </w:rPr>
+        <w:t>(</w:t>
+      </w:r>
+      <w:proofErr w:type="gramEnd"/>
+      <w:r>
+        <w:rPr>
+          <w:sz w:val="20"/>
+          <w:szCs w:val="20"/>
+        </w:rPr>
+        <w:t>(</w:t>
+      </w:r>
+      <w:proofErr w:type="spellStart"/>
+      <w:r>
+        <w:rPr>
+          <w:sz w:val="20"/>
+          <w:szCs w:val="20"/>
+        </w:rPr>
+        <w:t>crc</w:t>
       </w:r>
       <w:proofErr w:type="spellEnd"/>
       <w:r>
@@ -9503,15 +10360,32 @@
           <w:sz w:val="20"/>
           <w:szCs w:val="20"/>
         </w:rPr>
-        <w:t xml:space="preserve">        </w:t>
-      </w:r>
-      <w:proofErr w:type="spellStart"/>
-      <w:r>
-        <w:rPr>
-          <w:sz w:val="20"/>
-          <w:szCs w:val="20"/>
-        </w:rPr>
-        <w:t>pkt.push_back</w:t>
+        <w:t xml:space="preserve">                </w:t>
+      </w:r>
+      <w:proofErr w:type="spellStart"/>
+      <w:proofErr w:type="gramStart"/>
+      <w:r>
+        <w:rPr>
+          <w:sz w:val="20"/>
+          <w:szCs w:val="20"/>
+        </w:rPr>
+        <w:t>payload.push</w:t>
+      </w:r>
+      <w:proofErr w:type="gramEnd"/>
+      <w:r>
+        <w:rPr>
+          <w:sz w:val="20"/>
+          <w:szCs w:val="20"/>
+        </w:rPr>
+        <w:t>_</w:t>
+      </w:r>
+      <w:proofErr w:type="gramStart"/>
+      <w:r>
+        <w:rPr>
+          <w:sz w:val="20"/>
+          <w:szCs w:val="20"/>
+        </w:rPr>
+        <w:t>back</w:t>
       </w:r>
       <w:proofErr w:type="spellEnd"/>
       <w:r>
@@ -9522,12 +10396,13 @@
         <w:t>(</w:t>
       </w:r>
       <w:proofErr w:type="spellStart"/>
-      <w:r>
-        <w:rPr>
-          <w:sz w:val="20"/>
-          <w:szCs w:val="20"/>
-        </w:rPr>
-        <w:t>payload_len</w:t>
+      <w:proofErr w:type="gramEnd"/>
+      <w:r>
+        <w:rPr>
+          <w:sz w:val="20"/>
+          <w:szCs w:val="20"/>
+        </w:rPr>
+        <w:t>crc</w:t>
       </w:r>
       <w:proofErr w:type="spellEnd"/>
       <w:r>
@@ -9550,71 +10425,22 @@
           <w:sz w:val="20"/>
           <w:szCs w:val="20"/>
         </w:rPr>
-        <w:t xml:space="preserve">        </w:t>
-      </w:r>
-      <w:proofErr w:type="spellStart"/>
-      <w:r>
-        <w:rPr>
-          <w:sz w:val="20"/>
-          <w:szCs w:val="20"/>
-        </w:rPr>
-        <w:t>pkt.insert</w:t>
-      </w:r>
-      <w:proofErr w:type="spellEnd"/>
-      <w:r>
-        <w:rPr>
-          <w:sz w:val="20"/>
-          <w:szCs w:val="20"/>
-        </w:rPr>
-        <w:t>(</w:t>
-      </w:r>
-      <w:proofErr w:type="spellStart"/>
-      <w:r>
-        <w:rPr>
-          <w:sz w:val="20"/>
-          <w:szCs w:val="20"/>
-        </w:rPr>
-        <w:t>pkt.end</w:t>
-      </w:r>
-      <w:proofErr w:type="spellEnd"/>
-      <w:r>
-        <w:rPr>
-          <w:sz w:val="20"/>
-          <w:szCs w:val="20"/>
-        </w:rPr>
-        <w:t xml:space="preserve">(), </w:t>
-      </w:r>
-      <w:proofErr w:type="spellStart"/>
-      <w:r>
-        <w:rPr>
-          <w:sz w:val="20"/>
-          <w:szCs w:val="20"/>
-        </w:rPr>
-        <w:t>payload.begin</w:t>
-      </w:r>
-      <w:proofErr w:type="spellEnd"/>
-      <w:r>
-        <w:rPr>
-          <w:sz w:val="20"/>
-          <w:szCs w:val="20"/>
-        </w:rPr>
-        <w:t xml:space="preserve">(), </w:t>
-      </w:r>
-      <w:proofErr w:type="spellStart"/>
-      <w:r>
-        <w:rPr>
-          <w:sz w:val="20"/>
-          <w:szCs w:val="20"/>
-        </w:rPr>
-        <w:t>payload.end</w:t>
-      </w:r>
-      <w:proofErr w:type="spellEnd"/>
-      <w:r>
-        <w:rPr>
-          <w:sz w:val="20"/>
-          <w:szCs w:val="20"/>
-        </w:rPr>
-        <w:t>());</w:t>
+        <w:t>            }</w:t>
+      </w:r>
+    </w:p>
+    <w:p>
+      <w:pPr>
+        <w:rPr>
+          <w:sz w:val="20"/>
+          <w:szCs w:val="20"/>
+        </w:rPr>
+      </w:pPr>
+      <w:r>
+        <w:rPr>
+          <w:sz w:val="20"/>
+          <w:szCs w:val="20"/>
+        </w:rPr>
+        <w:t>        }</w:t>
       </w:r>
     </w:p>
     <w:p>
@@ -9639,6 +10465,477 @@
           <w:sz w:val="20"/>
           <w:szCs w:val="20"/>
         </w:rPr>
+        <w:t>        // Packet header</w:t>
+      </w:r>
+    </w:p>
+    <w:p>
+      <w:pPr>
+        <w:rPr>
+          <w:sz w:val="20"/>
+          <w:szCs w:val="20"/>
+        </w:rPr>
+      </w:pPr>
+      <w:r>
+        <w:rPr>
+          <w:sz w:val="20"/>
+          <w:szCs w:val="20"/>
+        </w:rPr>
+        <w:t xml:space="preserve">        vector&lt;uint8_t&gt; </w:t>
+      </w:r>
+      <w:proofErr w:type="spellStart"/>
+      <w:r>
+        <w:rPr>
+          <w:sz w:val="20"/>
+          <w:szCs w:val="20"/>
+        </w:rPr>
+        <w:t>pkt</w:t>
+      </w:r>
+      <w:proofErr w:type="spellEnd"/>
+      <w:r>
+        <w:rPr>
+          <w:sz w:val="20"/>
+          <w:szCs w:val="20"/>
+        </w:rPr>
+        <w:t>;</w:t>
+      </w:r>
+    </w:p>
+    <w:p>
+      <w:pPr>
+        <w:rPr>
+          <w:sz w:val="20"/>
+          <w:szCs w:val="20"/>
+        </w:rPr>
+      </w:pPr>
+      <w:r>
+        <w:rPr>
+          <w:sz w:val="20"/>
+          <w:szCs w:val="20"/>
+        </w:rPr>
+        <w:t xml:space="preserve">        </w:t>
+      </w:r>
+      <w:proofErr w:type="spellStart"/>
+      <w:proofErr w:type="gramStart"/>
+      <w:r>
+        <w:rPr>
+          <w:sz w:val="20"/>
+          <w:szCs w:val="20"/>
+        </w:rPr>
+        <w:t>pkt.push</w:t>
+      </w:r>
+      <w:proofErr w:type="gramEnd"/>
+      <w:r>
+        <w:rPr>
+          <w:sz w:val="20"/>
+          <w:szCs w:val="20"/>
+        </w:rPr>
+        <w:t>_back</w:t>
+      </w:r>
+      <w:proofErr w:type="spellEnd"/>
+      <w:r>
+        <w:rPr>
+          <w:sz w:val="20"/>
+          <w:szCs w:val="20"/>
+        </w:rPr>
+        <w:t>((uint8_</w:t>
+      </w:r>
+      <w:proofErr w:type="gramStart"/>
+      <w:r>
+        <w:rPr>
+          <w:sz w:val="20"/>
+          <w:szCs w:val="20"/>
+        </w:rPr>
+        <w:t>t)mode</w:t>
+      </w:r>
+      <w:proofErr w:type="gramEnd"/>
+      <w:r>
+        <w:rPr>
+          <w:sz w:val="20"/>
+          <w:szCs w:val="20"/>
+        </w:rPr>
+        <w:t>);</w:t>
+      </w:r>
+    </w:p>
+    <w:p>
+      <w:pPr>
+        <w:rPr>
+          <w:sz w:val="20"/>
+          <w:szCs w:val="20"/>
+        </w:rPr>
+      </w:pPr>
+      <w:r>
+        <w:rPr>
+          <w:sz w:val="20"/>
+          <w:szCs w:val="20"/>
+        </w:rPr>
+        <w:t xml:space="preserve">        </w:t>
+      </w:r>
+      <w:proofErr w:type="spellStart"/>
+      <w:proofErr w:type="gramStart"/>
+      <w:r>
+        <w:rPr>
+          <w:sz w:val="20"/>
+          <w:szCs w:val="20"/>
+        </w:rPr>
+        <w:t>pkt.push</w:t>
+      </w:r>
+      <w:proofErr w:type="gramEnd"/>
+      <w:r>
+        <w:rPr>
+          <w:sz w:val="20"/>
+          <w:szCs w:val="20"/>
+        </w:rPr>
+        <w:t>_back</w:t>
+      </w:r>
+      <w:proofErr w:type="spellEnd"/>
+      <w:r>
+        <w:rPr>
+          <w:sz w:val="20"/>
+          <w:szCs w:val="20"/>
+        </w:rPr>
+        <w:t>((uint8_</w:t>
+      </w:r>
+      <w:proofErr w:type="gramStart"/>
+      <w:r>
+        <w:rPr>
+          <w:sz w:val="20"/>
+          <w:szCs w:val="20"/>
+        </w:rPr>
+        <w:t>t)</w:t>
+      </w:r>
+      <w:proofErr w:type="spellStart"/>
+      <w:r>
+        <w:rPr>
+          <w:sz w:val="20"/>
+          <w:szCs w:val="20"/>
+        </w:rPr>
+        <w:t>ascii</w:t>
+      </w:r>
+      <w:proofErr w:type="gramEnd"/>
+      <w:r>
+        <w:rPr>
+          <w:sz w:val="20"/>
+          <w:szCs w:val="20"/>
+        </w:rPr>
+        <w:t>_bits</w:t>
+      </w:r>
+      <w:proofErr w:type="spellEnd"/>
+      <w:r>
+        <w:rPr>
+          <w:sz w:val="20"/>
+          <w:szCs w:val="20"/>
+        </w:rPr>
+        <w:t>);</w:t>
+      </w:r>
+    </w:p>
+    <w:p>
+      <w:pPr>
+        <w:rPr>
+          <w:sz w:val="20"/>
+          <w:szCs w:val="20"/>
+        </w:rPr>
+      </w:pPr>
+      <w:r>
+        <w:rPr>
+          <w:sz w:val="20"/>
+          <w:szCs w:val="20"/>
+        </w:rPr>
+        <w:t xml:space="preserve">        uint16_t </w:t>
+      </w:r>
+      <w:proofErr w:type="spellStart"/>
+      <w:r>
+        <w:rPr>
+          <w:sz w:val="20"/>
+          <w:szCs w:val="20"/>
+        </w:rPr>
+        <w:t>payload_len</w:t>
+      </w:r>
+      <w:proofErr w:type="spellEnd"/>
+      <w:r>
+        <w:rPr>
+          <w:sz w:val="20"/>
+          <w:szCs w:val="20"/>
+        </w:rPr>
+        <w:t xml:space="preserve"> = </w:t>
+      </w:r>
+      <w:proofErr w:type="spellStart"/>
+      <w:proofErr w:type="gramStart"/>
+      <w:r>
+        <w:rPr>
+          <w:sz w:val="20"/>
+          <w:szCs w:val="20"/>
+        </w:rPr>
+        <w:t>payload.size</w:t>
+      </w:r>
+      <w:proofErr w:type="spellEnd"/>
+      <w:proofErr w:type="gramEnd"/>
+      <w:r>
+        <w:rPr>
+          <w:sz w:val="20"/>
+          <w:szCs w:val="20"/>
+        </w:rPr>
+        <w:t>();</w:t>
+      </w:r>
+    </w:p>
+    <w:p>
+      <w:pPr>
+        <w:rPr>
+          <w:sz w:val="20"/>
+          <w:szCs w:val="20"/>
+        </w:rPr>
+      </w:pPr>
+      <w:r>
+        <w:rPr>
+          <w:sz w:val="20"/>
+          <w:szCs w:val="20"/>
+        </w:rPr>
+        <w:t xml:space="preserve">        </w:t>
+      </w:r>
+      <w:proofErr w:type="spellStart"/>
+      <w:proofErr w:type="gramStart"/>
+      <w:r>
+        <w:rPr>
+          <w:sz w:val="20"/>
+          <w:szCs w:val="20"/>
+        </w:rPr>
+        <w:t>pkt.push</w:t>
+      </w:r>
+      <w:proofErr w:type="gramEnd"/>
+      <w:r>
+        <w:rPr>
+          <w:sz w:val="20"/>
+          <w:szCs w:val="20"/>
+        </w:rPr>
+        <w:t>_</w:t>
+      </w:r>
+      <w:proofErr w:type="gramStart"/>
+      <w:r>
+        <w:rPr>
+          <w:sz w:val="20"/>
+          <w:szCs w:val="20"/>
+        </w:rPr>
+        <w:t>back</w:t>
+      </w:r>
+      <w:proofErr w:type="spellEnd"/>
+      <w:r>
+        <w:rPr>
+          <w:sz w:val="20"/>
+          <w:szCs w:val="20"/>
+        </w:rPr>
+        <w:t>(</w:t>
+      </w:r>
+      <w:proofErr w:type="gramEnd"/>
+      <w:r>
+        <w:rPr>
+          <w:sz w:val="20"/>
+          <w:szCs w:val="20"/>
+        </w:rPr>
+        <w:t>(</w:t>
+      </w:r>
+      <w:proofErr w:type="spellStart"/>
+      <w:r>
+        <w:rPr>
+          <w:sz w:val="20"/>
+          <w:szCs w:val="20"/>
+        </w:rPr>
+        <w:t>payload_len</w:t>
+      </w:r>
+      <w:proofErr w:type="spellEnd"/>
+      <w:r>
+        <w:rPr>
+          <w:sz w:val="20"/>
+          <w:szCs w:val="20"/>
+        </w:rPr>
+        <w:t xml:space="preserve"> &gt;&gt; 8) &amp; 0xFF);</w:t>
+      </w:r>
+    </w:p>
+    <w:p>
+      <w:pPr>
+        <w:rPr>
+          <w:sz w:val="20"/>
+          <w:szCs w:val="20"/>
+        </w:rPr>
+      </w:pPr>
+      <w:r>
+        <w:rPr>
+          <w:sz w:val="20"/>
+          <w:szCs w:val="20"/>
+        </w:rPr>
+        <w:t xml:space="preserve">        </w:t>
+      </w:r>
+      <w:proofErr w:type="spellStart"/>
+      <w:proofErr w:type="gramStart"/>
+      <w:r>
+        <w:rPr>
+          <w:sz w:val="20"/>
+          <w:szCs w:val="20"/>
+        </w:rPr>
+        <w:t>pkt.push</w:t>
+      </w:r>
+      <w:proofErr w:type="gramEnd"/>
+      <w:r>
+        <w:rPr>
+          <w:sz w:val="20"/>
+          <w:szCs w:val="20"/>
+        </w:rPr>
+        <w:t>_</w:t>
+      </w:r>
+      <w:proofErr w:type="gramStart"/>
+      <w:r>
+        <w:rPr>
+          <w:sz w:val="20"/>
+          <w:szCs w:val="20"/>
+        </w:rPr>
+        <w:t>back</w:t>
+      </w:r>
+      <w:proofErr w:type="spellEnd"/>
+      <w:r>
+        <w:rPr>
+          <w:sz w:val="20"/>
+          <w:szCs w:val="20"/>
+        </w:rPr>
+        <w:t>(</w:t>
+      </w:r>
+      <w:proofErr w:type="spellStart"/>
+      <w:proofErr w:type="gramEnd"/>
+      <w:r>
+        <w:rPr>
+          <w:sz w:val="20"/>
+          <w:szCs w:val="20"/>
+        </w:rPr>
+        <w:t>payload_len</w:t>
+      </w:r>
+      <w:proofErr w:type="spellEnd"/>
+      <w:r>
+        <w:rPr>
+          <w:sz w:val="20"/>
+          <w:szCs w:val="20"/>
+        </w:rPr>
+        <w:t xml:space="preserve"> &amp; 0xFF);</w:t>
+      </w:r>
+    </w:p>
+    <w:p>
+      <w:pPr>
+        <w:rPr>
+          <w:sz w:val="20"/>
+          <w:szCs w:val="20"/>
+        </w:rPr>
+      </w:pPr>
+      <w:r>
+        <w:rPr>
+          <w:sz w:val="20"/>
+          <w:szCs w:val="20"/>
+        </w:rPr>
+        <w:t xml:space="preserve">        </w:t>
+      </w:r>
+      <w:proofErr w:type="spellStart"/>
+      <w:proofErr w:type="gramStart"/>
+      <w:r>
+        <w:rPr>
+          <w:sz w:val="20"/>
+          <w:szCs w:val="20"/>
+        </w:rPr>
+        <w:t>pkt.insert</w:t>
+      </w:r>
+      <w:proofErr w:type="spellEnd"/>
+      <w:proofErr w:type="gramEnd"/>
+      <w:r>
+        <w:rPr>
+          <w:sz w:val="20"/>
+          <w:szCs w:val="20"/>
+        </w:rPr>
+        <w:t>(</w:t>
+      </w:r>
+      <w:proofErr w:type="spellStart"/>
+      <w:proofErr w:type="gramStart"/>
+      <w:r>
+        <w:rPr>
+          <w:sz w:val="20"/>
+          <w:szCs w:val="20"/>
+        </w:rPr>
+        <w:t>pkt.end</w:t>
+      </w:r>
+      <w:proofErr w:type="spellEnd"/>
+      <w:r>
+        <w:rPr>
+          <w:sz w:val="20"/>
+          <w:szCs w:val="20"/>
+        </w:rPr>
+        <w:t>(</w:t>
+      </w:r>
+      <w:proofErr w:type="gramEnd"/>
+      <w:r>
+        <w:rPr>
+          <w:sz w:val="20"/>
+          <w:szCs w:val="20"/>
+        </w:rPr>
+        <w:t xml:space="preserve">), </w:t>
+      </w:r>
+      <w:proofErr w:type="spellStart"/>
+      <w:proofErr w:type="gramStart"/>
+      <w:r>
+        <w:rPr>
+          <w:sz w:val="20"/>
+          <w:szCs w:val="20"/>
+        </w:rPr>
+        <w:t>payload.begin</w:t>
+      </w:r>
+      <w:proofErr w:type="spellEnd"/>
+      <w:proofErr w:type="gramEnd"/>
+      <w:r>
+        <w:rPr>
+          <w:sz w:val="20"/>
+          <w:szCs w:val="20"/>
+        </w:rPr>
+        <w:t xml:space="preserve">(), </w:t>
+      </w:r>
+      <w:proofErr w:type="spellStart"/>
+      <w:proofErr w:type="gramStart"/>
+      <w:r>
+        <w:rPr>
+          <w:sz w:val="20"/>
+          <w:szCs w:val="20"/>
+        </w:rPr>
+        <w:t>payload.end</w:t>
+      </w:r>
+      <w:proofErr w:type="spellEnd"/>
+      <w:r>
+        <w:rPr>
+          <w:sz w:val="20"/>
+          <w:szCs w:val="20"/>
+        </w:rPr>
+        <w:t>(</w:t>
+      </w:r>
+      <w:proofErr w:type="gramEnd"/>
+      <w:r>
+        <w:rPr>
+          <w:sz w:val="20"/>
+          <w:szCs w:val="20"/>
+        </w:rPr>
+        <w:t>));</w:t>
+      </w:r>
+    </w:p>
+    <w:p>
+      <w:pPr>
+        <w:rPr>
+          <w:sz w:val="20"/>
+          <w:szCs w:val="20"/>
+        </w:rPr>
+      </w:pPr>
+    </w:p>
+    <w:p>
+      <w:pPr>
+        <w:rPr>
+          <w:sz w:val="20"/>
+          <w:szCs w:val="20"/>
+        </w:rPr>
+      </w:pPr>
+      <w:r>
+        <w:rPr>
+          <w:i/>
+          <w:iCs/>
+          <w:sz w:val="20"/>
+          <w:szCs w:val="20"/>
+        </w:rPr>
         <w:t>        // send</w:t>
       </w:r>
     </w:p>
@@ -9673,6 +10970,7 @@
         <w:t xml:space="preserve"> sent = </w:t>
       </w:r>
       <w:proofErr w:type="spellStart"/>
+      <w:proofErr w:type="gramStart"/>
       <w:r>
         <w:rPr>
           <w:sz w:val="20"/>
@@ -9686,25 +10984,50 @@
           <w:sz w:val="20"/>
           <w:szCs w:val="20"/>
         </w:rPr>
-        <w:t xml:space="preserve">(sock, </w:t>
-      </w:r>
-      <w:proofErr w:type="spellStart"/>
-      <w:r>
-        <w:rPr>
-          <w:sz w:val="20"/>
-          <w:szCs w:val="20"/>
-        </w:rPr>
-        <w:t>pkt.data</w:t>
-      </w:r>
-      <w:proofErr w:type="spellEnd"/>
-      <w:r>
-        <w:rPr>
-          <w:sz w:val="20"/>
-          <w:szCs w:val="20"/>
-        </w:rPr>
-        <w:t xml:space="preserve">(), </w:t>
-      </w:r>
-      <w:proofErr w:type="spellStart"/>
+        <w:t>(</w:t>
+      </w:r>
+      <w:proofErr w:type="gramEnd"/>
+      <w:r>
+        <w:rPr>
+          <w:sz w:val="20"/>
+          <w:szCs w:val="20"/>
+        </w:rPr>
+        <w:t xml:space="preserve">sock, </w:t>
+      </w:r>
+      <w:proofErr w:type="spellStart"/>
+      <w:r>
+        <w:rPr>
+          <w:sz w:val="20"/>
+          <w:szCs w:val="20"/>
+        </w:rPr>
+        <w:t>pkt.</w:t>
+      </w:r>
+      <w:proofErr w:type="gramStart"/>
+      <w:r>
+        <w:rPr>
+          <w:sz w:val="20"/>
+          <w:szCs w:val="20"/>
+        </w:rPr>
+        <w:t>data</w:t>
+      </w:r>
+      <w:proofErr w:type="spellEnd"/>
+      <w:r>
+        <w:rPr>
+          <w:sz w:val="20"/>
+          <w:szCs w:val="20"/>
+        </w:rPr>
+        <w:t>(</w:t>
+      </w:r>
+      <w:proofErr w:type="gramEnd"/>
+      <w:r>
+        <w:rPr>
+          <w:sz w:val="20"/>
+          <w:szCs w:val="20"/>
+        </w:rPr>
+        <w:t xml:space="preserve">), </w:t>
+      </w:r>
+      <w:proofErr w:type="spellStart"/>
+      <w:proofErr w:type="gramStart"/>
       <w:r>
         <w:rPr>
           <w:sz w:val="20"/>
@@ -9713,6 +11036,7 @@
         <w:t>pkt.size</w:t>
       </w:r>
       <w:proofErr w:type="spellEnd"/>
+      <w:proofErr w:type="gramEnd"/>
       <w:r>
         <w:rPr>
           <w:sz w:val="20"/>
@@ -9729,12 +11053,21 @@
         <w:t>sockaddr</w:t>
       </w:r>
       <w:proofErr w:type="spellEnd"/>
-      <w:r>
-        <w:rPr>
-          <w:sz w:val="20"/>
-          <w:szCs w:val="20"/>
-        </w:rPr>
-        <w:t xml:space="preserve">*)&amp;peer, </w:t>
+      <w:proofErr w:type="gramStart"/>
+      <w:r>
+        <w:rPr>
+          <w:sz w:val="20"/>
+          <w:szCs w:val="20"/>
+        </w:rPr>
+        <w:t>*)&amp;</w:t>
+      </w:r>
+      <w:proofErr w:type="gramEnd"/>
+      <w:r>
+        <w:rPr>
+          <w:sz w:val="20"/>
+          <w:szCs w:val="20"/>
+        </w:rPr>
+        <w:t xml:space="preserve">peer, </w:t>
       </w:r>
       <w:proofErr w:type="spellStart"/>
       <w:r>
@@ -9966,21 +11299,6 @@
           <w:sz w:val="20"/>
           <w:szCs w:val="20"/>
         </w:rPr>
-        <w:t>WARNING: CODE ONLY WORKS IN LINUX OR WSL ENVIRONMENT</w:t>
-      </w:r>
-    </w:p>
-    <w:p>
-      <w:pPr>
-        <w:rPr>
-          <w:sz w:val="20"/>
-          <w:szCs w:val="20"/>
-        </w:rPr>
-      </w:pPr>
-      <w:r>
-        <w:rPr>
-          <w:sz w:val="20"/>
-          <w:szCs w:val="20"/>
-        </w:rPr>
         <w:t>WINDOW1:</w:t>
       </w:r>
     </w:p>
@@ -9997,10 +11315,26 @@
           <w:szCs w:val="20"/>
         </w:rPr>
         <w:drawing>
-          <wp:inline distT="0" distB="0" distL="0" distR="0" wp14:anchorId="712671F8" wp14:editId="7386B4E9">
-            <wp:extent cx="5731510" cy="1931035"/>
-            <wp:effectExtent l="0" t="0" r="2540" b="0"/>
-            <wp:docPr id="502668283" name="Picture 1"/>
+          <wp:anchor distT="0" distB="0" distL="114300" distR="114300" simplePos="0" relativeHeight="251658240" behindDoc="1" locked="0" layoutInCell="1" allowOverlap="1" wp14:anchorId="34FBC826" wp14:editId="4EC5E4C3">
+            <wp:simplePos x="0" y="0"/>
+            <wp:positionH relativeFrom="margin">
+              <wp:align>left</wp:align>
+            </wp:positionH>
+            <wp:positionV relativeFrom="paragraph">
+              <wp:posOffset>10160</wp:posOffset>
+            </wp:positionV>
+            <wp:extent cx="4678680" cy="3160395"/>
+            <wp:effectExtent l="0" t="0" r="7620" b="1905"/>
+            <wp:wrapTight wrapText="bothSides">
+              <wp:wrapPolygon edited="0">
+                <wp:start x="0" y="0"/>
+                <wp:lineTo x="0" y="21483"/>
+                <wp:lineTo x="21547" y="21483"/>
+                <wp:lineTo x="21547" y="0"/>
+                <wp:lineTo x="0" y="0"/>
+              </wp:wrapPolygon>
+            </wp:wrapTight>
+            <wp:docPr id="1949325540" name="Picture 1"/>
             <wp:cNvGraphicFramePr>
               <a:graphicFrameLocks xmlns:a="http://schemas.openxmlformats.org/drawingml/2006/main" noChangeAspect="1"/>
             </wp:cNvGraphicFramePr>
@@ -10008,11 +11342,17 @@
               <a:graphicData uri="http://schemas.openxmlformats.org/drawingml/2006/picture">
                 <pic:pic xmlns:pic="http://schemas.openxmlformats.org/drawingml/2006/picture">
                   <pic:nvPicPr>
-                    <pic:cNvPr id="502668283" name=""/>
+                    <pic:cNvPr id="1949325540" name=""/>
                     <pic:cNvPicPr/>
                   </pic:nvPicPr>
                   <pic:blipFill>
-                    <a:blip r:embed="rId6"/>
+                    <a:blip r:embed="rId6">
+                      <a:extLst>
+                        <a:ext uri="{28A0092B-C50C-407E-A947-70E740481C1C}">
+                          <a14:useLocalDpi xmlns:a14="http://schemas.microsoft.com/office/drawing/2010/main" val="0"/>
+                        </a:ext>
+                      </a:extLst>
+                    </a:blip>
                     <a:stretch>
                       <a:fillRect/>
                     </a:stretch>
@@ -10020,7 +11360,7 @@
                   <pic:spPr>
                     <a:xfrm>
                       <a:off x="0" y="0"/>
-                      <a:ext cx="5731510" cy="1931035"/>
+                      <a:ext cx="4678680" cy="3160395"/>
                     </a:xfrm>
                     <a:prstGeom prst="rect">
                       <a:avLst/>
@@ -10029,7 +11369,13 @@
                 </pic:pic>
               </a:graphicData>
             </a:graphic>
-          </wp:inline>
+            <wp14:sizeRelH relativeFrom="margin">
+              <wp14:pctWidth>0</wp14:pctWidth>
+            </wp14:sizeRelH>
+            <wp14:sizeRelV relativeFrom="margin">
+              <wp14:pctHeight>0</wp14:pctHeight>
+            </wp14:sizeRelV>
+          </wp:anchor>
         </w:drawing>
       </w:r>
     </w:p>
@@ -10040,13 +11386,86 @@
           <w:szCs w:val="20"/>
         </w:rPr>
       </w:pPr>
-      <w:r>
-        <w:rPr>
-          <w:sz w:val="20"/>
-          <w:szCs w:val="20"/>
-        </w:rPr>
-        <w:t>WINDOW 2:</w:t>
-      </w:r>
+    </w:p>
+    <w:p>
+      <w:pPr>
+        <w:rPr>
+          <w:sz w:val="20"/>
+          <w:szCs w:val="20"/>
+        </w:rPr>
+      </w:pPr>
+    </w:p>
+    <w:p>
+      <w:pPr>
+        <w:rPr>
+          <w:sz w:val="20"/>
+          <w:szCs w:val="20"/>
+        </w:rPr>
+      </w:pPr>
+    </w:p>
+    <w:p>
+      <w:pPr>
+        <w:rPr>
+          <w:sz w:val="20"/>
+          <w:szCs w:val="20"/>
+        </w:rPr>
+      </w:pPr>
+    </w:p>
+    <w:p>
+      <w:pPr>
+        <w:rPr>
+          <w:sz w:val="20"/>
+          <w:szCs w:val="20"/>
+        </w:rPr>
+      </w:pPr>
+    </w:p>
+    <w:p>
+      <w:pPr>
+        <w:rPr>
+          <w:sz w:val="20"/>
+          <w:szCs w:val="20"/>
+        </w:rPr>
+      </w:pPr>
+    </w:p>
+    <w:p>
+      <w:pPr>
+        <w:rPr>
+          <w:sz w:val="20"/>
+          <w:szCs w:val="20"/>
+        </w:rPr>
+      </w:pPr>
+    </w:p>
+    <w:p>
+      <w:pPr>
+        <w:rPr>
+          <w:sz w:val="20"/>
+          <w:szCs w:val="20"/>
+        </w:rPr>
+      </w:pPr>
+    </w:p>
+    <w:p>
+      <w:pPr>
+        <w:rPr>
+          <w:sz w:val="20"/>
+          <w:szCs w:val="20"/>
+        </w:rPr>
+      </w:pPr>
+    </w:p>
+    <w:p>
+      <w:pPr>
+        <w:rPr>
+          <w:sz w:val="20"/>
+          <w:szCs w:val="20"/>
+        </w:rPr>
+      </w:pPr>
+    </w:p>
+    <w:p>
+      <w:pPr>
+        <w:rPr>
+          <w:sz w:val="20"/>
+          <w:szCs w:val="20"/>
+        </w:rPr>
+      </w:pPr>
     </w:p>
     <w:p>
       <w:pPr>
@@ -10061,10 +11480,26 @@
           <w:szCs w:val="20"/>
         </w:rPr>
         <w:drawing>
-          <wp:inline distT="0" distB="0" distL="0" distR="0" wp14:anchorId="167C9F8D" wp14:editId="1BB0AFF1">
-            <wp:extent cx="5731510" cy="2770505"/>
-            <wp:effectExtent l="0" t="0" r="2540" b="0"/>
-            <wp:docPr id="160324686" name="Picture 1"/>
+          <wp:anchor distT="0" distB="0" distL="114300" distR="114300" simplePos="0" relativeHeight="251659264" behindDoc="1" locked="0" layoutInCell="1" allowOverlap="1" wp14:anchorId="4D0DE025" wp14:editId="3C20A064">
+            <wp:simplePos x="0" y="0"/>
+            <wp:positionH relativeFrom="column">
+              <wp:posOffset>15240</wp:posOffset>
+            </wp:positionH>
+            <wp:positionV relativeFrom="paragraph">
+              <wp:posOffset>415290</wp:posOffset>
+            </wp:positionV>
+            <wp:extent cx="5731510" cy="3553460"/>
+            <wp:effectExtent l="0" t="0" r="2540" b="8890"/>
+            <wp:wrapTight wrapText="bothSides">
+              <wp:wrapPolygon edited="0">
+                <wp:start x="0" y="0"/>
+                <wp:lineTo x="0" y="21538"/>
+                <wp:lineTo x="21538" y="21538"/>
+                <wp:lineTo x="21538" y="0"/>
+                <wp:lineTo x="0" y="0"/>
+              </wp:wrapPolygon>
+            </wp:wrapTight>
+            <wp:docPr id="1465715851" name="Picture 1"/>
             <wp:cNvGraphicFramePr>
               <a:graphicFrameLocks xmlns:a="http://schemas.openxmlformats.org/drawingml/2006/main" noChangeAspect="1"/>
             </wp:cNvGraphicFramePr>
@@ -10072,11 +11507,17 @@
               <a:graphicData uri="http://schemas.openxmlformats.org/drawingml/2006/picture">
                 <pic:pic xmlns:pic="http://schemas.openxmlformats.org/drawingml/2006/picture">
                   <pic:nvPicPr>
-                    <pic:cNvPr id="160324686" name=""/>
+                    <pic:cNvPr id="1465715851" name=""/>
                     <pic:cNvPicPr/>
                   </pic:nvPicPr>
                   <pic:blipFill>
-                    <a:blip r:embed="rId7"/>
+                    <a:blip r:embed="rId7">
+                      <a:extLst>
+                        <a:ext uri="{28A0092B-C50C-407E-A947-70E740481C1C}">
+                          <a14:useLocalDpi xmlns:a14="http://schemas.microsoft.com/office/drawing/2010/main" val="0"/>
+                        </a:ext>
+                      </a:extLst>
+                    </a:blip>
                     <a:stretch>
                       <a:fillRect/>
                     </a:stretch>
@@ -10084,7 +11525,7 @@
                   <pic:spPr>
                     <a:xfrm>
                       <a:off x="0" y="0"/>
-                      <a:ext cx="5731510" cy="2770505"/>
+                      <a:ext cx="5731510" cy="3553460"/>
                     </a:xfrm>
                     <a:prstGeom prst="rect">
                       <a:avLst/>
@@ -10093,9 +11534,33 @@
                 </pic:pic>
               </a:graphicData>
             </a:graphic>
-          </wp:inline>
+          </wp:anchor>
         </w:drawing>
       </w:r>
+      <w:r>
+        <w:rPr>
+          <w:sz w:val="20"/>
+          <w:szCs w:val="20"/>
+        </w:rPr>
+        <w:t>WINDOW 2:</w:t>
+      </w:r>
+    </w:p>
+    <w:p>
+      <w:pPr>
+        <w:rPr>
+          <w:noProof/>
+          <w:sz w:val="20"/>
+          <w:szCs w:val="20"/>
+        </w:rPr>
+      </w:pPr>
+    </w:p>
+    <w:p>
+      <w:pPr>
+        <w:rPr>
+          <w:sz w:val="20"/>
+          <w:szCs w:val="20"/>
+        </w:rPr>
+      </w:pPr>
     </w:p>
     <w:sectPr>
       <w:headerReference w:type="default" r:id="rId8"/>
@@ -10171,19 +11636,43 @@
       <w:rPr>
         <w:lang w:val="en-US"/>
       </w:rPr>
-      <w:t xml:space="preserve">NAME: NARESH ASHOK MALI                          </w:t>
+      <w:t>NAME:</w:t>
     </w:r>
     <w:r>
       <w:rPr>
         <w:lang w:val="en-US"/>
       </w:rPr>
-      <w:t>PRACTICAL:03</w:t>
+      <w:t xml:space="preserve"> TEJAS NALAWADE</w:t>
     </w:r>
     <w:r>
       <w:rPr>
         <w:lang w:val="en-US"/>
       </w:rPr>
-      <w:t xml:space="preserve">                              ROLL NO. TCOD06                                              </w:t>
+      <w:t xml:space="preserve">                          PRACTICAL:</w:t>
+    </w:r>
+    <w:r>
+      <w:rPr>
+        <w:lang w:val="en-US"/>
+      </w:rPr>
+      <w:t xml:space="preserve"> </w:t>
+    </w:r>
+    <w:r>
+      <w:rPr>
+        <w:lang w:val="en-US"/>
+      </w:rPr>
+      <w:t>03                              ROLL NO. TCOD0</w:t>
+    </w:r>
+    <w:r>
+      <w:rPr>
+        <w:lang w:val="en-US"/>
+      </w:rPr>
+      <w:t>1</w:t>
+    </w:r>
+    <w:r>
+      <w:rPr>
+        <w:lang w:val="en-US"/>
+      </w:rPr>
+      <w:t xml:space="preserve">                                              </w:t>
     </w:r>
   </w:p>
 </w:hdr>
@@ -10792,6 +12281,7 @@
   <w:style w:type="character" w:default="1" w:styleId="DefaultParagraphFont">
     <w:name w:val="Default Paragraph Font"/>
     <w:uiPriority w:val="1"/>
+    <w:semiHidden/>
     <w:unhideWhenUsed/>
   </w:style>
   <w:style w:type="table" w:default="1" w:styleId="TableNormal">
